--- a/docs/Laporan_UAS_Blockchain.docx
+++ b/docs/Laporan_UAS_Blockchain.docx
@@ -4,14 +4,14 @@
   <w:body>
     <w:p>
       <w:pPr>
-        <w:spacing w:after="40"/>
+        <w:spacing w:before="0" w:after="40"/>
         <w:jc w:val="center"/>
       </w:pPr>
       <w:r>
         <w:rPr>
           <w:rFonts w:ascii="Calibri" w:hAnsi="Calibri"/>
           <w:b/>
-          <w:color w:val="1B5E20"/>
+          <w:color w:val="000000"/>
           <w:sz w:val="24"/>
         </w:rPr>
         <w:t>UNIVERSITAS SILIWANGI</w:t>
@@ -23,28 +23,29 @@
     </w:p>
     <w:p>
       <w:pPr>
-        <w:spacing w:before="160" w:after="40"/>
+        <w:spacing w:before="200" w:after="40"/>
         <w:jc w:val="center"/>
       </w:pPr>
       <w:r>
         <w:rPr>
           <w:rFonts w:ascii="Calibri" w:hAnsi="Calibri"/>
           <w:b/>
-          <w:color w:val="1B5E20"/>
-          <w:sz w:val="32"/>
+          <w:color w:val="000000"/>
+          <w:sz w:val="30"/>
         </w:rPr>
         <w:t>LAPORAN KEGIATAN BLOCKCHAIN (UAS KELOMPOK)</w:t>
       </w:r>
     </w:p>
     <w:p>
       <w:pPr>
-        <w:spacing w:after="280"/>
+        <w:spacing w:before="0" w:after="280"/>
         <w:jc w:val="center"/>
       </w:pPr>
       <w:r>
         <w:rPr>
           <w:rFonts w:ascii="Calibri" w:hAnsi="Calibri"/>
           <w:i/>
+          <w:color w:val="000000"/>
           <w:sz w:val="22"/>
         </w:rPr>
         <w:t>Tahun Akademik 2026/2027 Semester Ganjil</w:t>
@@ -55,6 +56,14 @@
         <w:tblW w:type="auto" w:w="0"/>
         <w:jc w:val="center"/>
         <w:tblLook w:firstColumn="1" w:firstRow="1" w:lastColumn="0" w:lastRow="0" w:noHBand="0" w:noVBand="1" w:val="04A0"/>
+        <w:tblBorders>
+          <w:top w:val="single" w:sz="8" w:space="0" w:color="000000"/>
+          <w:bottom w:val="single" w:sz="8" w:space="0" w:color="000000"/>
+          <w:left w:val="none"/>
+          <w:right w:val="none"/>
+          <w:insideH w:val="single" w:sz="4" w:space="0" w:color="D0D0D0"/>
+          <w:insideV w:val="none"/>
+        </w:tblBorders>
       </w:tblPr>
       <w:tblGrid>
         <w:gridCol w:w="4680"/>
@@ -64,23 +73,24 @@
         <w:tc>
           <w:tcPr>
             <w:tcW w:type="dxa" w:w="2880"/>
-            <w:shd w:fill="1B5E20"/>
+            <w:shd w:fill="EAEAEA"/>
             <w:tcMar>
               <w:top w:w="120" w:type="dxa"/>
               <w:bottom w:w="120" w:type="dxa"/>
-              <w:left w:w="150" w:type="dxa"/>
-              <w:right w:w="150" w:type="dxa"/>
+              <w:left w:w="140" w:type="dxa"/>
+              <w:right w:w="140" w:type="dxa"/>
             </w:tcMar>
           </w:tcPr>
           <w:p>
             <w:pPr>
+              <w:spacing w:before="0" w:after="0"/>
               <w:jc w:val="left"/>
             </w:pPr>
             <w:r>
               <w:rPr>
                 <w:rFonts w:ascii="Calibri" w:hAnsi="Calibri"/>
                 <w:b/>
-                <w:color w:val="FFFFFF"/>
+                <w:color w:val="000000"/>
                 <w:sz w:val="20"/>
               </w:rPr>
               <w:t>Identitas</w:t>
@@ -90,23 +100,24 @@
         <w:tc>
           <w:tcPr>
             <w:tcW w:type="dxa" w:w="6480"/>
-            <w:shd w:fill="1B5E20"/>
+            <w:shd w:fill="EAEAEA"/>
             <w:tcMar>
               <w:top w:w="120" w:type="dxa"/>
               <w:bottom w:w="120" w:type="dxa"/>
-              <w:left w:w="150" w:type="dxa"/>
-              <w:right w:w="150" w:type="dxa"/>
+              <w:left w:w="140" w:type="dxa"/>
+              <w:right w:w="140" w:type="dxa"/>
             </w:tcMar>
           </w:tcPr>
           <w:p>
             <w:pPr>
+              <w:spacing w:before="0" w:after="0"/>
               <w:jc w:val="left"/>
             </w:pPr>
             <w:r>
               <w:rPr>
                 <w:rFonts w:ascii="Calibri" w:hAnsi="Calibri"/>
                 <w:b/>
-                <w:color w:val="FFFFFF"/>
+                <w:color w:val="000000"/>
                 <w:sz w:val="20"/>
               </w:rPr>
               <w:t>Isian</w:t>
@@ -120,10 +131,10 @@
             <w:tcW w:type="dxa" w:w="2880"/>
             <w:shd w:fill="FFFFFF"/>
             <w:tcMar>
-              <w:top w:w="100" w:type="dxa"/>
-              <w:bottom w:w="100" w:type="dxa"/>
-              <w:left w:w="150" w:type="dxa"/>
-              <w:right w:w="150" w:type="dxa"/>
+              <w:top w:w="90" w:type="dxa"/>
+              <w:bottom w:w="90" w:type="dxa"/>
+              <w:left w:w="140" w:type="dxa"/>
+              <w:right w:w="140" w:type="dxa"/>
             </w:tcMar>
           </w:tcPr>
           <w:p>
@@ -133,7 +144,7 @@
             <w:r>
               <w:rPr>
                 <w:rFonts w:ascii="Calibri" w:hAnsi="Calibri"/>
-                <w:color w:val="1D1D1D"/>
+                <w:color w:val="000000"/>
                 <w:sz w:val="19"/>
               </w:rPr>
               <w:t>Jenis laporan</w:t>
@@ -145,10 +156,10 @@
             <w:tcW w:type="dxa" w:w="6480"/>
             <w:shd w:fill="FFFFFF"/>
             <w:tcMar>
-              <w:top w:w="100" w:type="dxa"/>
-              <w:bottom w:w="100" w:type="dxa"/>
-              <w:left w:w="150" w:type="dxa"/>
-              <w:right w:w="150" w:type="dxa"/>
+              <w:top w:w="90" w:type="dxa"/>
+              <w:bottom w:w="90" w:type="dxa"/>
+              <w:left w:w="140" w:type="dxa"/>
+              <w:right w:w="140" w:type="dxa"/>
             </w:tcMar>
           </w:tcPr>
           <w:p>
@@ -158,7 +169,7 @@
             <w:r>
               <w:rPr>
                 <w:rFonts w:ascii="Calibri" w:hAnsi="Calibri"/>
-                <w:color w:val="1D1D1D"/>
+                <w:color w:val="000000"/>
                 <w:sz w:val="19"/>
               </w:rPr>
               <w:t>UAS kelompok</w:t>
@@ -170,12 +181,12 @@
         <w:tc>
           <w:tcPr>
             <w:tcW w:type="dxa" w:w="2880"/>
-            <w:shd w:fill="F6F8F6"/>
+            <w:shd w:fill="F9F9F9"/>
             <w:tcMar>
-              <w:top w:w="100" w:type="dxa"/>
-              <w:bottom w:w="100" w:type="dxa"/>
-              <w:left w:w="150" w:type="dxa"/>
-              <w:right w:w="150" w:type="dxa"/>
+              <w:top w:w="90" w:type="dxa"/>
+              <w:bottom w:w="90" w:type="dxa"/>
+              <w:left w:w="140" w:type="dxa"/>
+              <w:right w:w="140" w:type="dxa"/>
             </w:tcMar>
           </w:tcPr>
           <w:p>
@@ -185,7 +196,7 @@
             <w:r>
               <w:rPr>
                 <w:rFonts w:ascii="Calibri" w:hAnsi="Calibri"/>
-                <w:color w:val="1D1D1D"/>
+                <w:color w:val="000000"/>
                 <w:sz w:val="19"/>
               </w:rPr>
               <w:t>Judul kasus atau proyek</w:t>
@@ -195,12 +206,12 @@
         <w:tc>
           <w:tcPr>
             <w:tcW w:type="dxa" w:w="6480"/>
-            <w:shd w:fill="F6F8F6"/>
+            <w:shd w:fill="F9F9F9"/>
             <w:tcMar>
-              <w:top w:w="100" w:type="dxa"/>
-              <w:bottom w:w="100" w:type="dxa"/>
-              <w:left w:w="150" w:type="dxa"/>
-              <w:right w:w="150" w:type="dxa"/>
+              <w:top w:w="90" w:type="dxa"/>
+              <w:bottom w:w="90" w:type="dxa"/>
+              <w:left w:w="140" w:type="dxa"/>
+              <w:right w:w="140" w:type="dxa"/>
             </w:tcMar>
           </w:tcPr>
           <w:p>
@@ -210,7 +221,7 @@
             <w:r>
               <w:rPr>
                 <w:rFonts w:ascii="Calibri" w:hAnsi="Calibri"/>
-                <w:color w:val="1D1D1D"/>
+                <w:color w:val="000000"/>
                 <w:sz w:val="19"/>
               </w:rPr>
               <w:t>Rancang Bangun Sistem Simulasi Verifikasi Kredensial Akademik Berbasis Smart Contract Solidity dan Antarmuka DApp pada Jaringan Lokal Hardhat yang Patuh Regulasi Privasi Data</w:t>
@@ -224,10 +235,10 @@
             <w:tcW w:type="dxa" w:w="2880"/>
             <w:shd w:fill="FFFFFF"/>
             <w:tcMar>
-              <w:top w:w="100" w:type="dxa"/>
-              <w:bottom w:w="100" w:type="dxa"/>
-              <w:left w:w="150" w:type="dxa"/>
-              <w:right w:w="150" w:type="dxa"/>
+              <w:top w:w="90" w:type="dxa"/>
+              <w:bottom w:w="90" w:type="dxa"/>
+              <w:left w:w="140" w:type="dxa"/>
+              <w:right w:w="140" w:type="dxa"/>
             </w:tcMar>
           </w:tcPr>
           <w:p>
@@ -237,7 +248,7 @@
             <w:r>
               <w:rPr>
                 <w:rFonts w:ascii="Calibri" w:hAnsi="Calibri"/>
-                <w:color w:val="1D1D1D"/>
+                <w:color w:val="000000"/>
                 <w:sz w:val="19"/>
               </w:rPr>
               <w:t>Nama dan NPM</w:t>
@@ -249,10 +260,10 @@
             <w:tcW w:type="dxa" w:w="6480"/>
             <w:shd w:fill="FFFFFF"/>
             <w:tcMar>
-              <w:top w:w="100" w:type="dxa"/>
-              <w:bottom w:w="100" w:type="dxa"/>
-              <w:left w:w="150" w:type="dxa"/>
-              <w:right w:w="150" w:type="dxa"/>
+              <w:top w:w="90" w:type="dxa"/>
+              <w:bottom w:w="90" w:type="dxa"/>
+              <w:left w:w="140" w:type="dxa"/>
+              <w:right w:w="140" w:type="dxa"/>
             </w:tcMar>
           </w:tcPr>
           <w:p>
@@ -262,7 +273,7 @@
             <w:r>
               <w:rPr>
                 <w:rFonts w:ascii="Calibri" w:hAnsi="Calibri"/>
-                <w:color w:val="1D1D1D"/>
+                <w:color w:val="000000"/>
                 <w:sz w:val="19"/>
               </w:rPr>
               <w:t>Hidayatullah — NPM: 237006000 (Anggota C / Mahasiswa)</w:t>
@@ -274,12 +285,12 @@
         <w:tc>
           <w:tcPr>
             <w:tcW w:type="dxa" w:w="2880"/>
-            <w:shd w:fill="F6F8F6"/>
+            <w:shd w:fill="F9F9F9"/>
             <w:tcMar>
-              <w:top w:w="100" w:type="dxa"/>
-              <w:bottom w:w="100" w:type="dxa"/>
-              <w:left w:w="150" w:type="dxa"/>
-              <w:right w:w="150" w:type="dxa"/>
+              <w:top w:w="90" w:type="dxa"/>
+              <w:bottom w:w="90" w:type="dxa"/>
+              <w:left w:w="140" w:type="dxa"/>
+              <w:right w:w="140" w:type="dxa"/>
             </w:tcMar>
           </w:tcPr>
           <w:p>
@@ -289,7 +300,7 @@
             <w:r>
               <w:rPr>
                 <w:rFonts w:ascii="Calibri" w:hAnsi="Calibri"/>
-                <w:color w:val="1D1D1D"/>
+                <w:color w:val="000000"/>
                 <w:sz w:val="19"/>
               </w:rPr>
               <w:t>Anggota dan peran (UAS)</w:t>
@@ -299,12 +310,12 @@
         <w:tc>
           <w:tcPr>
             <w:tcW w:type="dxa" w:w="6480"/>
-            <w:shd w:fill="F6F8F6"/>
+            <w:shd w:fill="F9F9F9"/>
             <w:tcMar>
-              <w:top w:w="100" w:type="dxa"/>
-              <w:bottom w:w="100" w:type="dxa"/>
-              <w:left w:w="150" w:type="dxa"/>
-              <w:right w:w="150" w:type="dxa"/>
+              <w:top w:w="90" w:type="dxa"/>
+              <w:bottom w:w="90" w:type="dxa"/>
+              <w:left w:w="140" w:type="dxa"/>
+              <w:right w:w="140" w:type="dxa"/>
             </w:tcMar>
           </w:tcPr>
           <w:p>
@@ -314,7 +325,7 @@
             <w:r>
               <w:rPr>
                 <w:rFonts w:ascii="Calibri" w:hAnsi="Calibri"/>
-                <w:color w:val="1D1D1D"/>
+                <w:color w:val="000000"/>
                 <w:sz w:val="19"/>
               </w:rPr>
               <w:t>1. Pandu Dwi Ashidiq — NPM: 237006001 — Anggota A: Smart Contract &amp; Arsitektur (Commit: ca41dda, 91ff362)</w:t>
@@ -334,10 +345,10 @@
             <w:tcW w:type="dxa" w:w="2880"/>
             <w:shd w:fill="FFFFFF"/>
             <w:tcMar>
-              <w:top w:w="100" w:type="dxa"/>
-              <w:bottom w:w="100" w:type="dxa"/>
-              <w:left w:w="150" w:type="dxa"/>
-              <w:right w:w="150" w:type="dxa"/>
+              <w:top w:w="90" w:type="dxa"/>
+              <w:bottom w:w="90" w:type="dxa"/>
+              <w:left w:w="140" w:type="dxa"/>
+              <w:right w:w="140" w:type="dxa"/>
             </w:tcMar>
           </w:tcPr>
           <w:p>
@@ -347,7 +358,7 @@
             <w:r>
               <w:rPr>
                 <w:rFonts w:ascii="Calibri" w:hAnsi="Calibri"/>
-                <w:color w:val="1D1D1D"/>
+                <w:color w:val="000000"/>
                 <w:sz w:val="19"/>
               </w:rPr>
               <w:t>Kelas / semester</w:t>
@@ -359,10 +370,10 @@
             <w:tcW w:type="dxa" w:w="6480"/>
             <w:shd w:fill="FFFFFF"/>
             <w:tcMar>
-              <w:top w:w="100" w:type="dxa"/>
-              <w:bottom w:w="100" w:type="dxa"/>
-              <w:left w:w="150" w:type="dxa"/>
-              <w:right w:w="150" w:type="dxa"/>
+              <w:top w:w="90" w:type="dxa"/>
+              <w:bottom w:w="90" w:type="dxa"/>
+              <w:left w:w="140" w:type="dxa"/>
+              <w:right w:w="140" w:type="dxa"/>
             </w:tcMar>
           </w:tcPr>
           <w:p>
@@ -372,7 +383,7 @@
             <w:r>
               <w:rPr>
                 <w:rFonts w:ascii="Calibri" w:hAnsi="Calibri"/>
-                <w:color w:val="1D1D1D"/>
+                <w:color w:val="000000"/>
                 <w:sz w:val="19"/>
               </w:rPr>
               <w:t>Informatika / 7</w:t>
@@ -384,12 +395,12 @@
         <w:tc>
           <w:tcPr>
             <w:tcW w:type="dxa" w:w="2880"/>
-            <w:shd w:fill="F6F8F6"/>
+            <w:shd w:fill="F9F9F9"/>
             <w:tcMar>
-              <w:top w:w="100" w:type="dxa"/>
-              <w:bottom w:w="100" w:type="dxa"/>
-              <w:left w:w="150" w:type="dxa"/>
-              <w:right w:w="150" w:type="dxa"/>
+              <w:top w:w="90" w:type="dxa"/>
+              <w:bottom w:w="90" w:type="dxa"/>
+              <w:left w:w="140" w:type="dxa"/>
+              <w:right w:w="140" w:type="dxa"/>
             </w:tcMar>
           </w:tcPr>
           <w:p>
@@ -399,7 +410,7 @@
             <w:r>
               <w:rPr>
                 <w:rFonts w:ascii="Calibri" w:hAnsi="Calibri"/>
-                <w:color w:val="1D1D1D"/>
+                <w:color w:val="000000"/>
                 <w:sz w:val="19"/>
               </w:rPr>
               <w:t>Mata kuliah / kode</w:t>
@@ -409,12 +420,12 @@
         <w:tc>
           <w:tcPr>
             <w:tcW w:type="dxa" w:w="6480"/>
-            <w:shd w:fill="F6F8F6"/>
+            <w:shd w:fill="F9F9F9"/>
             <w:tcMar>
-              <w:top w:w="100" w:type="dxa"/>
-              <w:bottom w:w="100" w:type="dxa"/>
-              <w:left w:w="150" w:type="dxa"/>
-              <w:right w:w="150" w:type="dxa"/>
+              <w:top w:w="90" w:type="dxa"/>
+              <w:bottom w:w="90" w:type="dxa"/>
+              <w:left w:w="140" w:type="dxa"/>
+              <w:right w:w="140" w:type="dxa"/>
             </w:tcMar>
           </w:tcPr>
           <w:p>
@@ -424,7 +435,7 @@
             <w:r>
               <w:rPr>
                 <w:rFonts w:ascii="Calibri" w:hAnsi="Calibri"/>
-                <w:color w:val="1D1D1D"/>
+                <w:color w:val="000000"/>
                 <w:sz w:val="19"/>
               </w:rPr>
               <w:t>Blockchain / KP70067008</w:t>
@@ -438,10 +449,10 @@
             <w:tcW w:type="dxa" w:w="2880"/>
             <w:shd w:fill="FFFFFF"/>
             <w:tcMar>
-              <w:top w:w="100" w:type="dxa"/>
-              <w:bottom w:w="100" w:type="dxa"/>
-              <w:left w:w="150" w:type="dxa"/>
-              <w:right w:w="150" w:type="dxa"/>
+              <w:top w:w="90" w:type="dxa"/>
+              <w:bottom w:w="90" w:type="dxa"/>
+              <w:left w:w="140" w:type="dxa"/>
+              <w:right w:w="140" w:type="dxa"/>
             </w:tcMar>
           </w:tcPr>
           <w:p>
@@ -451,7 +462,7 @@
             <w:r>
               <w:rPr>
                 <w:rFonts w:ascii="Calibri" w:hAnsi="Calibri"/>
-                <w:color w:val="1D1D1D"/>
+                <w:color w:val="000000"/>
                 <w:sz w:val="19"/>
               </w:rPr>
               <w:t>Dosen pengampu</w:t>
@@ -463,10 +474,10 @@
             <w:tcW w:type="dxa" w:w="6480"/>
             <w:shd w:fill="FFFFFF"/>
             <w:tcMar>
-              <w:top w:w="100" w:type="dxa"/>
-              <w:bottom w:w="100" w:type="dxa"/>
-              <w:left w:w="150" w:type="dxa"/>
-              <w:right w:w="150" w:type="dxa"/>
+              <w:top w:w="90" w:type="dxa"/>
+              <w:bottom w:w="90" w:type="dxa"/>
+              <w:left w:w="140" w:type="dxa"/>
+              <w:right w:w="140" w:type="dxa"/>
             </w:tcMar>
           </w:tcPr>
           <w:p>
@@ -476,7 +487,7 @@
             <w:r>
               <w:rPr>
                 <w:rFonts w:ascii="Calibri" w:hAnsi="Calibri"/>
-                <w:color w:val="1D1D1D"/>
+                <w:color w:val="000000"/>
                 <w:sz w:val="19"/>
               </w:rPr>
               <w:t>Dr. Ir. Nur Widiyasono, M.Kom.</w:t>
@@ -488,12 +499,12 @@
         <w:tc>
           <w:tcPr>
             <w:tcW w:type="dxa" w:w="2880"/>
-            <w:shd w:fill="F6F8F6"/>
+            <w:shd w:fill="F9F9F9"/>
             <w:tcMar>
-              <w:top w:w="100" w:type="dxa"/>
-              <w:bottom w:w="100" w:type="dxa"/>
-              <w:left w:w="150" w:type="dxa"/>
-              <w:right w:w="150" w:type="dxa"/>
+              <w:top w:w="90" w:type="dxa"/>
+              <w:bottom w:w="90" w:type="dxa"/>
+              <w:left w:w="140" w:type="dxa"/>
+              <w:right w:w="140" w:type="dxa"/>
             </w:tcMar>
           </w:tcPr>
           <w:p>
@@ -503,7 +514,7 @@
             <w:r>
               <w:rPr>
                 <w:rFonts w:ascii="Calibri" w:hAnsi="Calibri"/>
-                <w:color w:val="1D1D1D"/>
+                <w:color w:val="000000"/>
                 <w:sz w:val="19"/>
               </w:rPr>
               <w:t>Tanggal kegiatan</w:t>
@@ -513,12 +524,12 @@
         <w:tc>
           <w:tcPr>
             <w:tcW w:type="dxa" w:w="6480"/>
-            <w:shd w:fill="F6F8F6"/>
+            <w:shd w:fill="F9F9F9"/>
             <w:tcMar>
-              <w:top w:w="100" w:type="dxa"/>
-              <w:bottom w:w="100" w:type="dxa"/>
-              <w:left w:w="150" w:type="dxa"/>
-              <w:right w:w="150" w:type="dxa"/>
+              <w:top w:w="90" w:type="dxa"/>
+              <w:bottom w:w="90" w:type="dxa"/>
+              <w:left w:w="140" w:type="dxa"/>
+              <w:right w:w="140" w:type="dxa"/>
             </w:tcMar>
           </w:tcPr>
           <w:p>
@@ -528,7 +539,7 @@
             <w:r>
               <w:rPr>
                 <w:rFonts w:ascii="Calibri" w:hAnsi="Calibri"/>
-                <w:color w:val="1D1D1D"/>
+                <w:color w:val="000000"/>
                 <w:sz w:val="19"/>
               </w:rPr>
               <w:t>26 Oktober 2026</w:t>
@@ -539,30 +550,28 @@
     </w:tbl>
     <w:p>
       <w:pPr>
-        <w:keepNext/>
-        <w:spacing w:before="320" w:after="120"/>
+        <w:spacing w:before="0" w:after="120"/>
+      </w:pPr>
+    </w:p>
+    <w:p>
+      <w:pPr>
+        <w:pStyle w:val="Heading1"/>
       </w:pPr>
       <w:r>
-        <w:rPr>
-          <w:rFonts w:ascii="Calibri" w:hAnsi="Calibri"/>
-          <w:b/>
-          <w:color w:val="1B5E20"/>
-          <w:sz w:val="26"/>
-        </w:rPr>
         <w:t>Ringkasan Kegiatan</w:t>
       </w:r>
     </w:p>
     <w:p>
       <w:pPr>
-        <w:spacing w:before="0" w:after="120" w:line="276" w:lineRule="auto"/>
-        <w:jc w:val="left"/>
+        <w:spacing w:before="0" w:after="80" w:line="276" w:lineRule="auto"/>
+        <w:jc w:val="both"/>
       </w:pPr>
       <w:r>
         <w:rPr>
           <w:rFonts w:ascii="Calibri" w:hAnsi="Calibri"/>
           <w:b w:val="0"/>
           <w:i w:val="0"/>
-          <w:color w:val="1D1D1D"/>
+          <w:color w:val="000000"/>
           <w:sz w:val="22"/>
         </w:rPr>
         <w:t>Praktik pemalsuan ijazah dan inefisiensi verifikasi manual dokumen kelulusan konvensional menjadi permasalahan mendasar dalam tata kelola administrasi akademik perguruan tinggi. Di sisi lain, sistem basis data terpusat rentan terhadap manipulasi internal (single point of failure) serta berisiko melanggar ketentuan kerahasiaan data pribadi apabila informasi mahasiswa dipublikasikan secara terbuka. Kegiatan proyek ini bertujuan merancang dan mengimplementasikan sistem simulasi verifikasi kredensial akademik terdesentralisasi menggunakan smart contract Solidity (AcademicCredential.sol) pada jaringan lokal Hardhat EVM (Chain ID: 31337) yang diintegrasikan dengan aplikasi web terdesentralisasi (DApp) berbasis Ethers.js v6. Metode yang diterapkan memisahkan secara ketat batas penyimpanan data: data sensitif (Personally Identifiable Information - PII) dan berkas fisik ijazah disimpan secara off-chain, sementara hanya sidik jari digital dokumen berupa hash kriptografis Keccak-256 32-byte (docHash), status validitas, dan jejak persetujuan pemilik (Holder Consent) yang dicatat secara on-chain.</w:t>
@@ -570,15 +579,15 @@
     </w:p>
     <w:p>
       <w:pPr>
-        <w:spacing w:before="0" w:after="120" w:line="276" w:lineRule="auto"/>
-        <w:jc w:val="left"/>
+        <w:spacing w:before="0" w:after="80" w:line="276" w:lineRule="auto"/>
+        <w:jc w:val="both"/>
       </w:pPr>
       <w:r>
         <w:rPr>
           <w:rFonts w:ascii="Calibri" w:hAnsi="Calibri"/>
           <w:b w:val="0"/>
           <w:i w:val="0"/>
-          <w:color w:val="1D1D1D"/>
+          <w:color w:val="000000"/>
           <w:sz w:val="22"/>
         </w:rPr>
         <w:t>Hasil pengujian menunjukkan sistem berhasil memverifikasi integritas dokumen secara instan dan bebas biaya gas (zero gas fee) melalui pemanggilan fungsi view. Pengujian unit mencakup 39 skenario dengan tingkat keberhasilan 100% (passing) serta capaian cakupan kode 100% pada statements, lines, dan functions, serta 89,71% pada branches. Audit keamanan berbasis metodologi STRIDE berhasil memitigasi kerentanan Gas Limit Denial of Service dengan membatasi batch issuance maksimal 50 data, menegakkan kontrol akses bertingkat (Role-Based Access Control), dan mengimplementasikan mekanisme jeda darurat (Pausable). Rekomendasi akhir menyarankan pemanfaatan Layer-2 Rollup untuk implementasi publik berskala nasional guna meminimalkan biaya transaksi, serta penggunaan Multi-Signature Wallet untuk desentralisasi wewenang institusi.</w:t>
@@ -586,45 +595,31 @@
     </w:p>
     <w:p>
       <w:pPr>
-        <w:keepNext/>
-        <w:spacing w:before="320" w:after="120"/>
+        <w:pStyle w:val="Heading1"/>
       </w:pPr>
       <w:r>
-        <w:rPr>
-          <w:rFonts w:ascii="Calibri" w:hAnsi="Calibri"/>
-          <w:b/>
-          <w:color w:val="1B5E20"/>
-          <w:sz w:val="26"/>
-        </w:rPr>
         <w:t>1 Pendahuluan</w:t>
       </w:r>
     </w:p>
     <w:p>
       <w:pPr>
-        <w:keepNext/>
-        <w:spacing w:before="160" w:after="80"/>
+        <w:pStyle w:val="Heading2"/>
       </w:pPr>
       <w:r>
-        <w:rPr>
-          <w:rFonts w:ascii="Calibri" w:hAnsi="Calibri"/>
-          <w:b/>
-          <w:color w:val="1B5E20"/>
-          <w:sz w:val="23"/>
-        </w:rPr>
         <w:t>1.1 Latar belakang dan tujuan</w:t>
       </w:r>
     </w:p>
     <w:p>
       <w:pPr>
-        <w:spacing w:before="0" w:after="120" w:line="276" w:lineRule="auto"/>
-        <w:jc w:val="left"/>
+        <w:spacing w:before="0" w:after="80" w:line="276" w:lineRule="auto"/>
+        <w:jc w:val="both"/>
       </w:pPr>
       <w:r>
         <w:rPr>
           <w:rFonts w:ascii="Calibri" w:hAnsi="Calibri"/>
           <w:b w:val="0"/>
           <w:i w:val="0"/>
-          <w:color w:val="1D1D1D"/>
+          <w:color w:val="000000"/>
           <w:sz w:val="22"/>
         </w:rPr>
         <w:t>Integritas kredensial akademik seperti ijazah dan transkrip nilai merupakan fondasi kepercayaan dunia industri terhadap lulusan perguruan tinggi. Namun, proses verifikasi ijazah saat ini masih didominasi mekanisme manual melalui surat konfirmasi resmi, legalisir basah, atau portal berbasis database sentral yang rentan terhadap pemalsuan data, serangan siber, dan kolusi internal.</w:t>
@@ -632,15 +627,15 @@
     </w:p>
     <w:p>
       <w:pPr>
-        <w:spacing w:before="0" w:after="120" w:line="276" w:lineRule="auto"/>
-        <w:jc w:val="left"/>
+        <w:spacing w:before="0" w:after="80" w:line="276" w:lineRule="auto"/>
+        <w:jc w:val="both"/>
       </w:pPr>
       <w:r>
         <w:rPr>
           <w:rFonts w:ascii="Calibri" w:hAnsi="Calibri"/>
           <w:b w:val="0"/>
           <w:i w:val="0"/>
-          <w:color w:val="1D1D1D"/>
+          <w:color w:val="000000"/>
           <w:sz w:val="22"/>
         </w:rPr>
         <w:t>Proyek ini bertujuan untuk: (1) Merancang arsitektur smart contract berbasis Ethereum Virtual Machine (EVM) dengan kontrol akses bertingkat (Admin, Issuer, Revoker) dan fitur persetujuan eksplisit pemilik data (Holder Consent); (2) Membangun antarmuka DApp modern yang menghubungkan dompet kripto (wallet) dengan smart contract untuk 4 peran pemangku kepentingan; (3) Menjamin kepatuhan sistem terhadap Undang-Undang No. 27 Tahun 2022 tentang Pelindungan Data Pribadi (UU PDP) melalui pendekatan client-side hashing dan pemisahan on-chain/off-chain; serta (4) Menguji keandalan kode melalui 39 unit test, mengukur metrik coverage, mendokumentasikan kasus debugging, dan melakukan audit keamanan menyeluruh.</w:t>
@@ -648,30 +643,23 @@
     </w:p>
     <w:p>
       <w:pPr>
-        <w:keepNext/>
-        <w:spacing w:before="160" w:after="80"/>
+        <w:pStyle w:val="Heading2"/>
       </w:pPr>
       <w:r>
-        <w:rPr>
-          <w:rFonts w:ascii="Calibri" w:hAnsi="Calibri"/>
-          <w:b/>
-          <w:color w:val="1B5E20"/>
-          <w:sz w:val="23"/>
-        </w:rPr>
         <w:t>1.2 Ruang lingkup</w:t>
       </w:r>
     </w:p>
     <w:p>
       <w:pPr>
-        <w:spacing w:before="0" w:after="120" w:line="276" w:lineRule="auto"/>
-        <w:jc w:val="left"/>
+        <w:spacing w:before="0" w:after="80" w:line="276" w:lineRule="auto"/>
+        <w:jc w:val="both"/>
       </w:pPr>
       <w:r>
         <w:rPr>
           <w:rFonts w:ascii="Calibri" w:hAnsi="Calibri"/>
           <w:b w:val="0"/>
           <w:i w:val="0"/>
-          <w:color w:val="1D1D1D"/>
+          <w:color w:val="000000"/>
           <w:sz w:val="22"/>
         </w:rPr>
         <w:t>Ruang lingkup kegiatan mencakup: (1) Dataset simulasi kredensial akademik dummy mahasiswa Universitas Siliwangi (contoh ID: UNSIL/INF/2026/001); (2) Jaringan lokal Hardhat Network (Chain ID: 31337, RPC: http://127.0.0.1:8545); (3) Smart contract Solidity versi 0.8.20 dengan modul OpenZeppelin AccessControl dan Pausable; (4) Antarmuka DApp web berbasis Ethers.js v6.13.4 yang terhubung ke MetaMask; dan (5) Batasan bahwa seluruh simulasi dijalankan pada lingkungan lokal tanpa menggunakan saldo ETH bernilai riil.</w:t>
@@ -679,16 +667,9 @@
     </w:p>
     <w:p>
       <w:pPr>
-        <w:keepNext/>
-        <w:spacing w:before="320" w:after="120"/>
+        <w:pStyle w:val="Heading1"/>
       </w:pPr>
       <w:r>
-        <w:rPr>
-          <w:rFonts w:ascii="Calibri" w:hAnsi="Calibri"/>
-          <w:b/>
-          <w:color w:val="1B5E20"/>
-          <w:sz w:val="26"/>
-        </w:rPr>
         <w:t>2 Data, Alat, dan Reproduksibilitas</w:t>
       </w:r>
     </w:p>
@@ -697,6 +678,14 @@
         <w:tblW w:type="auto" w:w="0"/>
         <w:jc w:val="center"/>
         <w:tblLook w:firstColumn="1" w:firstRow="1" w:lastColumn="0" w:lastRow="0" w:noHBand="0" w:noVBand="1" w:val="04A0"/>
+        <w:tblBorders>
+          <w:top w:val="single" w:sz="8" w:space="0" w:color="000000"/>
+          <w:bottom w:val="single" w:sz="8" w:space="0" w:color="000000"/>
+          <w:left w:val="none"/>
+          <w:right w:val="none"/>
+          <w:insideH w:val="single" w:sz="4" w:space="0" w:color="D0D0D0"/>
+          <w:insideV w:val="none"/>
+        </w:tblBorders>
       </w:tblPr>
       <w:tblGrid>
         <w:gridCol w:w="4680"/>
@@ -706,23 +695,24 @@
         <w:tc>
           <w:tcPr>
             <w:tcW w:type="dxa" w:w="2880"/>
-            <w:shd w:fill="1B5E20"/>
+            <w:shd w:fill="EAEAEA"/>
             <w:tcMar>
               <w:top w:w="120" w:type="dxa"/>
               <w:bottom w:w="120" w:type="dxa"/>
-              <w:left w:w="150" w:type="dxa"/>
-              <w:right w:w="150" w:type="dxa"/>
+              <w:left w:w="140" w:type="dxa"/>
+              <w:right w:w="140" w:type="dxa"/>
             </w:tcMar>
           </w:tcPr>
           <w:p>
             <w:pPr>
+              <w:spacing w:before="0" w:after="0"/>
               <w:jc w:val="left"/>
             </w:pPr>
             <w:r>
               <w:rPr>
                 <w:rFonts w:ascii="Calibri" w:hAnsi="Calibri"/>
                 <w:b/>
-                <w:color w:val="FFFFFF"/>
+                <w:color w:val="000000"/>
                 <w:sz w:val="20"/>
               </w:rPr>
               <w:t>Komponen</w:t>
@@ -732,23 +722,24 @@
         <w:tc>
           <w:tcPr>
             <w:tcW w:type="dxa" w:w="6480"/>
-            <w:shd w:fill="1B5E20"/>
+            <w:shd w:fill="EAEAEA"/>
             <w:tcMar>
               <w:top w:w="120" w:type="dxa"/>
               <w:bottom w:w="120" w:type="dxa"/>
-              <w:left w:w="150" w:type="dxa"/>
-              <w:right w:w="150" w:type="dxa"/>
+              <w:left w:w="140" w:type="dxa"/>
+              <w:right w:w="140" w:type="dxa"/>
             </w:tcMar>
           </w:tcPr>
           <w:p>
             <w:pPr>
+              <w:spacing w:before="0" w:after="0"/>
               <w:jc w:val="left"/>
             </w:pPr>
             <w:r>
               <w:rPr>
                 <w:rFonts w:ascii="Calibri" w:hAnsi="Calibri"/>
                 <w:b/>
-                <w:color w:val="FFFFFF"/>
+                <w:color w:val="000000"/>
                 <w:sz w:val="20"/>
               </w:rPr>
               <w:t>Keterangan / rujukan</w:t>
@@ -762,10 +753,10 @@
             <w:tcW w:type="dxa" w:w="2880"/>
             <w:shd w:fill="FFFFFF"/>
             <w:tcMar>
-              <w:top w:w="100" w:type="dxa"/>
-              <w:bottom w:w="100" w:type="dxa"/>
-              <w:left w:w="150" w:type="dxa"/>
-              <w:right w:w="150" w:type="dxa"/>
+              <w:top w:w="90" w:type="dxa"/>
+              <w:bottom w:w="90" w:type="dxa"/>
+              <w:left w:w="140" w:type="dxa"/>
+              <w:right w:w="140" w:type="dxa"/>
             </w:tcMar>
           </w:tcPr>
           <w:p>
@@ -775,7 +766,7 @@
             <w:r>
               <w:rPr>
                 <w:rFonts w:ascii="Calibri" w:hAnsi="Calibri"/>
-                <w:color w:val="1D1D1D"/>
+                <w:color w:val="000000"/>
                 <w:sz w:val="19"/>
               </w:rPr>
               <w:t>Dataset atau use case</w:t>
@@ -787,10 +778,10 @@
             <w:tcW w:type="dxa" w:w="6480"/>
             <w:shd w:fill="FFFFFF"/>
             <w:tcMar>
-              <w:top w:w="100" w:type="dxa"/>
-              <w:bottom w:w="100" w:type="dxa"/>
-              <w:left w:w="150" w:type="dxa"/>
-              <w:right w:w="150" w:type="dxa"/>
+              <w:top w:w="90" w:type="dxa"/>
+              <w:bottom w:w="90" w:type="dxa"/>
+              <w:left w:w="140" w:type="dxa"/>
+              <w:right w:w="140" w:type="dxa"/>
             </w:tcMar>
           </w:tcPr>
           <w:p>
@@ -800,7 +791,7 @@
             <w:r>
               <w:rPr>
                 <w:rFonts w:ascii="Calibri" w:hAnsi="Calibri"/>
-                <w:color w:val="1D1D1D"/>
+                <w:color w:val="000000"/>
                 <w:sz w:val="19"/>
               </w:rPr>
               <w:t>Simulasi Verifikasi Kredensial Akademik Universitas Siliwangi TA 2026/2027 (Data dummy ID kredensial, wallet mahasiswa, dan hash berkas PDF).</w:t>
@@ -812,12 +803,12 @@
         <w:tc>
           <w:tcPr>
             <w:tcW w:type="dxa" w:w="2880"/>
-            <w:shd w:fill="F6F8F6"/>
+            <w:shd w:fill="F9F9F9"/>
             <w:tcMar>
-              <w:top w:w="100" w:type="dxa"/>
-              <w:bottom w:w="100" w:type="dxa"/>
-              <w:left w:w="150" w:type="dxa"/>
-              <w:right w:w="150" w:type="dxa"/>
+              <w:top w:w="90" w:type="dxa"/>
+              <w:bottom w:w="90" w:type="dxa"/>
+              <w:left w:w="140" w:type="dxa"/>
+              <w:right w:w="140" w:type="dxa"/>
             </w:tcMar>
           </w:tcPr>
           <w:p>
@@ -827,7 +818,7 @@
             <w:r>
               <w:rPr>
                 <w:rFonts w:ascii="Calibri" w:hAnsi="Calibri"/>
-                <w:color w:val="1D1D1D"/>
+                <w:color w:val="000000"/>
                 <w:sz w:val="19"/>
               </w:rPr>
               <w:t>Lingkungan</w:t>
@@ -837,12 +828,12 @@
         <w:tc>
           <w:tcPr>
             <w:tcW w:type="dxa" w:w="6480"/>
-            <w:shd w:fill="F6F8F6"/>
+            <w:shd w:fill="F9F9F9"/>
             <w:tcMar>
-              <w:top w:w="100" w:type="dxa"/>
-              <w:bottom w:w="100" w:type="dxa"/>
-              <w:left w:w="150" w:type="dxa"/>
-              <w:right w:w="150" w:type="dxa"/>
+              <w:top w:w="90" w:type="dxa"/>
+              <w:bottom w:w="90" w:type="dxa"/>
+              <w:left w:w="140" w:type="dxa"/>
+              <w:right w:w="140" w:type="dxa"/>
             </w:tcMar>
           </w:tcPr>
           <w:p>
@@ -852,7 +843,7 @@
             <w:r>
               <w:rPr>
                 <w:rFonts w:ascii="Calibri" w:hAnsi="Calibri"/>
-                <w:color w:val="1D1D1D"/>
+                <w:color w:val="000000"/>
                 <w:sz w:val="19"/>
               </w:rPr>
               <w:t>Sistem Operasi: Windows 11; Node.js v18+; Hardhat Local Network; Chain ID: 31337; RPC Endpoint: http://127.0.0.1:8545/.</w:t>
@@ -866,10 +857,10 @@
             <w:tcW w:type="dxa" w:w="2880"/>
             <w:shd w:fill="FFFFFF"/>
             <w:tcMar>
-              <w:top w:w="100" w:type="dxa"/>
-              <w:bottom w:w="100" w:type="dxa"/>
-              <w:left w:w="150" w:type="dxa"/>
-              <w:right w:w="150" w:type="dxa"/>
+              <w:top w:w="90" w:type="dxa"/>
+              <w:bottom w:w="90" w:type="dxa"/>
+              <w:left w:w="140" w:type="dxa"/>
+              <w:right w:w="140" w:type="dxa"/>
             </w:tcMar>
           </w:tcPr>
           <w:p>
@@ -879,7 +870,7 @@
             <w:r>
               <w:rPr>
                 <w:rFonts w:ascii="Calibri" w:hAnsi="Calibri"/>
-                <w:color w:val="1D1D1D"/>
+                <w:color w:val="000000"/>
                 <w:sz w:val="19"/>
               </w:rPr>
               <w:t>Alat dan versi</w:t>
@@ -891,10 +882,10 @@
             <w:tcW w:type="dxa" w:w="6480"/>
             <w:shd w:fill="FFFFFF"/>
             <w:tcMar>
-              <w:top w:w="100" w:type="dxa"/>
-              <w:bottom w:w="100" w:type="dxa"/>
-              <w:left w:w="150" w:type="dxa"/>
-              <w:right w:w="150" w:type="dxa"/>
+              <w:top w:w="90" w:type="dxa"/>
+              <w:bottom w:w="90" w:type="dxa"/>
+              <w:left w:w="140" w:type="dxa"/>
+              <w:right w:w="140" w:type="dxa"/>
             </w:tcMar>
           </w:tcPr>
           <w:p>
@@ -904,7 +895,7 @@
             <w:r>
               <w:rPr>
                 <w:rFonts w:ascii="Calibri" w:hAnsi="Calibri"/>
-                <w:color w:val="1D1D1D"/>
+                <w:color w:val="000000"/>
                 <w:sz w:val="19"/>
               </w:rPr>
               <w:t>Solidity Compiler: 0.8.20 (EVM: Paris); Hardhat: v2.29.1; OpenZeppelin Contracts: v5.x; Ethers.js: v6.13.4; Chai: v4.5.0; Mocha Test Runner.</w:t>
@@ -916,12 +907,12 @@
         <w:tc>
           <w:tcPr>
             <w:tcW w:type="dxa" w:w="2880"/>
-            <w:shd w:fill="F6F8F6"/>
+            <w:shd w:fill="F9F9F9"/>
             <w:tcMar>
-              <w:top w:w="100" w:type="dxa"/>
-              <w:bottom w:w="100" w:type="dxa"/>
-              <w:left w:w="150" w:type="dxa"/>
-              <w:right w:w="150" w:type="dxa"/>
+              <w:top w:w="90" w:type="dxa"/>
+              <w:bottom w:w="90" w:type="dxa"/>
+              <w:left w:w="140" w:type="dxa"/>
+              <w:right w:w="140" w:type="dxa"/>
             </w:tcMar>
           </w:tcPr>
           <w:p>
@@ -931,7 +922,7 @@
             <w:r>
               <w:rPr>
                 <w:rFonts w:ascii="Calibri" w:hAnsi="Calibri"/>
-                <w:color w:val="1D1D1D"/>
+                <w:color w:val="000000"/>
                 <w:sz w:val="19"/>
               </w:rPr>
               <w:t>Repositori / commit</w:t>
@@ -941,12 +932,12 @@
         <w:tc>
           <w:tcPr>
             <w:tcW w:type="dxa" w:w="6480"/>
-            <w:shd w:fill="F6F8F6"/>
+            <w:shd w:fill="F9F9F9"/>
             <w:tcMar>
-              <w:top w:w="100" w:type="dxa"/>
-              <w:bottom w:w="100" w:type="dxa"/>
-              <w:left w:w="150" w:type="dxa"/>
-              <w:right w:w="150" w:type="dxa"/>
+              <w:top w:w="90" w:type="dxa"/>
+              <w:bottom w:w="90" w:type="dxa"/>
+              <w:left w:w="140" w:type="dxa"/>
+              <w:right w:w="140" w:type="dxa"/>
             </w:tcMar>
           </w:tcPr>
           <w:p>
@@ -956,10 +947,10 @@
             <w:r>
               <w:rPr>
                 <w:rFonts w:ascii="Calibri" w:hAnsi="Calibri"/>
-                <w:color w:val="1D1D1D"/>
+                <w:color w:val="000000"/>
                 <w:sz w:val="19"/>
               </w:rPr>
-              <w:t>https://github.com/studentsinformatics23/SimulasiUASBlockchain.git (Commit final: 9df8517).</w:t>
+              <w:t>https://github.com/studentsinformatics23/SimulasiUASBlockchain.git (Commit final: 9774234).</w:t>
             </w:r>
           </w:p>
         </w:tc>
@@ -970,10 +961,10 @@
             <w:tcW w:type="dxa" w:w="2880"/>
             <w:shd w:fill="FFFFFF"/>
             <w:tcMar>
-              <w:top w:w="100" w:type="dxa"/>
-              <w:bottom w:w="100" w:type="dxa"/>
-              <w:left w:w="150" w:type="dxa"/>
-              <w:right w:w="150" w:type="dxa"/>
+              <w:top w:w="90" w:type="dxa"/>
+              <w:bottom w:w="90" w:type="dxa"/>
+              <w:left w:w="140" w:type="dxa"/>
+              <w:right w:w="140" w:type="dxa"/>
             </w:tcMar>
           </w:tcPr>
           <w:p>
@@ -983,7 +974,7 @@
             <w:r>
               <w:rPr>
                 <w:rFonts w:ascii="Calibri" w:hAnsi="Calibri"/>
-                <w:color w:val="1D1D1D"/>
+                <w:color w:val="000000"/>
                 <w:sz w:val="19"/>
               </w:rPr>
               <w:t>Artefak awal</w:t>
@@ -995,10 +986,10 @@
             <w:tcW w:type="dxa" w:w="6480"/>
             <w:shd w:fill="FFFFFF"/>
             <w:tcMar>
-              <w:top w:w="100" w:type="dxa"/>
-              <w:bottom w:w="100" w:type="dxa"/>
-              <w:left w:w="150" w:type="dxa"/>
-              <w:right w:w="150" w:type="dxa"/>
+              <w:top w:w="90" w:type="dxa"/>
+              <w:bottom w:w="90" w:type="dxa"/>
+              <w:left w:w="140" w:type="dxa"/>
+              <w:right w:w="140" w:type="dxa"/>
             </w:tcMar>
           </w:tcPr>
           <w:p>
@@ -1008,7 +999,7 @@
             <w:r>
               <w:rPr>
                 <w:rFonts w:ascii="Calibri" w:hAnsi="Calibri"/>
-                <w:color w:val="1D1D1D"/>
+                <w:color w:val="000000"/>
                 <w:sz w:val="19"/>
               </w:rPr>
               <w:t>AcademicCredential.sol, frontend/index.html, test/AcademicCredential.test.js, docs/architecture-diagram.svg.</w:t>
@@ -1020,12 +1011,12 @@
         <w:tc>
           <w:tcPr>
             <w:tcW w:type="dxa" w:w="2880"/>
-            <w:shd w:fill="F6F8F6"/>
+            <w:shd w:fill="F9F9F9"/>
             <w:tcMar>
-              <w:top w:w="100" w:type="dxa"/>
-              <w:bottom w:w="100" w:type="dxa"/>
-              <w:left w:w="150" w:type="dxa"/>
-              <w:right w:w="150" w:type="dxa"/>
+              <w:top w:w="90" w:type="dxa"/>
+              <w:bottom w:w="90" w:type="dxa"/>
+              <w:left w:w="140" w:type="dxa"/>
+              <w:right w:w="140" w:type="dxa"/>
             </w:tcMar>
           </w:tcPr>
           <w:p>
@@ -1035,7 +1026,7 @@
             <w:r>
               <w:rPr>
                 <w:rFonts w:ascii="Calibri" w:hAnsi="Calibri"/>
-                <w:color w:val="1D1D1D"/>
+                <w:color w:val="000000"/>
                 <w:sz w:val="19"/>
               </w:rPr>
               <w:t>Langkah reproduksi</w:t>
@@ -1045,12 +1036,12 @@
         <w:tc>
           <w:tcPr>
             <w:tcW w:type="dxa" w:w="6480"/>
-            <w:shd w:fill="F6F8F6"/>
+            <w:shd w:fill="F9F9F9"/>
             <w:tcMar>
-              <w:top w:w="100" w:type="dxa"/>
-              <w:bottom w:w="100" w:type="dxa"/>
-              <w:left w:w="150" w:type="dxa"/>
-              <w:right w:w="150" w:type="dxa"/>
+              <w:top w:w="90" w:type="dxa"/>
+              <w:bottom w:w="90" w:type="dxa"/>
+              <w:left w:w="140" w:type="dxa"/>
+              <w:right w:w="140" w:type="dxa"/>
             </w:tcMar>
           </w:tcPr>
           <w:p>
@@ -1060,7 +1051,7 @@
             <w:r>
               <w:rPr>
                 <w:rFonts w:ascii="Calibri" w:hAnsi="Calibri"/>
-                <w:color w:val="1D1D1D"/>
+                <w:color w:val="000000"/>
                 <w:sz w:val="19"/>
               </w:rPr>
               <w:t>1. npm install</w:t>
@@ -1083,16 +1074,14 @@
     </w:tbl>
     <w:p>
       <w:pPr>
-        <w:keepNext/>
-        <w:spacing w:before="320" w:after="120"/>
+        <w:spacing w:before="0" w:after="120"/>
+      </w:pPr>
+    </w:p>
+    <w:p>
+      <w:pPr>
+        <w:pStyle w:val="Heading1"/>
       </w:pPr>
       <w:r>
-        <w:rPr>
-          <w:rFonts w:ascii="Calibri" w:hAnsi="Calibri"/>
-          <w:b/>
-          <w:color w:val="1B5E20"/>
-          <w:sz w:val="26"/>
-        </w:rPr>
         <w:t>3 Catatan Pelaksanaan</w:t>
       </w:r>
     </w:p>
@@ -1101,6 +1090,14 @@
         <w:tblW w:type="auto" w:w="0"/>
         <w:jc w:val="center"/>
         <w:tblLook w:firstColumn="1" w:firstRow="1" w:lastColumn="0" w:lastRow="0" w:noHBand="0" w:noVBand="1" w:val="04A0"/>
+        <w:tblBorders>
+          <w:top w:val="single" w:sz="8" w:space="0" w:color="000000"/>
+          <w:bottom w:val="single" w:sz="8" w:space="0" w:color="000000"/>
+          <w:left w:val="none"/>
+          <w:right w:val="none"/>
+          <w:insideH w:val="single" w:sz="4" w:space="0" w:color="D0D0D0"/>
+          <w:insideV w:val="none"/>
+        </w:tblBorders>
       </w:tblPr>
       <w:tblGrid>
         <w:gridCol w:w="3120"/>
@@ -1111,23 +1108,24 @@
         <w:tc>
           <w:tcPr>
             <w:tcW w:type="dxa" w:w="2016"/>
-            <w:shd w:fill="1B5E20"/>
+            <w:shd w:fill="EAEAEA"/>
             <w:tcMar>
               <w:top w:w="120" w:type="dxa"/>
               <w:bottom w:w="120" w:type="dxa"/>
-              <w:left w:w="150" w:type="dxa"/>
-              <w:right w:w="150" w:type="dxa"/>
+              <w:left w:w="140" w:type="dxa"/>
+              <w:right w:w="140" w:type="dxa"/>
             </w:tcMar>
           </w:tcPr>
           <w:p>
             <w:pPr>
+              <w:spacing w:before="0" w:after="0"/>
               <w:jc w:val="left"/>
             </w:pPr>
             <w:r>
               <w:rPr>
                 <w:rFonts w:ascii="Calibri" w:hAnsi="Calibri"/>
                 <w:b/>
-                <w:color w:val="FFFFFF"/>
+                <w:color w:val="000000"/>
                 <w:sz w:val="20"/>
               </w:rPr>
               <w:t>Tanggal/tahap</w:t>
@@ -1137,23 +1135,24 @@
         <w:tc>
           <w:tcPr>
             <w:tcW w:type="dxa" w:w="4464"/>
-            <w:shd w:fill="1B5E20"/>
+            <w:shd w:fill="EAEAEA"/>
             <w:tcMar>
               <w:top w:w="120" w:type="dxa"/>
               <w:bottom w:w="120" w:type="dxa"/>
-              <w:left w:w="150" w:type="dxa"/>
-              <w:right w:w="150" w:type="dxa"/>
+              <w:left w:w="140" w:type="dxa"/>
+              <w:right w:w="140" w:type="dxa"/>
             </w:tcMar>
           </w:tcPr>
           <w:p>
             <w:pPr>
+              <w:spacing w:before="0" w:after="0"/>
               <w:jc w:val="left"/>
             </w:pPr>
             <w:r>
               <w:rPr>
                 <w:rFonts w:ascii="Calibri" w:hAnsi="Calibri"/>
                 <w:b/>
-                <w:color w:val="FFFFFF"/>
+                <w:color w:val="000000"/>
                 <w:sz w:val="20"/>
               </w:rPr>
               <w:t>Kegiatan yang dilakukan</w:t>
@@ -1163,23 +1162,24 @@
         <w:tc>
           <w:tcPr>
             <w:tcW w:type="dxa" w:w="2880"/>
-            <w:shd w:fill="1B5E20"/>
+            <w:shd w:fill="EAEAEA"/>
             <w:tcMar>
               <w:top w:w="120" w:type="dxa"/>
               <w:bottom w:w="120" w:type="dxa"/>
-              <w:left w:w="150" w:type="dxa"/>
-              <w:right w:w="150" w:type="dxa"/>
+              <w:left w:w="140" w:type="dxa"/>
+              <w:right w:w="140" w:type="dxa"/>
             </w:tcMar>
           </w:tcPr>
           <w:p>
             <w:pPr>
+              <w:spacing w:before="0" w:after="0"/>
               <w:jc w:val="left"/>
             </w:pPr>
             <w:r>
               <w:rPr>
                 <w:rFonts w:ascii="Calibri" w:hAnsi="Calibri"/>
                 <w:b/>
-                <w:color w:val="FFFFFF"/>
+                <w:color w:val="000000"/>
                 <w:sz w:val="20"/>
               </w:rPr>
               <w:t>Hasil dan rujukan bukti</w:t>
@@ -1193,10 +1193,10 @@
             <w:tcW w:type="dxa" w:w="2016"/>
             <w:shd w:fill="FFFFFF"/>
             <w:tcMar>
-              <w:top w:w="100" w:type="dxa"/>
-              <w:bottom w:w="100" w:type="dxa"/>
-              <w:left w:w="150" w:type="dxa"/>
-              <w:right w:w="150" w:type="dxa"/>
+              <w:top w:w="90" w:type="dxa"/>
+              <w:bottom w:w="90" w:type="dxa"/>
+              <w:left w:w="140" w:type="dxa"/>
+              <w:right w:w="140" w:type="dxa"/>
             </w:tcMar>
           </w:tcPr>
           <w:p>
@@ -1206,7 +1206,7 @@
             <w:r>
               <w:rPr>
                 <w:rFonts w:ascii="Calibri" w:hAnsi="Calibri"/>
-                <w:color w:val="1D1D1D"/>
+                <w:color w:val="000000"/>
                 <w:sz w:val="19"/>
               </w:rPr>
               <w:t>26 Okt 2026 / Tahap 1</w:t>
@@ -1218,10 +1218,10 @@
             <w:tcW w:type="dxa" w:w="4464"/>
             <w:shd w:fill="FFFFFF"/>
             <w:tcMar>
-              <w:top w:w="100" w:type="dxa"/>
-              <w:bottom w:w="100" w:type="dxa"/>
-              <w:left w:w="150" w:type="dxa"/>
-              <w:right w:w="150" w:type="dxa"/>
+              <w:top w:w="90" w:type="dxa"/>
+              <w:bottom w:w="90" w:type="dxa"/>
+              <w:left w:w="140" w:type="dxa"/>
+              <w:right w:w="140" w:type="dxa"/>
             </w:tcMar>
           </w:tcPr>
           <w:p>
@@ -1231,7 +1231,7 @@
             <w:r>
               <w:rPr>
                 <w:rFonts w:ascii="Calibri" w:hAnsi="Calibri"/>
-                <w:color w:val="1D1D1D"/>
+                <w:color w:val="000000"/>
                 <w:sz w:val="19"/>
               </w:rPr>
               <w:t>Inisialisasi repositori Git, perancangan arsitektur sistem on-chain vs off-chain, dan diagram SVG.</w:t>
@@ -1243,10 +1243,10 @@
             <w:tcW w:type="dxa" w:w="2880"/>
             <w:shd w:fill="FFFFFF"/>
             <w:tcMar>
-              <w:top w:w="100" w:type="dxa"/>
-              <w:bottom w:w="100" w:type="dxa"/>
-              <w:left w:w="150" w:type="dxa"/>
-              <w:right w:w="150" w:type="dxa"/>
+              <w:top w:w="90" w:type="dxa"/>
+              <w:bottom w:w="90" w:type="dxa"/>
+              <w:left w:w="140" w:type="dxa"/>
+              <w:right w:w="140" w:type="dxa"/>
             </w:tcMar>
           </w:tcPr>
           <w:p>
@@ -1256,7 +1256,7 @@
             <w:r>
               <w:rPr>
                 <w:rFonts w:ascii="Calibri" w:hAnsi="Calibri"/>
-                <w:color w:val="1D1D1D"/>
+                <w:color w:val="000000"/>
                 <w:sz w:val="19"/>
               </w:rPr>
               <w:t>[B-01] docs/ARCHITECTURE_DESIGN.md &amp; docs/architecture-diagram.svg (Commit ca41dda).</w:t>
@@ -1268,12 +1268,12 @@
         <w:tc>
           <w:tcPr>
             <w:tcW w:type="dxa" w:w="2016"/>
-            <w:shd w:fill="F6F8F6"/>
+            <w:shd w:fill="F9F9F9"/>
             <w:tcMar>
-              <w:top w:w="100" w:type="dxa"/>
-              <w:bottom w:w="100" w:type="dxa"/>
-              <w:left w:w="150" w:type="dxa"/>
-              <w:right w:w="150" w:type="dxa"/>
+              <w:top w:w="90" w:type="dxa"/>
+              <w:bottom w:w="90" w:type="dxa"/>
+              <w:left w:w="140" w:type="dxa"/>
+              <w:right w:w="140" w:type="dxa"/>
             </w:tcMar>
           </w:tcPr>
           <w:p>
@@ -1283,7 +1283,7 @@
             <w:r>
               <w:rPr>
                 <w:rFonts w:ascii="Calibri" w:hAnsi="Calibri"/>
-                <w:color w:val="1D1D1D"/>
+                <w:color w:val="000000"/>
                 <w:sz w:val="19"/>
               </w:rPr>
               <w:t>26 Okt 2026 / Tahap 2</w:t>
@@ -1293,12 +1293,12 @@
         <w:tc>
           <w:tcPr>
             <w:tcW w:type="dxa" w:w="4464"/>
-            <w:shd w:fill="F6F8F6"/>
+            <w:shd w:fill="F9F9F9"/>
             <w:tcMar>
-              <w:top w:w="100" w:type="dxa"/>
-              <w:bottom w:w="100" w:type="dxa"/>
-              <w:left w:w="150" w:type="dxa"/>
-              <w:right w:w="150" w:type="dxa"/>
+              <w:top w:w="90" w:type="dxa"/>
+              <w:bottom w:w="90" w:type="dxa"/>
+              <w:left w:w="140" w:type="dxa"/>
+              <w:right w:w="140" w:type="dxa"/>
             </w:tcMar>
           </w:tcPr>
           <w:p>
@@ -1308,7 +1308,7 @@
             <w:r>
               <w:rPr>
                 <w:rFonts w:ascii="Calibri" w:hAnsi="Calibri"/>
-                <w:color w:val="1D1D1D"/>
+                <w:color w:val="000000"/>
                 <w:sz w:val="19"/>
               </w:rPr>
               <w:t>Penulisan smart contract AcademicCredential.sol dengan OpenZeppelin AccessControl dan Pausable.</w:t>
@@ -1318,12 +1318,12 @@
         <w:tc>
           <w:tcPr>
             <w:tcW w:type="dxa" w:w="2880"/>
-            <w:shd w:fill="F6F8F6"/>
+            <w:shd w:fill="F9F9F9"/>
             <w:tcMar>
-              <w:top w:w="100" w:type="dxa"/>
-              <w:bottom w:w="100" w:type="dxa"/>
-              <w:left w:w="150" w:type="dxa"/>
-              <w:right w:w="150" w:type="dxa"/>
+              <w:top w:w="90" w:type="dxa"/>
+              <w:bottom w:w="90" w:type="dxa"/>
+              <w:left w:w="140" w:type="dxa"/>
+              <w:right w:w="140" w:type="dxa"/>
             </w:tcMar>
           </w:tcPr>
           <w:p>
@@ -1333,7 +1333,7 @@
             <w:r>
               <w:rPr>
                 <w:rFonts w:ascii="Calibri" w:hAnsi="Calibri"/>
-                <w:color w:val="1D1D1D"/>
+                <w:color w:val="000000"/>
                 <w:sz w:val="19"/>
               </w:rPr>
               <w:t>[B-02] contracts/AcademicCredential.sol (Commit 91ff362).</w:t>
@@ -1347,10 +1347,10 @@
             <w:tcW w:type="dxa" w:w="2016"/>
             <w:shd w:fill="FFFFFF"/>
             <w:tcMar>
-              <w:top w:w="100" w:type="dxa"/>
-              <w:bottom w:w="100" w:type="dxa"/>
-              <w:left w:w="150" w:type="dxa"/>
-              <w:right w:w="150" w:type="dxa"/>
+              <w:top w:w="90" w:type="dxa"/>
+              <w:bottom w:w="90" w:type="dxa"/>
+              <w:left w:w="140" w:type="dxa"/>
+              <w:right w:w="140" w:type="dxa"/>
             </w:tcMar>
           </w:tcPr>
           <w:p>
@@ -1360,7 +1360,7 @@
             <w:r>
               <w:rPr>
                 <w:rFonts w:ascii="Calibri" w:hAnsi="Calibri"/>
-                <w:color w:val="1D1D1D"/>
+                <w:color w:val="000000"/>
                 <w:sz w:val="19"/>
               </w:rPr>
               <w:t>26 Okt 2026 / Tahap 3</w:t>
@@ -1372,10 +1372,10 @@
             <w:tcW w:type="dxa" w:w="4464"/>
             <w:shd w:fill="FFFFFF"/>
             <w:tcMar>
-              <w:top w:w="100" w:type="dxa"/>
-              <w:bottom w:w="100" w:type="dxa"/>
-              <w:left w:w="150" w:type="dxa"/>
-              <w:right w:w="150" w:type="dxa"/>
+              <w:top w:w="90" w:type="dxa"/>
+              <w:bottom w:w="90" w:type="dxa"/>
+              <w:left w:w="140" w:type="dxa"/>
+              <w:right w:w="140" w:type="dxa"/>
             </w:tcMar>
           </w:tcPr>
           <w:p>
@@ -1385,7 +1385,7 @@
             <w:r>
               <w:rPr>
                 <w:rFonts w:ascii="Calibri" w:hAnsi="Calibri"/>
-                <w:color w:val="1D1D1D"/>
+                <w:color w:val="000000"/>
                 <w:sz w:val="19"/>
               </w:rPr>
               <w:t>Penyusunan test suite komprehensif, eksekusi 39 pengujian unit positif, negatif, batas, dan hak akses.</w:t>
@@ -1397,10 +1397,10 @@
             <w:tcW w:type="dxa" w:w="2880"/>
             <w:shd w:fill="FFFFFF"/>
             <w:tcMar>
-              <w:top w:w="100" w:type="dxa"/>
-              <w:bottom w:w="100" w:type="dxa"/>
-              <w:left w:w="150" w:type="dxa"/>
-              <w:right w:w="150" w:type="dxa"/>
+              <w:top w:w="90" w:type="dxa"/>
+              <w:bottom w:w="90" w:type="dxa"/>
+              <w:left w:w="140" w:type="dxa"/>
+              <w:right w:w="140" w:type="dxa"/>
             </w:tcMar>
           </w:tcPr>
           <w:p>
@@ -1410,7 +1410,7 @@
             <w:r>
               <w:rPr>
                 <w:rFonts w:ascii="Calibri" w:hAnsi="Calibri"/>
-                <w:color w:val="1D1D1D"/>
+                <w:color w:val="000000"/>
                 <w:sz w:val="19"/>
               </w:rPr>
               <w:t>[B-03] test/AcademicCredential.test.js (39 test passing 100%, Commit fee55d1).</w:t>
@@ -1422,12 +1422,12 @@
         <w:tc>
           <w:tcPr>
             <w:tcW w:type="dxa" w:w="2016"/>
-            <w:shd w:fill="F6F8F6"/>
+            <w:shd w:fill="F9F9F9"/>
             <w:tcMar>
-              <w:top w:w="100" w:type="dxa"/>
-              <w:bottom w:w="100" w:type="dxa"/>
-              <w:left w:w="150" w:type="dxa"/>
-              <w:right w:w="150" w:type="dxa"/>
+              <w:top w:w="90" w:type="dxa"/>
+              <w:bottom w:w="90" w:type="dxa"/>
+              <w:left w:w="140" w:type="dxa"/>
+              <w:right w:w="140" w:type="dxa"/>
             </w:tcMar>
           </w:tcPr>
           <w:p>
@@ -1437,7 +1437,7 @@
             <w:r>
               <w:rPr>
                 <w:rFonts w:ascii="Calibri" w:hAnsi="Calibri"/>
-                <w:color w:val="1D1D1D"/>
+                <w:color w:val="000000"/>
                 <w:sz w:val="19"/>
               </w:rPr>
               <w:t>26 Okt 2026 / Tahap 4</w:t>
@@ -1447,12 +1447,12 @@
         <w:tc>
           <w:tcPr>
             <w:tcW w:type="dxa" w:w="4464"/>
-            <w:shd w:fill="F6F8F6"/>
+            <w:shd w:fill="F9F9F9"/>
             <w:tcMar>
-              <w:top w:w="100" w:type="dxa"/>
-              <w:bottom w:w="100" w:type="dxa"/>
-              <w:left w:w="150" w:type="dxa"/>
-              <w:right w:w="150" w:type="dxa"/>
+              <w:top w:w="90" w:type="dxa"/>
+              <w:bottom w:w="90" w:type="dxa"/>
+              <w:left w:w="140" w:type="dxa"/>
+              <w:right w:w="140" w:type="dxa"/>
             </w:tcMar>
           </w:tcPr>
           <w:p>
@@ -1462,7 +1462,7 @@
             <w:r>
               <w:rPr>
                 <w:rFonts w:ascii="Calibri" w:hAnsi="Calibri"/>
-                <w:color w:val="1D1D1D"/>
+                <w:color w:val="000000"/>
                 <w:sz w:val="19"/>
               </w:rPr>
               <w:t>Pengujian cakupan kode menggunakan hardhat-coverage dan pencatatan metrik.</w:t>
@@ -1472,12 +1472,12 @@
         <w:tc>
           <w:tcPr>
             <w:tcW w:type="dxa" w:w="2880"/>
-            <w:shd w:fill="F6F8F6"/>
+            <w:shd w:fill="F9F9F9"/>
             <w:tcMar>
-              <w:top w:w="100" w:type="dxa"/>
-              <w:bottom w:w="100" w:type="dxa"/>
-              <w:left w:w="150" w:type="dxa"/>
-              <w:right w:w="150" w:type="dxa"/>
+              <w:top w:w="90" w:type="dxa"/>
+              <w:bottom w:w="90" w:type="dxa"/>
+              <w:left w:w="140" w:type="dxa"/>
+              <w:right w:w="140" w:type="dxa"/>
             </w:tcMar>
           </w:tcPr>
           <w:p>
@@ -1487,7 +1487,7 @@
             <w:r>
               <w:rPr>
                 <w:rFonts w:ascii="Calibri" w:hAnsi="Calibri"/>
-                <w:color w:val="1D1D1D"/>
+                <w:color w:val="000000"/>
                 <w:sz w:val="19"/>
               </w:rPr>
               <w:t>[B-04] Laporan Coverage: Statements 100%, Lines 100%, Functions 100%, Branches 89.71% (Commit 7abf57d).</w:t>
@@ -1501,10 +1501,10 @@
             <w:tcW w:type="dxa" w:w="2016"/>
             <w:shd w:fill="FFFFFF"/>
             <w:tcMar>
-              <w:top w:w="100" w:type="dxa"/>
-              <w:bottom w:w="100" w:type="dxa"/>
-              <w:left w:w="150" w:type="dxa"/>
-              <w:right w:w="150" w:type="dxa"/>
+              <w:top w:w="90" w:type="dxa"/>
+              <w:bottom w:w="90" w:type="dxa"/>
+              <w:left w:w="140" w:type="dxa"/>
+              <w:right w:w="140" w:type="dxa"/>
             </w:tcMar>
           </w:tcPr>
           <w:p>
@@ -1514,7 +1514,7 @@
             <w:r>
               <w:rPr>
                 <w:rFonts w:ascii="Calibri" w:hAnsi="Calibri"/>
-                <w:color w:val="1D1D1D"/>
+                <w:color w:val="000000"/>
                 <w:sz w:val="19"/>
               </w:rPr>
               <w:t>26 Okt 2026 / Tahap 5</w:t>
@@ -1526,10 +1526,10 @@
             <w:tcW w:type="dxa" w:w="4464"/>
             <w:shd w:fill="FFFFFF"/>
             <w:tcMar>
-              <w:top w:w="100" w:type="dxa"/>
-              <w:bottom w:w="100" w:type="dxa"/>
-              <w:left w:w="150" w:type="dxa"/>
-              <w:right w:w="150" w:type="dxa"/>
+              <w:top w:w="90" w:type="dxa"/>
+              <w:bottom w:w="90" w:type="dxa"/>
+              <w:left w:w="140" w:type="dxa"/>
+              <w:right w:w="140" w:type="dxa"/>
             </w:tcMar>
           </w:tcPr>
           <w:p>
@@ -1539,7 +1539,7 @@
             <w:r>
               <w:rPr>
                 <w:rFonts w:ascii="Calibri" w:hAnsi="Calibri"/>
-                <w:color w:val="1D1D1D"/>
+                <w:color w:val="000000"/>
                 <w:sz w:val="19"/>
               </w:rPr>
               <w:t>Deployment kontrak ke Hardhat Local Network, pencatatan alamat kontrak dan transaction hash.</w:t>
@@ -1551,10 +1551,10 @@
             <w:tcW w:type="dxa" w:w="2880"/>
             <w:shd w:fill="FFFFFF"/>
             <w:tcMar>
-              <w:top w:w="100" w:type="dxa"/>
-              <w:bottom w:w="100" w:type="dxa"/>
-              <w:left w:w="150" w:type="dxa"/>
-              <w:right w:w="150" w:type="dxa"/>
+              <w:top w:w="90" w:type="dxa"/>
+              <w:bottom w:w="90" w:type="dxa"/>
+              <w:left w:w="140" w:type="dxa"/>
+              <w:right w:w="140" w:type="dxa"/>
             </w:tcMar>
           </w:tcPr>
           <w:p>
@@ -1564,7 +1564,7 @@
             <w:r>
               <w:rPr>
                 <w:rFonts w:ascii="Calibri" w:hAnsi="Calibri"/>
-                <w:color w:val="1D1D1D"/>
+                <w:color w:val="000000"/>
                 <w:sz w:val="19"/>
               </w:rPr>
               <w:t>[B-05] docs/DEPLOYMENT_RECORD.md (Kontrak 0x5FbDB2... Tx 0xad6721... Blok 1, Commit 462ac63).</w:t>
@@ -1576,12 +1576,12 @@
         <w:tc>
           <w:tcPr>
             <w:tcW w:type="dxa" w:w="2016"/>
-            <w:shd w:fill="F6F8F6"/>
+            <w:shd w:fill="F9F9F9"/>
             <w:tcMar>
-              <w:top w:w="100" w:type="dxa"/>
-              <w:bottom w:w="100" w:type="dxa"/>
-              <w:left w:w="150" w:type="dxa"/>
-              <w:right w:w="150" w:type="dxa"/>
+              <w:top w:w="90" w:type="dxa"/>
+              <w:bottom w:w="90" w:type="dxa"/>
+              <w:left w:w="140" w:type="dxa"/>
+              <w:right w:w="140" w:type="dxa"/>
             </w:tcMar>
           </w:tcPr>
           <w:p>
@@ -1591,7 +1591,7 @@
             <w:r>
               <w:rPr>
                 <w:rFonts w:ascii="Calibri" w:hAnsi="Calibri"/>
-                <w:color w:val="1D1D1D"/>
+                <w:color w:val="000000"/>
                 <w:sz w:val="19"/>
               </w:rPr>
               <w:t>26 Okt 2026 / Tahap 6</w:t>
@@ -1601,12 +1601,12 @@
         <w:tc>
           <w:tcPr>
             <w:tcW w:type="dxa" w:w="4464"/>
-            <w:shd w:fill="F6F8F6"/>
+            <w:shd w:fill="F9F9F9"/>
             <w:tcMar>
-              <w:top w:w="100" w:type="dxa"/>
-              <w:bottom w:w="100" w:type="dxa"/>
-              <w:left w:w="150" w:type="dxa"/>
-              <w:right w:w="150" w:type="dxa"/>
+              <w:top w:w="90" w:type="dxa"/>
+              <w:bottom w:w="90" w:type="dxa"/>
+              <w:left w:w="140" w:type="dxa"/>
+              <w:right w:w="140" w:type="dxa"/>
             </w:tcMar>
           </w:tcPr>
           <w:p>
@@ -1616,7 +1616,7 @@
             <w:r>
               <w:rPr>
                 <w:rFonts w:ascii="Calibri" w:hAnsi="Calibri"/>
-                <w:color w:val="1D1D1D"/>
+                <w:color w:val="000000"/>
                 <w:sz w:val="19"/>
               </w:rPr>
               <w:t>Pengembangan antarmuka web DApp 4 portal (Admin, Issuer, Holder, Verifier) &amp; client-side hasher.</w:t>
@@ -1626,12 +1626,12 @@
         <w:tc>
           <w:tcPr>
             <w:tcW w:type="dxa" w:w="2880"/>
-            <w:shd w:fill="F6F8F6"/>
+            <w:shd w:fill="F9F9F9"/>
             <w:tcMar>
-              <w:top w:w="100" w:type="dxa"/>
-              <w:bottom w:w="100" w:type="dxa"/>
-              <w:left w:w="150" w:type="dxa"/>
-              <w:right w:w="150" w:type="dxa"/>
+              <w:top w:w="90" w:type="dxa"/>
+              <w:bottom w:w="90" w:type="dxa"/>
+              <w:left w:w="140" w:type="dxa"/>
+              <w:right w:w="140" w:type="dxa"/>
             </w:tcMar>
           </w:tcPr>
           <w:p>
@@ -1641,7 +1641,7 @@
             <w:r>
               <w:rPr>
                 <w:rFonts w:ascii="Calibri" w:hAnsi="Calibri"/>
-                <w:color w:val="1D1D1D"/>
+                <w:color w:val="000000"/>
                 <w:sz w:val="19"/>
               </w:rPr>
               <w:t>[B-06] frontend/index.html (Integrasi Ethers.js v6 &amp; MetaMask, Commit 36ea563, c8b87e9).</w:t>
@@ -1655,10 +1655,10 @@
             <w:tcW w:type="dxa" w:w="2016"/>
             <w:shd w:fill="FFFFFF"/>
             <w:tcMar>
-              <w:top w:w="100" w:type="dxa"/>
-              <w:bottom w:w="100" w:type="dxa"/>
-              <w:left w:w="150" w:type="dxa"/>
-              <w:right w:w="150" w:type="dxa"/>
+              <w:top w:w="90" w:type="dxa"/>
+              <w:bottom w:w="90" w:type="dxa"/>
+              <w:left w:w="140" w:type="dxa"/>
+              <w:right w:w="140" w:type="dxa"/>
             </w:tcMar>
           </w:tcPr>
           <w:p>
@@ -1668,7 +1668,7 @@
             <w:r>
               <w:rPr>
                 <w:rFonts w:ascii="Calibri" w:hAnsi="Calibri"/>
-                <w:color w:val="1D1D1D"/>
+                <w:color w:val="000000"/>
                 <w:sz w:val="19"/>
               </w:rPr>
               <w:t>26 Okt 2026 / Tahap 7</w:t>
@@ -1680,10 +1680,10 @@
             <w:tcW w:type="dxa" w:w="4464"/>
             <w:shd w:fill="FFFFFF"/>
             <w:tcMar>
-              <w:top w:w="100" w:type="dxa"/>
-              <w:bottom w:w="100" w:type="dxa"/>
-              <w:left w:w="150" w:type="dxa"/>
-              <w:right w:w="150" w:type="dxa"/>
+              <w:top w:w="90" w:type="dxa"/>
+              <w:bottom w:w="90" w:type="dxa"/>
+              <w:left w:w="140" w:type="dxa"/>
+              <w:right w:w="140" w:type="dxa"/>
             </w:tcMar>
           </w:tcPr>
           <w:p>
@@ -1693,7 +1693,7 @@
             <w:r>
               <w:rPr>
                 <w:rFonts w:ascii="Calibri" w:hAnsi="Calibri"/>
-                <w:color w:val="1D1D1D"/>
+                <w:color w:val="000000"/>
                 <w:sz w:val="19"/>
               </w:rPr>
               <w:t>Audit keamanan model STRIDE, mitigasi DoS Gas Limit batch, investigasi kasus debugging bytes32.</w:t>
@@ -1705,10 +1705,10 @@
             <w:tcW w:type="dxa" w:w="2880"/>
             <w:shd w:fill="FFFFFF"/>
             <w:tcMar>
-              <w:top w:w="100" w:type="dxa"/>
-              <w:bottom w:w="100" w:type="dxa"/>
-              <w:left w:w="150" w:type="dxa"/>
-              <w:right w:w="150" w:type="dxa"/>
+              <w:top w:w="90" w:type="dxa"/>
+              <w:bottom w:w="90" w:type="dxa"/>
+              <w:left w:w="140" w:type="dxa"/>
+              <w:right w:w="140" w:type="dxa"/>
             </w:tcMar>
           </w:tcPr>
           <w:p>
@@ -1718,7 +1718,7 @@
             <w:r>
               <w:rPr>
                 <w:rFonts w:ascii="Calibri" w:hAnsi="Calibri"/>
-                <w:color w:val="1D1D1D"/>
+                <w:color w:val="000000"/>
                 <w:sz w:val="19"/>
               </w:rPr>
               <w:t>[B-07] docs/SECURITY_AUDIT.md &amp; docs/DEBUGGING_RECORD.md (Retest 4 skenario baru lulus, Commit 9128dae).</w:t>
@@ -1730,12 +1730,12 @@
         <w:tc>
           <w:tcPr>
             <w:tcW w:type="dxa" w:w="2016"/>
-            <w:shd w:fill="F6F8F6"/>
+            <w:shd w:fill="F9F9F9"/>
             <w:tcMar>
-              <w:top w:w="100" w:type="dxa"/>
-              <w:bottom w:w="100" w:type="dxa"/>
-              <w:left w:w="150" w:type="dxa"/>
-              <w:right w:w="150" w:type="dxa"/>
+              <w:top w:w="90" w:type="dxa"/>
+              <w:bottom w:w="90" w:type="dxa"/>
+              <w:left w:w="140" w:type="dxa"/>
+              <w:right w:w="140" w:type="dxa"/>
             </w:tcMar>
           </w:tcPr>
           <w:p>
@@ -1745,7 +1745,7 @@
             <w:r>
               <w:rPr>
                 <w:rFonts w:ascii="Calibri" w:hAnsi="Calibri"/>
-                <w:color w:val="1D1D1D"/>
+                <w:color w:val="000000"/>
                 <w:sz w:val="19"/>
               </w:rPr>
               <w:t>26 Okt 2026 / Tahap 8</w:t>
@@ -1755,12 +1755,12 @@
         <w:tc>
           <w:tcPr>
             <w:tcW w:type="dxa" w:w="4464"/>
-            <w:shd w:fill="F6F8F6"/>
+            <w:shd w:fill="F9F9F9"/>
             <w:tcMar>
-              <w:top w:w="100" w:type="dxa"/>
-              <w:bottom w:w="100" w:type="dxa"/>
-              <w:left w:w="150" w:type="dxa"/>
-              <w:right w:w="150" w:type="dxa"/>
+              <w:top w:w="90" w:type="dxa"/>
+              <w:bottom w:w="90" w:type="dxa"/>
+              <w:left w:w="140" w:type="dxa"/>
+              <w:right w:w="140" w:type="dxa"/>
             </w:tcMar>
           </w:tcPr>
           <w:p>
@@ -1770,7 +1770,7 @@
             <w:r>
               <w:rPr>
                 <w:rFonts w:ascii="Calibri" w:hAnsi="Calibri"/>
-                <w:color w:val="1D1D1D"/>
+                <w:color w:val="000000"/>
                 <w:sz w:val="19"/>
               </w:rPr>
               <w:t>Penyusunan evaluasi privasi P4, pembuatan file PPTX presentasi P5, dan sinkronisasi repo final.</w:t>
@@ -1780,12 +1780,12 @@
         <w:tc>
           <w:tcPr>
             <w:tcW w:type="dxa" w:w="2880"/>
-            <w:shd w:fill="F6F8F6"/>
+            <w:shd w:fill="F9F9F9"/>
             <w:tcMar>
-              <w:top w:w="100" w:type="dxa"/>
-              <w:bottom w:w="100" w:type="dxa"/>
-              <w:left w:w="150" w:type="dxa"/>
-              <w:right w:w="150" w:type="dxa"/>
+              <w:top w:w="90" w:type="dxa"/>
+              <w:bottom w:w="90" w:type="dxa"/>
+              <w:left w:w="140" w:type="dxa"/>
+              <w:right w:w="140" w:type="dxa"/>
             </w:tcMar>
           </w:tcPr>
           <w:p>
@@ -1795,7 +1795,7 @@
             <w:r>
               <w:rPr>
                 <w:rFonts w:ascii="Calibri" w:hAnsi="Calibri"/>
-                <w:color w:val="1D1D1D"/>
+                <w:color w:val="000000"/>
                 <w:sz w:val="19"/>
               </w:rPr>
               <w:t>[B-08] docs/EVALUASI_PRIVASI_SKALABILITAS.md &amp; Presentasi_UAS_Blockchain.pptx (Commit 9df8517).</w:t>
@@ -1806,45 +1806,36 @@
     </w:tbl>
     <w:p>
       <w:pPr>
-        <w:keepNext/>
-        <w:spacing w:before="320" w:after="120"/>
+        <w:spacing w:before="0" w:after="120"/>
+      </w:pPr>
+    </w:p>
+    <w:p>
+      <w:pPr>
+        <w:pStyle w:val="Heading1"/>
       </w:pPr>
       <w:r>
-        <w:rPr>
-          <w:rFonts w:ascii="Calibri" w:hAnsi="Calibri"/>
-          <w:b/>
-          <w:color w:val="1B5E20"/>
-          <w:sz w:val="26"/>
-        </w:rPr>
         <w:t>5 Bagian Khusus UAS</w:t>
       </w:r>
     </w:p>
     <w:p>
       <w:pPr>
-        <w:keepNext/>
-        <w:spacing w:before="200" w:after="80"/>
+        <w:pStyle w:val="Heading2"/>
       </w:pPr>
       <w:r>
-        <w:rPr>
-          <w:rFonts w:ascii="Calibri" w:hAnsi="Calibri"/>
-          <w:b/>
-          <w:color w:val="1B5E20"/>
-          <w:sz w:val="23"/>
-        </w:rPr>
         <w:t>5.1 Desain solusi dan smart contract (Project 1)</w:t>
       </w:r>
     </w:p>
     <w:p>
       <w:pPr>
-        <w:spacing w:before="0" w:after="120" w:line="276" w:lineRule="auto"/>
-        <w:jc w:val="left"/>
+        <w:spacing w:before="0" w:after="80" w:line="276" w:lineRule="auto"/>
+        <w:jc w:val="both"/>
       </w:pPr>
       <w:r>
         <w:rPr>
           <w:rFonts w:ascii="Calibri" w:hAnsi="Calibri"/>
           <w:b w:val="0"/>
           <w:i w:val="0"/>
-          <w:color w:val="1D1D1D"/>
+          <w:color w:val="000000"/>
           <w:sz w:val="22"/>
         </w:rPr>
         <w:t>Sistem mendefinisikan 5 pemangku kepentingan: Admin Kampus (DEFAULT_ADMIN_ROLE), Issuer Fakultas (ISSUER_ROLE), Revoker Komite Etik (REVOKER_ROLE), Holder Mahasiswa, dan Verifier Publik. Prinsip utama perancangan adalah Zero-Knowledge Data Exposure terhadap data pribadi mahasiswa: berkas PDF fisik dan Personally Identifiable Information (Nama, NIM, IPK) tersimpan aman secara off-chain pada repositori kampus, sementara blockchain hanya menyimpan sidik jari digital Keccak-256 (docHash bytes32), stempel waktu, dan status keabsahan.</w:t>
@@ -1855,6 +1846,14 @@
         <w:tblW w:type="auto" w:w="0"/>
         <w:jc w:val="center"/>
         <w:tblLook w:firstColumn="1" w:firstRow="1" w:lastColumn="0" w:lastRow="0" w:noHBand="0" w:noVBand="1" w:val="04A0"/>
+        <w:tblBorders>
+          <w:top w:val="single" w:sz="8" w:space="0" w:color="000000"/>
+          <w:bottom w:val="single" w:sz="8" w:space="0" w:color="000000"/>
+          <w:left w:val="none"/>
+          <w:right w:val="none"/>
+          <w:insideH w:val="single" w:sz="4" w:space="0" w:color="D0D0D0"/>
+          <w:insideV w:val="none"/>
+        </w:tblBorders>
       </w:tblPr>
       <w:tblGrid>
         <w:gridCol w:w="2340"/>
@@ -1866,23 +1865,24 @@
         <w:tc>
           <w:tcPr>
             <w:tcW w:type="dxa" w:w="2016"/>
-            <w:shd w:fill="1B5E20"/>
+            <w:shd w:fill="EAEAEA"/>
             <w:tcMar>
               <w:top w:w="120" w:type="dxa"/>
               <w:bottom w:w="120" w:type="dxa"/>
-              <w:left w:w="150" w:type="dxa"/>
-              <w:right w:w="150" w:type="dxa"/>
+              <w:left w:w="140" w:type="dxa"/>
+              <w:right w:w="140" w:type="dxa"/>
             </w:tcMar>
           </w:tcPr>
           <w:p>
             <w:pPr>
+              <w:spacing w:before="0" w:after="0"/>
               <w:jc w:val="left"/>
             </w:pPr>
             <w:r>
               <w:rPr>
                 <w:rFonts w:ascii="Calibri" w:hAnsi="Calibri"/>
                 <w:b/>
-                <w:color w:val="FFFFFF"/>
+                <w:color w:val="000000"/>
                 <w:sz w:val="20"/>
               </w:rPr>
               <w:t>Data / fungsi</w:t>
@@ -1892,23 +1892,24 @@
         <w:tc>
           <w:tcPr>
             <w:tcW w:type="dxa" w:w="1728"/>
-            <w:shd w:fill="1B5E20"/>
+            <w:shd w:fill="EAEAEA"/>
             <w:tcMar>
               <w:top w:w="120" w:type="dxa"/>
               <w:bottom w:w="120" w:type="dxa"/>
-              <w:left w:w="150" w:type="dxa"/>
-              <w:right w:w="150" w:type="dxa"/>
+              <w:left w:w="140" w:type="dxa"/>
+              <w:right w:w="140" w:type="dxa"/>
             </w:tcMar>
           </w:tcPr>
           <w:p>
             <w:pPr>
+              <w:spacing w:before="0" w:after="0"/>
               <w:jc w:val="left"/>
             </w:pPr>
             <w:r>
               <w:rPr>
                 <w:rFonts w:ascii="Calibri" w:hAnsi="Calibri"/>
                 <w:b/>
-                <w:color w:val="FFFFFF"/>
+                <w:color w:val="000000"/>
                 <w:sz w:val="20"/>
               </w:rPr>
               <w:t>On-chain atau off-chain</w:t>
@@ -1918,23 +1919,24 @@
         <w:tc>
           <w:tcPr>
             <w:tcW w:type="dxa" w:w="2016"/>
-            <w:shd w:fill="1B5E20"/>
+            <w:shd w:fill="EAEAEA"/>
             <w:tcMar>
               <w:top w:w="120" w:type="dxa"/>
               <w:bottom w:w="120" w:type="dxa"/>
-              <w:left w:w="150" w:type="dxa"/>
-              <w:right w:w="150" w:type="dxa"/>
+              <w:left w:w="140" w:type="dxa"/>
+              <w:right w:w="140" w:type="dxa"/>
             </w:tcMar>
           </w:tcPr>
           <w:p>
             <w:pPr>
+              <w:spacing w:before="0" w:after="0"/>
               <w:jc w:val="left"/>
             </w:pPr>
             <w:r>
               <w:rPr>
                 <w:rFonts w:ascii="Calibri" w:hAnsi="Calibri"/>
                 <w:b/>
-                <w:color w:val="FFFFFF"/>
+                <w:color w:val="000000"/>
                 <w:sz w:val="20"/>
               </w:rPr>
               <w:t>Aktor / hak akses</w:t>
@@ -1944,23 +1946,24 @@
         <w:tc>
           <w:tcPr>
             <w:tcW w:type="dxa" w:w="3600"/>
-            <w:shd w:fill="1B5E20"/>
+            <w:shd w:fill="EAEAEA"/>
             <w:tcMar>
               <w:top w:w="120" w:type="dxa"/>
               <w:bottom w:w="120" w:type="dxa"/>
-              <w:left w:w="150" w:type="dxa"/>
-              <w:right w:w="150" w:type="dxa"/>
+              <w:left w:w="140" w:type="dxa"/>
+              <w:right w:w="140" w:type="dxa"/>
             </w:tcMar>
           </w:tcPr>
           <w:p>
             <w:pPr>
+              <w:spacing w:before="0" w:after="0"/>
               <w:jc w:val="left"/>
             </w:pPr>
             <w:r>
               <w:rPr>
                 <w:rFonts w:ascii="Calibri" w:hAnsi="Calibri"/>
                 <w:b/>
-                <w:color w:val="FFFFFF"/>
+                <w:color w:val="000000"/>
                 <w:sz w:val="20"/>
               </w:rPr>
               <w:t>Alasan teknis</w:t>
@@ -1974,10 +1977,10 @@
             <w:tcW w:type="dxa" w:w="2016"/>
             <w:shd w:fill="FFFFFF"/>
             <w:tcMar>
-              <w:top w:w="100" w:type="dxa"/>
-              <w:bottom w:w="100" w:type="dxa"/>
-              <w:left w:w="150" w:type="dxa"/>
-              <w:right w:w="150" w:type="dxa"/>
+              <w:top w:w="90" w:type="dxa"/>
+              <w:bottom w:w="90" w:type="dxa"/>
+              <w:left w:w="140" w:type="dxa"/>
+              <w:right w:w="140" w:type="dxa"/>
             </w:tcMar>
           </w:tcPr>
           <w:p>
@@ -1987,7 +1990,7 @@
             <w:r>
               <w:rPr>
                 <w:rFonts w:ascii="Calibri" w:hAnsi="Calibri"/>
-                <w:color w:val="1D1D1D"/>
+                <w:color w:val="000000"/>
                 <w:sz w:val="19"/>
               </w:rPr>
               <w:t>docHash (bytes32)</w:t>
@@ -1999,10 +2002,10 @@
             <w:tcW w:type="dxa" w:w="1728"/>
             <w:shd w:fill="FFFFFF"/>
             <w:tcMar>
-              <w:top w:w="100" w:type="dxa"/>
-              <w:bottom w:w="100" w:type="dxa"/>
-              <w:left w:w="150" w:type="dxa"/>
-              <w:right w:w="150" w:type="dxa"/>
+              <w:top w:w="90" w:type="dxa"/>
+              <w:bottom w:w="90" w:type="dxa"/>
+              <w:left w:w="140" w:type="dxa"/>
+              <w:right w:w="140" w:type="dxa"/>
             </w:tcMar>
           </w:tcPr>
           <w:p>
@@ -2012,7 +2015,7 @@
             <w:r>
               <w:rPr>
                 <w:rFonts w:ascii="Calibri" w:hAnsi="Calibri"/>
-                <w:color w:val="1D1D1D"/>
+                <w:color w:val="000000"/>
                 <w:sz w:val="19"/>
               </w:rPr>
               <w:t>On-chain</w:t>
@@ -2024,10 +2027,10 @@
             <w:tcW w:type="dxa" w:w="2016"/>
             <w:shd w:fill="FFFFFF"/>
             <w:tcMar>
-              <w:top w:w="100" w:type="dxa"/>
-              <w:bottom w:w="100" w:type="dxa"/>
-              <w:left w:w="150" w:type="dxa"/>
-              <w:right w:w="150" w:type="dxa"/>
+              <w:top w:w="90" w:type="dxa"/>
+              <w:bottom w:w="90" w:type="dxa"/>
+              <w:left w:w="140" w:type="dxa"/>
+              <w:right w:w="140" w:type="dxa"/>
             </w:tcMar>
           </w:tcPr>
           <w:p>
@@ -2037,7 +2040,7 @@
             <w:r>
               <w:rPr>
                 <w:rFonts w:ascii="Calibri" w:hAnsi="Calibri"/>
-                <w:color w:val="1D1D1D"/>
+                <w:color w:val="000000"/>
                 <w:sz w:val="19"/>
               </w:rPr>
               <w:t>Publik (view)</w:t>
@@ -2049,10 +2052,10 @@
             <w:tcW w:type="dxa" w:w="3600"/>
             <w:shd w:fill="FFFFFF"/>
             <w:tcMar>
-              <w:top w:w="100" w:type="dxa"/>
-              <w:bottom w:w="100" w:type="dxa"/>
-              <w:left w:w="150" w:type="dxa"/>
-              <w:right w:w="150" w:type="dxa"/>
+              <w:top w:w="90" w:type="dxa"/>
+              <w:bottom w:w="90" w:type="dxa"/>
+              <w:left w:w="140" w:type="dxa"/>
+              <w:right w:w="140" w:type="dxa"/>
             </w:tcMar>
           </w:tcPr>
           <w:p>
@@ -2062,7 +2065,7 @@
             <w:r>
               <w:rPr>
                 <w:rFonts w:ascii="Calibri" w:hAnsi="Calibri"/>
-                <w:color w:val="1D1D1D"/>
+                <w:color w:val="000000"/>
                 <w:sz w:val="19"/>
               </w:rPr>
               <w:t>Sidik jari matematis membuktikan integritas berkas tanpa mengekspos isi dokumen.</w:t>
@@ -2074,12 +2077,12 @@
         <w:tc>
           <w:tcPr>
             <w:tcW w:type="dxa" w:w="2016"/>
-            <w:shd w:fill="F6F8F6"/>
+            <w:shd w:fill="F9F9F9"/>
             <w:tcMar>
-              <w:top w:w="100" w:type="dxa"/>
-              <w:bottom w:w="100" w:type="dxa"/>
-              <w:left w:w="150" w:type="dxa"/>
-              <w:right w:w="150" w:type="dxa"/>
+              <w:top w:w="90" w:type="dxa"/>
+              <w:bottom w:w="90" w:type="dxa"/>
+              <w:left w:w="140" w:type="dxa"/>
+              <w:right w:w="140" w:type="dxa"/>
             </w:tcMar>
           </w:tcPr>
           <w:p>
@@ -2089,7 +2092,7 @@
             <w:r>
               <w:rPr>
                 <w:rFonts w:ascii="Calibri" w:hAnsi="Calibri"/>
-                <w:color w:val="1D1D1D"/>
+                <w:color w:val="000000"/>
                 <w:sz w:val="19"/>
               </w:rPr>
               <w:t>Status Kredensial</w:t>
@@ -2099,12 +2102,12 @@
         <w:tc>
           <w:tcPr>
             <w:tcW w:type="dxa" w:w="1728"/>
-            <w:shd w:fill="F6F8F6"/>
+            <w:shd w:fill="F9F9F9"/>
             <w:tcMar>
-              <w:top w:w="100" w:type="dxa"/>
-              <w:bottom w:w="100" w:type="dxa"/>
-              <w:left w:w="150" w:type="dxa"/>
-              <w:right w:w="150" w:type="dxa"/>
+              <w:top w:w="90" w:type="dxa"/>
+              <w:bottom w:w="90" w:type="dxa"/>
+              <w:left w:w="140" w:type="dxa"/>
+              <w:right w:w="140" w:type="dxa"/>
             </w:tcMar>
           </w:tcPr>
           <w:p>
@@ -2114,7 +2117,7 @@
             <w:r>
               <w:rPr>
                 <w:rFonts w:ascii="Calibri" w:hAnsi="Calibri"/>
-                <w:color w:val="1D1D1D"/>
+                <w:color w:val="000000"/>
                 <w:sz w:val="19"/>
               </w:rPr>
               <w:t>On-chain</w:t>
@@ -2124,12 +2127,12 @@
         <w:tc>
           <w:tcPr>
             <w:tcW w:type="dxa" w:w="2016"/>
-            <w:shd w:fill="F6F8F6"/>
+            <w:shd w:fill="F9F9F9"/>
             <w:tcMar>
-              <w:top w:w="100" w:type="dxa"/>
-              <w:bottom w:w="100" w:type="dxa"/>
-              <w:left w:w="150" w:type="dxa"/>
-              <w:right w:w="150" w:type="dxa"/>
+              <w:top w:w="90" w:type="dxa"/>
+              <w:bottom w:w="90" w:type="dxa"/>
+              <w:left w:w="140" w:type="dxa"/>
+              <w:right w:w="140" w:type="dxa"/>
             </w:tcMar>
           </w:tcPr>
           <w:p>
@@ -2139,7 +2142,7 @@
             <w:r>
               <w:rPr>
                 <w:rFonts w:ascii="Calibri" w:hAnsi="Calibri"/>
-                <w:color w:val="1D1D1D"/>
+                <w:color w:val="000000"/>
                 <w:sz w:val="19"/>
               </w:rPr>
               <w:t>Publik (view)</w:t>
@@ -2149,12 +2152,12 @@
         <w:tc>
           <w:tcPr>
             <w:tcW w:type="dxa" w:w="3600"/>
-            <w:shd w:fill="F6F8F6"/>
+            <w:shd w:fill="F9F9F9"/>
             <w:tcMar>
-              <w:top w:w="100" w:type="dxa"/>
-              <w:bottom w:w="100" w:type="dxa"/>
-              <w:left w:w="150" w:type="dxa"/>
-              <w:right w:w="150" w:type="dxa"/>
+              <w:top w:w="90" w:type="dxa"/>
+              <w:bottom w:w="90" w:type="dxa"/>
+              <w:left w:w="140" w:type="dxa"/>
+              <w:right w:w="140" w:type="dxa"/>
             </w:tcMar>
           </w:tcPr>
           <w:p>
@@ -2164,7 +2167,7 @@
             <w:r>
               <w:rPr>
                 <w:rFonts w:ascii="Calibri" w:hAnsi="Calibri"/>
-                <w:color w:val="1D1D1D"/>
+                <w:color w:val="000000"/>
                 <w:sz w:val="19"/>
               </w:rPr>
               <w:t>Menjamin status keabsahan (Valid, Revoked, Expired) bersifat transparan dan tamper-proof.</w:t>
@@ -2178,10 +2181,10 @@
             <w:tcW w:type="dxa" w:w="2016"/>
             <w:shd w:fill="FFFFFF"/>
             <w:tcMar>
-              <w:top w:w="100" w:type="dxa"/>
-              <w:bottom w:w="100" w:type="dxa"/>
-              <w:left w:w="150" w:type="dxa"/>
-              <w:right w:w="150" w:type="dxa"/>
+              <w:top w:w="90" w:type="dxa"/>
+              <w:bottom w:w="90" w:type="dxa"/>
+              <w:left w:w="140" w:type="dxa"/>
+              <w:right w:w="140" w:type="dxa"/>
             </w:tcMar>
           </w:tcPr>
           <w:p>
@@ -2191,7 +2194,7 @@
             <w:r>
               <w:rPr>
                 <w:rFonts w:ascii="Calibri" w:hAnsi="Calibri"/>
-                <w:color w:val="1D1D1D"/>
+                <w:color w:val="000000"/>
                 <w:sz w:val="19"/>
               </w:rPr>
               <w:t>Berkas PDF &amp; PII</w:t>
@@ -2203,10 +2206,10 @@
             <w:tcW w:type="dxa" w:w="1728"/>
             <w:shd w:fill="FFFFFF"/>
             <w:tcMar>
-              <w:top w:w="100" w:type="dxa"/>
-              <w:bottom w:w="100" w:type="dxa"/>
-              <w:left w:w="150" w:type="dxa"/>
-              <w:right w:w="150" w:type="dxa"/>
+              <w:top w:w="90" w:type="dxa"/>
+              <w:bottom w:w="90" w:type="dxa"/>
+              <w:left w:w="140" w:type="dxa"/>
+              <w:right w:w="140" w:type="dxa"/>
             </w:tcMar>
           </w:tcPr>
           <w:p>
@@ -2216,7 +2219,7 @@
             <w:r>
               <w:rPr>
                 <w:rFonts w:ascii="Calibri" w:hAnsi="Calibri"/>
-                <w:color w:val="1D1D1D"/>
+                <w:color w:val="000000"/>
                 <w:sz w:val="19"/>
               </w:rPr>
               <w:t>Off-chain</w:t>
@@ -2228,10 +2231,10 @@
             <w:tcW w:type="dxa" w:w="2016"/>
             <w:shd w:fill="FFFFFF"/>
             <w:tcMar>
-              <w:top w:w="100" w:type="dxa"/>
-              <w:bottom w:w="100" w:type="dxa"/>
-              <w:left w:w="150" w:type="dxa"/>
-              <w:right w:w="150" w:type="dxa"/>
+              <w:top w:w="90" w:type="dxa"/>
+              <w:bottom w:w="90" w:type="dxa"/>
+              <w:left w:w="140" w:type="dxa"/>
+              <w:right w:w="140" w:type="dxa"/>
             </w:tcMar>
           </w:tcPr>
           <w:p>
@@ -2241,7 +2244,7 @@
             <w:r>
               <w:rPr>
                 <w:rFonts w:ascii="Calibri" w:hAnsi="Calibri"/>
-                <w:color w:val="1D1D1D"/>
+                <w:color w:val="000000"/>
                 <w:sz w:val="19"/>
               </w:rPr>
               <w:t>Holder &amp; Issuer</w:t>
@@ -2253,10 +2256,10 @@
             <w:tcW w:type="dxa" w:w="3600"/>
             <w:shd w:fill="FFFFFF"/>
             <w:tcMar>
-              <w:top w:w="100" w:type="dxa"/>
-              <w:bottom w:w="100" w:type="dxa"/>
-              <w:left w:w="150" w:type="dxa"/>
-              <w:right w:w="150" w:type="dxa"/>
+              <w:top w:w="90" w:type="dxa"/>
+              <w:bottom w:w="90" w:type="dxa"/>
+              <w:left w:w="140" w:type="dxa"/>
+              <w:right w:w="140" w:type="dxa"/>
             </w:tcMar>
           </w:tcPr>
           <w:p>
@@ -2266,7 +2269,7 @@
             <w:r>
               <w:rPr>
                 <w:rFonts w:ascii="Calibri" w:hAnsi="Calibri"/>
-                <w:color w:val="1D1D1D"/>
+                <w:color w:val="000000"/>
                 <w:sz w:val="19"/>
               </w:rPr>
               <w:t>Mencegah blockchain bloat dan memenuhi prinsip Right to be Forgotten UU PDP.</w:t>
@@ -2278,12 +2281,12 @@
         <w:tc>
           <w:tcPr>
             <w:tcW w:type="dxa" w:w="2016"/>
-            <w:shd w:fill="F6F8F6"/>
+            <w:shd w:fill="F9F9F9"/>
             <w:tcMar>
-              <w:top w:w="100" w:type="dxa"/>
-              <w:bottom w:w="100" w:type="dxa"/>
-              <w:left w:w="150" w:type="dxa"/>
-              <w:right w:w="150" w:type="dxa"/>
+              <w:top w:w="90" w:type="dxa"/>
+              <w:bottom w:w="90" w:type="dxa"/>
+              <w:left w:w="140" w:type="dxa"/>
+              <w:right w:w="140" w:type="dxa"/>
             </w:tcMar>
           </w:tcPr>
           <w:p>
@@ -2293,7 +2296,7 @@
             <w:r>
               <w:rPr>
                 <w:rFonts w:ascii="Calibri" w:hAnsi="Calibri"/>
-                <w:color w:val="1D1D1D"/>
+                <w:color w:val="000000"/>
                 <w:sz w:val="19"/>
               </w:rPr>
               <w:t>issueCredential</w:t>
@@ -2303,12 +2306,12 @@
         <w:tc>
           <w:tcPr>
             <w:tcW w:type="dxa" w:w="1728"/>
-            <w:shd w:fill="F6F8F6"/>
+            <w:shd w:fill="F9F9F9"/>
             <w:tcMar>
-              <w:top w:w="100" w:type="dxa"/>
-              <w:bottom w:w="100" w:type="dxa"/>
-              <w:left w:w="150" w:type="dxa"/>
-              <w:right w:w="150" w:type="dxa"/>
+              <w:top w:w="90" w:type="dxa"/>
+              <w:bottom w:w="90" w:type="dxa"/>
+              <w:left w:w="140" w:type="dxa"/>
+              <w:right w:w="140" w:type="dxa"/>
             </w:tcMar>
           </w:tcPr>
           <w:p>
@@ -2318,7 +2321,7 @@
             <w:r>
               <w:rPr>
                 <w:rFonts w:ascii="Calibri" w:hAnsi="Calibri"/>
-                <w:color w:val="1D1D1D"/>
+                <w:color w:val="000000"/>
                 <w:sz w:val="19"/>
               </w:rPr>
               <w:t>On-chain</w:t>
@@ -2328,12 +2331,12 @@
         <w:tc>
           <w:tcPr>
             <w:tcW w:type="dxa" w:w="2016"/>
-            <w:shd w:fill="F6F8F6"/>
+            <w:shd w:fill="F9F9F9"/>
             <w:tcMar>
-              <w:top w:w="100" w:type="dxa"/>
-              <w:bottom w:w="100" w:type="dxa"/>
-              <w:left w:w="150" w:type="dxa"/>
-              <w:right w:w="150" w:type="dxa"/>
+              <w:top w:w="90" w:type="dxa"/>
+              <w:bottom w:w="90" w:type="dxa"/>
+              <w:left w:w="140" w:type="dxa"/>
+              <w:right w:w="140" w:type="dxa"/>
             </w:tcMar>
           </w:tcPr>
           <w:p>
@@ -2343,7 +2346,7 @@
             <w:r>
               <w:rPr>
                 <w:rFonts w:ascii="Calibri" w:hAnsi="Calibri"/>
-                <w:color w:val="1D1D1D"/>
+                <w:color w:val="000000"/>
                 <w:sz w:val="19"/>
               </w:rPr>
               <w:t>ISSUER_ROLE</w:t>
@@ -2353,12 +2356,12 @@
         <w:tc>
           <w:tcPr>
             <w:tcW w:type="dxa" w:w="3600"/>
-            <w:shd w:fill="F6F8F6"/>
+            <w:shd w:fill="F9F9F9"/>
             <w:tcMar>
-              <w:top w:w="100" w:type="dxa"/>
-              <w:bottom w:w="100" w:type="dxa"/>
-              <w:left w:w="150" w:type="dxa"/>
-              <w:right w:w="150" w:type="dxa"/>
+              <w:top w:w="90" w:type="dxa"/>
+              <w:bottom w:w="90" w:type="dxa"/>
+              <w:left w:w="140" w:type="dxa"/>
+              <w:right w:w="140" w:type="dxa"/>
             </w:tcMar>
           </w:tcPr>
           <w:p>
@@ -2368,7 +2371,7 @@
             <w:r>
               <w:rPr>
                 <w:rFonts w:ascii="Calibri" w:hAnsi="Calibri"/>
-                <w:color w:val="1D1D1D"/>
+                <w:color w:val="000000"/>
                 <w:sz w:val="19"/>
               </w:rPr>
               <w:t>Pencatatan legalitas penerbitan secara permanen dan memancarkan event CredentialIssued.</w:t>
@@ -2382,10 +2385,10 @@
             <w:tcW w:type="dxa" w:w="2016"/>
             <w:shd w:fill="FFFFFF"/>
             <w:tcMar>
-              <w:top w:w="100" w:type="dxa"/>
-              <w:bottom w:w="100" w:type="dxa"/>
-              <w:left w:w="150" w:type="dxa"/>
-              <w:right w:w="150" w:type="dxa"/>
+              <w:top w:w="90" w:type="dxa"/>
+              <w:bottom w:w="90" w:type="dxa"/>
+              <w:left w:w="140" w:type="dxa"/>
+              <w:right w:w="140" w:type="dxa"/>
             </w:tcMar>
           </w:tcPr>
           <w:p>
@@ -2395,7 +2398,7 @@
             <w:r>
               <w:rPr>
                 <w:rFonts w:ascii="Calibri" w:hAnsi="Calibri"/>
-                <w:color w:val="1D1D1D"/>
+                <w:color w:val="000000"/>
                 <w:sz w:val="19"/>
               </w:rPr>
               <w:t>issueBatch (Maks 50)</w:t>
@@ -2407,10 +2410,10 @@
             <w:tcW w:type="dxa" w:w="1728"/>
             <w:shd w:fill="FFFFFF"/>
             <w:tcMar>
-              <w:top w:w="100" w:type="dxa"/>
-              <w:bottom w:w="100" w:type="dxa"/>
-              <w:left w:w="150" w:type="dxa"/>
-              <w:right w:w="150" w:type="dxa"/>
+              <w:top w:w="90" w:type="dxa"/>
+              <w:bottom w:w="90" w:type="dxa"/>
+              <w:left w:w="140" w:type="dxa"/>
+              <w:right w:w="140" w:type="dxa"/>
             </w:tcMar>
           </w:tcPr>
           <w:p>
@@ -2420,7 +2423,7 @@
             <w:r>
               <w:rPr>
                 <w:rFonts w:ascii="Calibri" w:hAnsi="Calibri"/>
-                <w:color w:val="1D1D1D"/>
+                <w:color w:val="000000"/>
                 <w:sz w:val="19"/>
               </w:rPr>
               <w:t>On-chain</w:t>
@@ -2432,10 +2435,10 @@
             <w:tcW w:type="dxa" w:w="2016"/>
             <w:shd w:fill="FFFFFF"/>
             <w:tcMar>
-              <w:top w:w="100" w:type="dxa"/>
-              <w:bottom w:w="100" w:type="dxa"/>
-              <w:left w:w="150" w:type="dxa"/>
-              <w:right w:w="150" w:type="dxa"/>
+              <w:top w:w="90" w:type="dxa"/>
+              <w:bottom w:w="90" w:type="dxa"/>
+              <w:left w:w="140" w:type="dxa"/>
+              <w:right w:w="140" w:type="dxa"/>
             </w:tcMar>
           </w:tcPr>
           <w:p>
@@ -2445,7 +2448,7 @@
             <w:r>
               <w:rPr>
                 <w:rFonts w:ascii="Calibri" w:hAnsi="Calibri"/>
-                <w:color w:val="1D1D1D"/>
+                <w:color w:val="000000"/>
                 <w:sz w:val="19"/>
               </w:rPr>
               <w:t>ISSUER_ROLE</w:t>
@@ -2457,10 +2460,10 @@
             <w:tcW w:type="dxa" w:w="3600"/>
             <w:shd w:fill="FFFFFF"/>
             <w:tcMar>
-              <w:top w:w="100" w:type="dxa"/>
-              <w:bottom w:w="100" w:type="dxa"/>
-              <w:left w:w="150" w:type="dxa"/>
-              <w:right w:w="150" w:type="dxa"/>
+              <w:top w:w="90" w:type="dxa"/>
+              <w:bottom w:w="90" w:type="dxa"/>
+              <w:left w:w="140" w:type="dxa"/>
+              <w:right w:w="140" w:type="dxa"/>
             </w:tcMar>
           </w:tcPr>
           <w:p>
@@ -2470,7 +2473,7 @@
             <w:r>
               <w:rPr>
                 <w:rFonts w:ascii="Calibri" w:hAnsi="Calibri"/>
-                <w:color w:val="1D1D1D"/>
+                <w:color w:val="000000"/>
                 <w:sz w:val="19"/>
               </w:rPr>
               <w:t>Efisiensi wisuda massal dengan proteksi batasan gas limit blok (DoS prevention).</w:t>
@@ -2482,12 +2485,12 @@
         <w:tc>
           <w:tcPr>
             <w:tcW w:type="dxa" w:w="2016"/>
-            <w:shd w:fill="F6F8F6"/>
+            <w:shd w:fill="F9F9F9"/>
             <w:tcMar>
-              <w:top w:w="100" w:type="dxa"/>
-              <w:bottom w:w="100" w:type="dxa"/>
-              <w:left w:w="150" w:type="dxa"/>
-              <w:right w:w="150" w:type="dxa"/>
+              <w:top w:w="90" w:type="dxa"/>
+              <w:bottom w:w="90" w:type="dxa"/>
+              <w:left w:w="140" w:type="dxa"/>
+              <w:right w:w="140" w:type="dxa"/>
             </w:tcMar>
           </w:tcPr>
           <w:p>
@@ -2497,7 +2500,7 @@
             <w:r>
               <w:rPr>
                 <w:rFonts w:ascii="Calibri" w:hAnsi="Calibri"/>
-                <w:color w:val="1D1D1D"/>
+                <w:color w:val="000000"/>
                 <w:sz w:val="19"/>
               </w:rPr>
               <w:t>revokeCredential</w:t>
@@ -2507,12 +2510,12 @@
         <w:tc>
           <w:tcPr>
             <w:tcW w:type="dxa" w:w="1728"/>
-            <w:shd w:fill="F6F8F6"/>
+            <w:shd w:fill="F9F9F9"/>
             <w:tcMar>
-              <w:top w:w="100" w:type="dxa"/>
-              <w:bottom w:w="100" w:type="dxa"/>
-              <w:left w:w="150" w:type="dxa"/>
-              <w:right w:w="150" w:type="dxa"/>
+              <w:top w:w="90" w:type="dxa"/>
+              <w:bottom w:w="90" w:type="dxa"/>
+              <w:left w:w="140" w:type="dxa"/>
+              <w:right w:w="140" w:type="dxa"/>
             </w:tcMar>
           </w:tcPr>
           <w:p>
@@ -2522,7 +2525,7 @@
             <w:r>
               <w:rPr>
                 <w:rFonts w:ascii="Calibri" w:hAnsi="Calibri"/>
-                <w:color w:val="1D1D1D"/>
+                <w:color w:val="000000"/>
                 <w:sz w:val="19"/>
               </w:rPr>
               <w:t>On-chain</w:t>
@@ -2532,12 +2535,12 @@
         <w:tc>
           <w:tcPr>
             <w:tcW w:type="dxa" w:w="2016"/>
-            <w:shd w:fill="F6F8F6"/>
+            <w:shd w:fill="F9F9F9"/>
             <w:tcMar>
-              <w:top w:w="100" w:type="dxa"/>
-              <w:bottom w:w="100" w:type="dxa"/>
-              <w:left w:w="150" w:type="dxa"/>
-              <w:right w:w="150" w:type="dxa"/>
+              <w:top w:w="90" w:type="dxa"/>
+              <w:bottom w:w="90" w:type="dxa"/>
+              <w:left w:w="140" w:type="dxa"/>
+              <w:right w:w="140" w:type="dxa"/>
             </w:tcMar>
           </w:tcPr>
           <w:p>
@@ -2547,7 +2550,7 @@
             <w:r>
               <w:rPr>
                 <w:rFonts w:ascii="Calibri" w:hAnsi="Calibri"/>
-                <w:color w:val="1D1D1D"/>
+                <w:color w:val="000000"/>
                 <w:sz w:val="19"/>
               </w:rPr>
               <w:t>ISSUER / REVOKER</w:t>
@@ -2557,12 +2560,12 @@
         <w:tc>
           <w:tcPr>
             <w:tcW w:type="dxa" w:w="3600"/>
-            <w:shd w:fill="F6F8F6"/>
+            <w:shd w:fill="F9F9F9"/>
             <w:tcMar>
-              <w:top w:w="100" w:type="dxa"/>
-              <w:bottom w:w="100" w:type="dxa"/>
-              <w:left w:w="150" w:type="dxa"/>
-              <w:right w:w="150" w:type="dxa"/>
+              <w:top w:w="90" w:type="dxa"/>
+              <w:bottom w:w="90" w:type="dxa"/>
+              <w:left w:w="140" w:type="dxa"/>
+              <w:right w:w="140" w:type="dxa"/>
             </w:tcMar>
           </w:tcPr>
           <w:p>
@@ -2572,7 +2575,7 @@
             <w:r>
               <w:rPr>
                 <w:rFonts w:ascii="Calibri" w:hAnsi="Calibri"/>
-                <w:color w:val="1D1D1D"/>
+                <w:color w:val="000000"/>
                 <w:sz w:val="19"/>
               </w:rPr>
               <w:t>Pencabutan kredensial dengan mencatat alasan terstruktur pada audit trail transaksi.</w:t>
@@ -2586,10 +2589,10 @@
             <w:tcW w:type="dxa" w:w="2016"/>
             <w:shd w:fill="FFFFFF"/>
             <w:tcMar>
-              <w:top w:w="100" w:type="dxa"/>
-              <w:bottom w:w="100" w:type="dxa"/>
-              <w:left w:w="150" w:type="dxa"/>
-              <w:right w:w="150" w:type="dxa"/>
+              <w:top w:w="90" w:type="dxa"/>
+              <w:bottom w:w="90" w:type="dxa"/>
+              <w:left w:w="140" w:type="dxa"/>
+              <w:right w:w="140" w:type="dxa"/>
             </w:tcMar>
           </w:tcPr>
           <w:p>
@@ -2599,7 +2602,7 @@
             <w:r>
               <w:rPr>
                 <w:rFonts w:ascii="Calibri" w:hAnsi="Calibri"/>
-                <w:color w:val="1D1D1D"/>
+                <w:color w:val="000000"/>
                 <w:sz w:val="19"/>
               </w:rPr>
               <w:t>grantAccess</w:t>
@@ -2611,10 +2614,10 @@
             <w:tcW w:type="dxa" w:w="1728"/>
             <w:shd w:fill="FFFFFF"/>
             <w:tcMar>
-              <w:top w:w="100" w:type="dxa"/>
-              <w:bottom w:w="100" w:type="dxa"/>
-              <w:left w:w="150" w:type="dxa"/>
-              <w:right w:w="150" w:type="dxa"/>
+              <w:top w:w="90" w:type="dxa"/>
+              <w:bottom w:w="90" w:type="dxa"/>
+              <w:left w:w="140" w:type="dxa"/>
+              <w:right w:w="140" w:type="dxa"/>
             </w:tcMar>
           </w:tcPr>
           <w:p>
@@ -2624,7 +2627,7 @@
             <w:r>
               <w:rPr>
                 <w:rFonts w:ascii="Calibri" w:hAnsi="Calibri"/>
-                <w:color w:val="1D1D1D"/>
+                <w:color w:val="000000"/>
                 <w:sz w:val="19"/>
               </w:rPr>
               <w:t>On-chain</w:t>
@@ -2636,10 +2639,10 @@
             <w:tcW w:type="dxa" w:w="2016"/>
             <w:shd w:fill="FFFFFF"/>
             <w:tcMar>
-              <w:top w:w="100" w:type="dxa"/>
-              <w:bottom w:w="100" w:type="dxa"/>
-              <w:left w:w="150" w:type="dxa"/>
-              <w:right w:w="150" w:type="dxa"/>
+              <w:top w:w="90" w:type="dxa"/>
+              <w:bottom w:w="90" w:type="dxa"/>
+              <w:left w:w="140" w:type="dxa"/>
+              <w:right w:w="140" w:type="dxa"/>
             </w:tcMar>
           </w:tcPr>
           <w:p>
@@ -2649,7 +2652,7 @@
             <w:r>
               <w:rPr>
                 <w:rFonts w:ascii="Calibri" w:hAnsi="Calibri"/>
-                <w:color w:val="1D1D1D"/>
+                <w:color w:val="000000"/>
                 <w:sz w:val="19"/>
               </w:rPr>
               <w:t>Holder (Mahasiswa)</w:t>
@@ -2661,10 +2664,10 @@
             <w:tcW w:type="dxa" w:w="3600"/>
             <w:shd w:fill="FFFFFF"/>
             <w:tcMar>
-              <w:top w:w="100" w:type="dxa"/>
-              <w:bottom w:w="100" w:type="dxa"/>
-              <w:left w:w="150" w:type="dxa"/>
-              <w:right w:w="150" w:type="dxa"/>
+              <w:top w:w="90" w:type="dxa"/>
+              <w:bottom w:w="90" w:type="dxa"/>
+              <w:left w:w="140" w:type="dxa"/>
+              <w:right w:w="140" w:type="dxa"/>
             </w:tcMar>
           </w:tcPr>
           <w:p>
@@ -2674,7 +2677,7 @@
             <w:r>
               <w:rPr>
                 <w:rFonts w:ascii="Calibri" w:hAnsi="Calibri"/>
-                <w:color w:val="1D1D1D"/>
+                <w:color w:val="000000"/>
                 <w:sz w:val="19"/>
               </w:rPr>
               <w:t>Menghasilkan bukti persetujuan eksplisit pemilik data (Holder Consent) sesuai UU PDP.</w:t>
@@ -2686,12 +2689,12 @@
         <w:tc>
           <w:tcPr>
             <w:tcW w:type="dxa" w:w="2016"/>
-            <w:shd w:fill="F6F8F6"/>
+            <w:shd w:fill="F9F9F9"/>
             <w:tcMar>
-              <w:top w:w="100" w:type="dxa"/>
-              <w:bottom w:w="100" w:type="dxa"/>
-              <w:left w:w="150" w:type="dxa"/>
-              <w:right w:w="150" w:type="dxa"/>
+              <w:top w:w="90" w:type="dxa"/>
+              <w:bottom w:w="90" w:type="dxa"/>
+              <w:left w:w="140" w:type="dxa"/>
+              <w:right w:w="140" w:type="dxa"/>
             </w:tcMar>
           </w:tcPr>
           <w:p>
@@ -2701,7 +2704,7 @@
             <w:r>
               <w:rPr>
                 <w:rFonts w:ascii="Calibri" w:hAnsi="Calibri"/>
-                <w:color w:val="1D1D1D"/>
+                <w:color w:val="000000"/>
                 <w:sz w:val="19"/>
               </w:rPr>
               <w:t>verifyCredential</w:t>
@@ -2711,12 +2714,12 @@
         <w:tc>
           <w:tcPr>
             <w:tcW w:type="dxa" w:w="1728"/>
-            <w:shd w:fill="F6F8F6"/>
+            <w:shd w:fill="F9F9F9"/>
             <w:tcMar>
-              <w:top w:w="100" w:type="dxa"/>
-              <w:bottom w:w="100" w:type="dxa"/>
-              <w:left w:w="150" w:type="dxa"/>
-              <w:right w:w="150" w:type="dxa"/>
+              <w:top w:w="90" w:type="dxa"/>
+              <w:bottom w:w="90" w:type="dxa"/>
+              <w:left w:w="140" w:type="dxa"/>
+              <w:right w:w="140" w:type="dxa"/>
             </w:tcMar>
           </w:tcPr>
           <w:p>
@@ -2726,7 +2729,7 @@
             <w:r>
               <w:rPr>
                 <w:rFonts w:ascii="Calibri" w:hAnsi="Calibri"/>
-                <w:color w:val="1D1D1D"/>
+                <w:color w:val="000000"/>
                 <w:sz w:val="19"/>
               </w:rPr>
               <w:t>On-chain</w:t>
@@ -2736,12 +2739,12 @@
         <w:tc>
           <w:tcPr>
             <w:tcW w:type="dxa" w:w="2016"/>
-            <w:shd w:fill="F6F8F6"/>
+            <w:shd w:fill="F9F9F9"/>
             <w:tcMar>
-              <w:top w:w="100" w:type="dxa"/>
-              <w:bottom w:w="100" w:type="dxa"/>
-              <w:left w:w="150" w:type="dxa"/>
-              <w:right w:w="150" w:type="dxa"/>
+              <w:top w:w="90" w:type="dxa"/>
+              <w:bottom w:w="90" w:type="dxa"/>
+              <w:left w:w="140" w:type="dxa"/>
+              <w:right w:w="140" w:type="dxa"/>
             </w:tcMar>
           </w:tcPr>
           <w:p>
@@ -2751,7 +2754,7 @@
             <w:r>
               <w:rPr>
                 <w:rFonts w:ascii="Calibri" w:hAnsi="Calibri"/>
-                <w:color w:val="1D1D1D"/>
+                <w:color w:val="000000"/>
                 <w:sz w:val="19"/>
               </w:rPr>
               <w:t>Publik (view)</w:t>
@@ -2761,12 +2764,12 @@
         <w:tc>
           <w:tcPr>
             <w:tcW w:type="dxa" w:w="3600"/>
-            <w:shd w:fill="F6F8F6"/>
+            <w:shd w:fill="F9F9F9"/>
             <w:tcMar>
-              <w:top w:w="100" w:type="dxa"/>
-              <w:bottom w:w="100" w:type="dxa"/>
-              <w:left w:w="150" w:type="dxa"/>
-              <w:right w:w="150" w:type="dxa"/>
+              <w:top w:w="90" w:type="dxa"/>
+              <w:bottom w:w="90" w:type="dxa"/>
+              <w:left w:w="140" w:type="dxa"/>
+              <w:right w:w="140" w:type="dxa"/>
             </w:tcMar>
           </w:tcPr>
           <w:p>
@@ -2776,7 +2779,7 @@
             <w:r>
               <w:rPr>
                 <w:rFonts w:ascii="Calibri" w:hAnsi="Calibri"/>
-                <w:color w:val="1D1D1D"/>
+                <w:color w:val="000000"/>
                 <w:sz w:val="19"/>
               </w:rPr>
               <w:t>Verifikasi instan tanpa konsumsi saldo/gas melalui RPC node eth_call.</w:t>
@@ -2787,30 +2790,28 @@
     </w:tbl>
     <w:p>
       <w:pPr>
-        <w:keepNext/>
-        <w:spacing w:before="200" w:after="80"/>
+        <w:spacing w:before="0" w:after="120"/>
+      </w:pPr>
+    </w:p>
+    <w:p>
+      <w:pPr>
+        <w:pStyle w:val="Heading2"/>
       </w:pPr>
       <w:r>
-        <w:rPr>
-          <w:rFonts w:ascii="Calibri" w:hAnsi="Calibri"/>
-          <w:b/>
-          <w:color w:val="1B5E20"/>
-          <w:sz w:val="23"/>
-        </w:rPr>
         <w:t>5.2 Pengujian, deployment, dan integrasi (Project 2)</w:t>
       </w:r>
     </w:p>
     <w:p>
       <w:pPr>
-        <w:spacing w:before="0" w:after="120" w:line="276" w:lineRule="auto"/>
-        <w:jc w:val="left"/>
+        <w:spacing w:before="0" w:after="80" w:line="276" w:lineRule="auto"/>
+        <w:jc w:val="both"/>
       </w:pPr>
       <w:r>
         <w:rPr>
           <w:rFonts w:ascii="Calibri" w:hAnsi="Calibri"/>
           <w:b w:val="0"/>
           <w:i w:val="0"/>
-          <w:color w:val="1D1D1D"/>
+          <w:color w:val="000000"/>
           <w:sz w:val="22"/>
         </w:rPr>
         <w:t>Pengujian unit mencakup 39 skenario pengujian komprehensif pada smart contract AcademicCredential.sol yang dijalankan menggunakan Hardhat &amp; Chai Matchers. Seluruh skenario berhasil lulus 100% dengan statement coverage 100% dan branch coverage 89.71%.</w:t>
@@ -2821,6 +2822,14 @@
         <w:tblW w:type="auto" w:w="0"/>
         <w:jc w:val="center"/>
         <w:tblLook w:firstColumn="1" w:firstRow="1" w:lastColumn="0" w:lastRow="0" w:noHBand="0" w:noVBand="1" w:val="04A0"/>
+        <w:tblBorders>
+          <w:top w:val="single" w:sz="8" w:space="0" w:color="000000"/>
+          <w:bottom w:val="single" w:sz="8" w:space="0" w:color="000000"/>
+          <w:left w:val="none"/>
+          <w:right w:val="none"/>
+          <w:insideH w:val="single" w:sz="4" w:space="0" w:color="D0D0D0"/>
+          <w:insideV w:val="none"/>
+        </w:tblBorders>
       </w:tblPr>
       <w:tblGrid>
         <w:gridCol w:w="1872"/>
@@ -2833,23 +2842,24 @@
         <w:tc>
           <w:tcPr>
             <w:tcW w:type="dxa" w:w="1152"/>
-            <w:shd w:fill="1B5E20"/>
+            <w:shd w:fill="EAEAEA"/>
             <w:tcMar>
               <w:top w:w="120" w:type="dxa"/>
               <w:bottom w:w="120" w:type="dxa"/>
-              <w:left w:w="150" w:type="dxa"/>
-              <w:right w:w="150" w:type="dxa"/>
+              <w:left w:w="140" w:type="dxa"/>
+              <w:right w:w="140" w:type="dxa"/>
             </w:tcMar>
           </w:tcPr>
           <w:p>
             <w:pPr>
+              <w:spacing w:before="0" w:after="0"/>
               <w:jc w:val="left"/>
             </w:pPr>
             <w:r>
               <w:rPr>
                 <w:rFonts w:ascii="Calibri" w:hAnsi="Calibri"/>
                 <w:b/>
-                <w:color w:val="FFFFFF"/>
+                <w:color w:val="000000"/>
                 <w:sz w:val="20"/>
               </w:rPr>
               <w:t>ID tes</w:t>
@@ -2859,23 +2869,24 @@
         <w:tc>
           <w:tcPr>
             <w:tcW w:type="dxa" w:w="2592"/>
-            <w:shd w:fill="1B5E20"/>
+            <w:shd w:fill="EAEAEA"/>
             <w:tcMar>
               <w:top w:w="120" w:type="dxa"/>
               <w:bottom w:w="120" w:type="dxa"/>
-              <w:left w:w="150" w:type="dxa"/>
-              <w:right w:w="150" w:type="dxa"/>
+              <w:left w:w="140" w:type="dxa"/>
+              <w:right w:w="140" w:type="dxa"/>
             </w:tcMar>
           </w:tcPr>
           <w:p>
             <w:pPr>
+              <w:spacing w:before="0" w:after="0"/>
               <w:jc w:val="left"/>
             </w:pPr>
             <w:r>
               <w:rPr>
                 <w:rFonts w:ascii="Calibri" w:hAnsi="Calibri"/>
                 <w:b/>
-                <w:color w:val="FFFFFF"/>
+                <w:color w:val="000000"/>
                 <w:sz w:val="20"/>
               </w:rPr>
               <w:t>Skenario pengujian</w:t>
@@ -2885,23 +2896,24 @@
         <w:tc>
           <w:tcPr>
             <w:tcW w:type="dxa" w:w="3312"/>
-            <w:shd w:fill="1B5E20"/>
+            <w:shd w:fill="EAEAEA"/>
             <w:tcMar>
               <w:top w:w="120" w:type="dxa"/>
               <w:bottom w:w="120" w:type="dxa"/>
-              <w:left w:w="150" w:type="dxa"/>
-              <w:right w:w="150" w:type="dxa"/>
+              <w:left w:w="140" w:type="dxa"/>
+              <w:right w:w="140" w:type="dxa"/>
             </w:tcMar>
           </w:tcPr>
           <w:p>
             <w:pPr>
+              <w:spacing w:before="0" w:after="0"/>
               <w:jc w:val="left"/>
             </w:pPr>
             <w:r>
               <w:rPr>
                 <w:rFonts w:ascii="Calibri" w:hAnsi="Calibri"/>
                 <w:b/>
-                <w:color w:val="FFFFFF"/>
+                <w:color w:val="000000"/>
                 <w:sz w:val="20"/>
               </w:rPr>
               <w:t>Ekspektasi</w:t>
@@ -2911,23 +2923,24 @@
         <w:tc>
           <w:tcPr>
             <w:tcW w:type="dxa" w:w="1152"/>
-            <w:shd w:fill="1B5E20"/>
+            <w:shd w:fill="EAEAEA"/>
             <w:tcMar>
               <w:top w:w="120" w:type="dxa"/>
               <w:bottom w:w="120" w:type="dxa"/>
-              <w:left w:w="150" w:type="dxa"/>
-              <w:right w:w="150" w:type="dxa"/>
+              <w:left w:w="140" w:type="dxa"/>
+              <w:right w:w="140" w:type="dxa"/>
             </w:tcMar>
           </w:tcPr>
           <w:p>
             <w:pPr>
+              <w:spacing w:before="0" w:after="0"/>
               <w:jc w:val="left"/>
             </w:pPr>
             <w:r>
               <w:rPr>
                 <w:rFonts w:ascii="Calibri" w:hAnsi="Calibri"/>
                 <w:b/>
-                <w:color w:val="FFFFFF"/>
+                <w:color w:val="000000"/>
                 <w:sz w:val="20"/>
               </w:rPr>
               <w:t>Hasil</w:t>
@@ -2937,23 +2950,24 @@
         <w:tc>
           <w:tcPr>
             <w:tcW w:type="dxa" w:w="1152"/>
-            <w:shd w:fill="1B5E20"/>
+            <w:shd w:fill="EAEAEA"/>
             <w:tcMar>
               <w:top w:w="120" w:type="dxa"/>
               <w:bottom w:w="120" w:type="dxa"/>
-              <w:left w:w="150" w:type="dxa"/>
-              <w:right w:w="150" w:type="dxa"/>
+              <w:left w:w="140" w:type="dxa"/>
+              <w:right w:w="140" w:type="dxa"/>
             </w:tcMar>
           </w:tcPr>
           <w:p>
             <w:pPr>
+              <w:spacing w:before="0" w:after="0"/>
               <w:jc w:val="left"/>
             </w:pPr>
             <w:r>
               <w:rPr>
                 <w:rFonts w:ascii="Calibri" w:hAnsi="Calibri"/>
                 <w:b/>
-                <w:color w:val="FFFFFF"/>
+                <w:color w:val="000000"/>
                 <w:sz w:val="20"/>
               </w:rPr>
               <w:t>Bukti</w:t>
@@ -2967,10 +2981,10 @@
             <w:tcW w:type="dxa" w:w="1152"/>
             <w:shd w:fill="FFFFFF"/>
             <w:tcMar>
-              <w:top w:w="100" w:type="dxa"/>
-              <w:bottom w:w="100" w:type="dxa"/>
-              <w:left w:w="150" w:type="dxa"/>
-              <w:right w:w="150" w:type="dxa"/>
+              <w:top w:w="90" w:type="dxa"/>
+              <w:bottom w:w="90" w:type="dxa"/>
+              <w:left w:w="140" w:type="dxa"/>
+              <w:right w:w="140" w:type="dxa"/>
             </w:tcMar>
           </w:tcPr>
           <w:p>
@@ -2980,7 +2994,7 @@
             <w:r>
               <w:rPr>
                 <w:rFonts w:ascii="Calibri" w:hAnsi="Calibri"/>
-                <w:color w:val="1D1D1D"/>
+                <w:color w:val="000000"/>
                 <w:sz w:val="19"/>
               </w:rPr>
               <w:t>T-01</w:t>
@@ -2992,10 +3006,10 @@
             <w:tcW w:type="dxa" w:w="2592"/>
             <w:shd w:fill="FFFFFF"/>
             <w:tcMar>
-              <w:top w:w="100" w:type="dxa"/>
-              <w:bottom w:w="100" w:type="dxa"/>
-              <w:left w:w="150" w:type="dxa"/>
-              <w:right w:w="150" w:type="dxa"/>
+              <w:top w:w="90" w:type="dxa"/>
+              <w:bottom w:w="90" w:type="dxa"/>
+              <w:left w:w="140" w:type="dxa"/>
+              <w:right w:w="140" w:type="dxa"/>
             </w:tcMar>
           </w:tcPr>
           <w:p>
@@ -3005,7 +3019,7 @@
             <w:r>
               <w:rPr>
                 <w:rFonts w:ascii="Calibri" w:hAnsi="Calibri"/>
-                <w:color w:val="1D1D1D"/>
+                <w:color w:val="000000"/>
                 <w:sz w:val="19"/>
               </w:rPr>
               <w:t>Admin mendaftarkan akun Issuer baru (addIssuer).</w:t>
@@ -3017,10 +3031,10 @@
             <w:tcW w:type="dxa" w:w="3312"/>
             <w:shd w:fill="FFFFFF"/>
             <w:tcMar>
-              <w:top w:w="100" w:type="dxa"/>
-              <w:bottom w:w="100" w:type="dxa"/>
-              <w:left w:w="150" w:type="dxa"/>
-              <w:right w:w="150" w:type="dxa"/>
+              <w:top w:w="90" w:type="dxa"/>
+              <w:bottom w:w="90" w:type="dxa"/>
+              <w:left w:w="140" w:type="dxa"/>
+              <w:right w:w="140" w:type="dxa"/>
             </w:tcMar>
           </w:tcPr>
           <w:p>
@@ -3030,7 +3044,7 @@
             <w:r>
               <w:rPr>
                 <w:rFonts w:ascii="Calibri" w:hAnsi="Calibri"/>
-                <w:color w:val="1D1D1D"/>
+                <w:color w:val="000000"/>
                 <w:sz w:val="19"/>
               </w:rPr>
               <w:t>Event IssuerAdded terpancar, wewenang hasRole bernilai true.</w:t>
@@ -3042,10 +3056,10 @@
             <w:tcW w:type="dxa" w:w="1152"/>
             <w:shd w:fill="FFFFFF"/>
             <w:tcMar>
-              <w:top w:w="100" w:type="dxa"/>
-              <w:bottom w:w="100" w:type="dxa"/>
-              <w:left w:w="150" w:type="dxa"/>
-              <w:right w:w="150" w:type="dxa"/>
+              <w:top w:w="90" w:type="dxa"/>
+              <w:bottom w:w="90" w:type="dxa"/>
+              <w:left w:w="140" w:type="dxa"/>
+              <w:right w:w="140" w:type="dxa"/>
             </w:tcMar>
           </w:tcPr>
           <w:p>
@@ -3055,7 +3069,7 @@
             <w:r>
               <w:rPr>
                 <w:rFonts w:ascii="Calibri" w:hAnsi="Calibri"/>
-                <w:color w:val="1D1D1D"/>
+                <w:color w:val="000000"/>
                 <w:sz w:val="19"/>
               </w:rPr>
               <w:t>Lulus</w:t>
@@ -3067,10 +3081,10 @@
             <w:tcW w:type="dxa" w:w="1152"/>
             <w:shd w:fill="FFFFFF"/>
             <w:tcMar>
-              <w:top w:w="100" w:type="dxa"/>
-              <w:bottom w:w="100" w:type="dxa"/>
-              <w:left w:w="150" w:type="dxa"/>
-              <w:right w:w="150" w:type="dxa"/>
+              <w:top w:w="90" w:type="dxa"/>
+              <w:bottom w:w="90" w:type="dxa"/>
+              <w:left w:w="140" w:type="dxa"/>
+              <w:right w:w="140" w:type="dxa"/>
             </w:tcMar>
           </w:tcPr>
           <w:p>
@@ -3080,7 +3094,7 @@
             <w:r>
               <w:rPr>
                 <w:rFonts w:ascii="Calibri" w:hAnsi="Calibri"/>
-                <w:color w:val="1D1D1D"/>
+                <w:color w:val="000000"/>
                 <w:sz w:val="19"/>
               </w:rPr>
               <w:t>[B-03]</w:t>
@@ -3092,12 +3106,12 @@
         <w:tc>
           <w:tcPr>
             <w:tcW w:type="dxa" w:w="1152"/>
-            <w:shd w:fill="F6F8F6"/>
+            <w:shd w:fill="F9F9F9"/>
             <w:tcMar>
-              <w:top w:w="100" w:type="dxa"/>
-              <w:bottom w:w="100" w:type="dxa"/>
-              <w:left w:w="150" w:type="dxa"/>
-              <w:right w:w="150" w:type="dxa"/>
+              <w:top w:w="90" w:type="dxa"/>
+              <w:bottom w:w="90" w:type="dxa"/>
+              <w:left w:w="140" w:type="dxa"/>
+              <w:right w:w="140" w:type="dxa"/>
             </w:tcMar>
           </w:tcPr>
           <w:p>
@@ -3107,7 +3121,7 @@
             <w:r>
               <w:rPr>
                 <w:rFonts w:ascii="Calibri" w:hAnsi="Calibri"/>
-                <w:color w:val="1D1D1D"/>
+                <w:color w:val="000000"/>
                 <w:sz w:val="19"/>
               </w:rPr>
               <w:t>T-02</w:t>
@@ -3117,12 +3131,12 @@
         <w:tc>
           <w:tcPr>
             <w:tcW w:type="dxa" w:w="2592"/>
-            <w:shd w:fill="F6F8F6"/>
+            <w:shd w:fill="F9F9F9"/>
             <w:tcMar>
-              <w:top w:w="100" w:type="dxa"/>
-              <w:bottom w:w="100" w:type="dxa"/>
-              <w:left w:w="150" w:type="dxa"/>
-              <w:right w:w="150" w:type="dxa"/>
+              <w:top w:w="90" w:type="dxa"/>
+              <w:bottom w:w="90" w:type="dxa"/>
+              <w:left w:w="140" w:type="dxa"/>
+              <w:right w:w="140" w:type="dxa"/>
             </w:tcMar>
           </w:tcPr>
           <w:p>
@@ -3132,7 +3146,7 @@
             <w:r>
               <w:rPr>
                 <w:rFonts w:ascii="Calibri" w:hAnsi="Calibri"/>
-                <w:color w:val="1D1D1D"/>
+                <w:color w:val="000000"/>
                 <w:sz w:val="19"/>
               </w:rPr>
               <w:t>Akun non-admin mencoba memanggil addIssuer.</w:t>
@@ -3142,12 +3156,12 @@
         <w:tc>
           <w:tcPr>
             <w:tcW w:type="dxa" w:w="3312"/>
-            <w:shd w:fill="F6F8F6"/>
+            <w:shd w:fill="F9F9F9"/>
             <w:tcMar>
-              <w:top w:w="100" w:type="dxa"/>
-              <w:bottom w:w="100" w:type="dxa"/>
-              <w:left w:w="150" w:type="dxa"/>
-              <w:right w:w="150" w:type="dxa"/>
+              <w:top w:w="90" w:type="dxa"/>
+              <w:bottom w:w="90" w:type="dxa"/>
+              <w:left w:w="140" w:type="dxa"/>
+              <w:right w:w="140" w:type="dxa"/>
             </w:tcMar>
           </w:tcPr>
           <w:p>
@@ -3157,7 +3171,7 @@
             <w:r>
               <w:rPr>
                 <w:rFonts w:ascii="Calibri" w:hAnsi="Calibri"/>
-                <w:color w:val="1D1D1D"/>
+                <w:color w:val="000000"/>
                 <w:sz w:val="19"/>
               </w:rPr>
               <w:t>Revert dengan error AccessControlUnauthorizedAccount.</w:t>
@@ -3167,12 +3181,12 @@
         <w:tc>
           <w:tcPr>
             <w:tcW w:type="dxa" w:w="1152"/>
-            <w:shd w:fill="F6F8F6"/>
+            <w:shd w:fill="F9F9F9"/>
             <w:tcMar>
-              <w:top w:w="100" w:type="dxa"/>
-              <w:bottom w:w="100" w:type="dxa"/>
-              <w:left w:w="150" w:type="dxa"/>
-              <w:right w:w="150" w:type="dxa"/>
+              <w:top w:w="90" w:type="dxa"/>
+              <w:bottom w:w="90" w:type="dxa"/>
+              <w:left w:w="140" w:type="dxa"/>
+              <w:right w:w="140" w:type="dxa"/>
             </w:tcMar>
           </w:tcPr>
           <w:p>
@@ -3182,7 +3196,7 @@
             <w:r>
               <w:rPr>
                 <w:rFonts w:ascii="Calibri" w:hAnsi="Calibri"/>
-                <w:color w:val="1D1D1D"/>
+                <w:color w:val="000000"/>
                 <w:sz w:val="19"/>
               </w:rPr>
               <w:t>Lulus</w:t>
@@ -3192,12 +3206,12 @@
         <w:tc>
           <w:tcPr>
             <w:tcW w:type="dxa" w:w="1152"/>
-            <w:shd w:fill="F6F8F6"/>
+            <w:shd w:fill="F9F9F9"/>
             <w:tcMar>
-              <w:top w:w="100" w:type="dxa"/>
-              <w:bottom w:w="100" w:type="dxa"/>
-              <w:left w:w="150" w:type="dxa"/>
-              <w:right w:w="150" w:type="dxa"/>
+              <w:top w:w="90" w:type="dxa"/>
+              <w:bottom w:w="90" w:type="dxa"/>
+              <w:left w:w="140" w:type="dxa"/>
+              <w:right w:w="140" w:type="dxa"/>
             </w:tcMar>
           </w:tcPr>
           <w:p>
@@ -3207,7 +3221,7 @@
             <w:r>
               <w:rPr>
                 <w:rFonts w:ascii="Calibri" w:hAnsi="Calibri"/>
-                <w:color w:val="1D1D1D"/>
+                <w:color w:val="000000"/>
                 <w:sz w:val="19"/>
               </w:rPr>
               <w:t>[B-03]</w:t>
@@ -3221,10 +3235,10 @@
             <w:tcW w:type="dxa" w:w="1152"/>
             <w:shd w:fill="FFFFFF"/>
             <w:tcMar>
-              <w:top w:w="100" w:type="dxa"/>
-              <w:bottom w:w="100" w:type="dxa"/>
-              <w:left w:w="150" w:type="dxa"/>
-              <w:right w:w="150" w:type="dxa"/>
+              <w:top w:w="90" w:type="dxa"/>
+              <w:bottom w:w="90" w:type="dxa"/>
+              <w:left w:w="140" w:type="dxa"/>
+              <w:right w:w="140" w:type="dxa"/>
             </w:tcMar>
           </w:tcPr>
           <w:p>
@@ -3234,7 +3248,7 @@
             <w:r>
               <w:rPr>
                 <w:rFonts w:ascii="Calibri" w:hAnsi="Calibri"/>
-                <w:color w:val="1D1D1D"/>
+                <w:color w:val="000000"/>
                 <w:sz w:val="19"/>
               </w:rPr>
               <w:t>T-03</w:t>
@@ -3246,10 +3260,10 @@
             <w:tcW w:type="dxa" w:w="2592"/>
             <w:shd w:fill="FFFFFF"/>
             <w:tcMar>
-              <w:top w:w="100" w:type="dxa"/>
-              <w:bottom w:w="100" w:type="dxa"/>
-              <w:left w:w="150" w:type="dxa"/>
-              <w:right w:w="150" w:type="dxa"/>
+              <w:top w:w="90" w:type="dxa"/>
+              <w:bottom w:w="90" w:type="dxa"/>
+              <w:left w:w="140" w:type="dxa"/>
+              <w:right w:w="140" w:type="dxa"/>
             </w:tcMar>
           </w:tcPr>
           <w:p>
@@ -3259,7 +3273,7 @@
             <w:r>
               <w:rPr>
                 <w:rFonts w:ascii="Calibri" w:hAnsi="Calibri"/>
-                <w:color w:val="1D1D1D"/>
+                <w:color w:val="000000"/>
                 <w:sz w:val="19"/>
               </w:rPr>
               <w:t>Issuer menerbitkan 1 kredensial valid (issueCredential).</w:t>
@@ -3271,10 +3285,10 @@
             <w:tcW w:type="dxa" w:w="3312"/>
             <w:shd w:fill="FFFFFF"/>
             <w:tcMar>
-              <w:top w:w="100" w:type="dxa"/>
-              <w:bottom w:w="100" w:type="dxa"/>
-              <w:left w:w="150" w:type="dxa"/>
-              <w:right w:w="150" w:type="dxa"/>
+              <w:top w:w="90" w:type="dxa"/>
+              <w:bottom w:w="90" w:type="dxa"/>
+              <w:left w:w="140" w:type="dxa"/>
+              <w:right w:w="140" w:type="dxa"/>
             </w:tcMar>
           </w:tcPr>
           <w:p>
@@ -3284,7 +3298,7 @@
             <w:r>
               <w:rPr>
                 <w:rFonts w:ascii="Calibri" w:hAnsi="Calibri"/>
-                <w:color w:val="1D1D1D"/>
+                <w:color w:val="000000"/>
                 <w:sz w:val="19"/>
               </w:rPr>
               <w:t>Kredensial tersimpan di state, event CredentialIssued terpancar.</w:t>
@@ -3296,10 +3310,10 @@
             <w:tcW w:type="dxa" w:w="1152"/>
             <w:shd w:fill="FFFFFF"/>
             <w:tcMar>
-              <w:top w:w="100" w:type="dxa"/>
-              <w:bottom w:w="100" w:type="dxa"/>
-              <w:left w:w="150" w:type="dxa"/>
-              <w:right w:w="150" w:type="dxa"/>
+              <w:top w:w="90" w:type="dxa"/>
+              <w:bottom w:w="90" w:type="dxa"/>
+              <w:left w:w="140" w:type="dxa"/>
+              <w:right w:w="140" w:type="dxa"/>
             </w:tcMar>
           </w:tcPr>
           <w:p>
@@ -3309,7 +3323,7 @@
             <w:r>
               <w:rPr>
                 <w:rFonts w:ascii="Calibri" w:hAnsi="Calibri"/>
-                <w:color w:val="1D1D1D"/>
+                <w:color w:val="000000"/>
                 <w:sz w:val="19"/>
               </w:rPr>
               <w:t>Lulus</w:t>
@@ -3321,10 +3335,10 @@
             <w:tcW w:type="dxa" w:w="1152"/>
             <w:shd w:fill="FFFFFF"/>
             <w:tcMar>
-              <w:top w:w="100" w:type="dxa"/>
-              <w:bottom w:w="100" w:type="dxa"/>
-              <w:left w:w="150" w:type="dxa"/>
-              <w:right w:w="150" w:type="dxa"/>
+              <w:top w:w="90" w:type="dxa"/>
+              <w:bottom w:w="90" w:type="dxa"/>
+              <w:left w:w="140" w:type="dxa"/>
+              <w:right w:w="140" w:type="dxa"/>
             </w:tcMar>
           </w:tcPr>
           <w:p>
@@ -3334,7 +3348,7 @@
             <w:r>
               <w:rPr>
                 <w:rFonts w:ascii="Calibri" w:hAnsi="Calibri"/>
-                <w:color w:val="1D1D1D"/>
+                <w:color w:val="000000"/>
                 <w:sz w:val="19"/>
               </w:rPr>
               <w:t>[B-03]</w:t>
@@ -3346,12 +3360,12 @@
         <w:tc>
           <w:tcPr>
             <w:tcW w:type="dxa" w:w="1152"/>
-            <w:shd w:fill="F6F8F6"/>
+            <w:shd w:fill="F9F9F9"/>
             <w:tcMar>
-              <w:top w:w="100" w:type="dxa"/>
-              <w:bottom w:w="100" w:type="dxa"/>
-              <w:left w:w="150" w:type="dxa"/>
-              <w:right w:w="150" w:type="dxa"/>
+              <w:top w:w="90" w:type="dxa"/>
+              <w:bottom w:w="90" w:type="dxa"/>
+              <w:left w:w="140" w:type="dxa"/>
+              <w:right w:w="140" w:type="dxa"/>
             </w:tcMar>
           </w:tcPr>
           <w:p>
@@ -3361,7 +3375,7 @@
             <w:r>
               <w:rPr>
                 <w:rFonts w:ascii="Calibri" w:hAnsi="Calibri"/>
-                <w:color w:val="1D1D1D"/>
+                <w:color w:val="000000"/>
                 <w:sz w:val="19"/>
               </w:rPr>
               <w:t>T-04</w:t>
@@ -3371,12 +3385,12 @@
         <w:tc>
           <w:tcPr>
             <w:tcW w:type="dxa" w:w="2592"/>
-            <w:shd w:fill="F6F8F6"/>
+            <w:shd w:fill="F9F9F9"/>
             <w:tcMar>
-              <w:top w:w="100" w:type="dxa"/>
-              <w:bottom w:w="100" w:type="dxa"/>
-              <w:left w:w="150" w:type="dxa"/>
-              <w:right w:w="150" w:type="dxa"/>
+              <w:top w:w="90" w:type="dxa"/>
+              <w:bottom w:w="90" w:type="dxa"/>
+              <w:left w:w="140" w:type="dxa"/>
+              <w:right w:w="140" w:type="dxa"/>
             </w:tcMar>
           </w:tcPr>
           <w:p>
@@ -3386,7 +3400,7 @@
             <w:r>
               <w:rPr>
                 <w:rFonts w:ascii="Calibri" w:hAnsi="Calibri"/>
-                <w:color w:val="1D1D1D"/>
+                <w:color w:val="000000"/>
                 <w:sz w:val="19"/>
               </w:rPr>
               <w:t>Penerbitan dengan ID kosong atau ID duplikat.</w:t>
@@ -3396,12 +3410,12 @@
         <w:tc>
           <w:tcPr>
             <w:tcW w:type="dxa" w:w="3312"/>
-            <w:shd w:fill="F6F8F6"/>
+            <w:shd w:fill="F9F9F9"/>
             <w:tcMar>
-              <w:top w:w="100" w:type="dxa"/>
-              <w:bottom w:w="100" w:type="dxa"/>
-              <w:left w:w="150" w:type="dxa"/>
-              <w:right w:w="150" w:type="dxa"/>
+              <w:top w:w="90" w:type="dxa"/>
+              <w:bottom w:w="90" w:type="dxa"/>
+              <w:left w:w="140" w:type="dxa"/>
+              <w:right w:w="140" w:type="dxa"/>
             </w:tcMar>
           </w:tcPr>
           <w:p>
@@ -3411,7 +3425,7 @@
             <w:r>
               <w:rPr>
                 <w:rFonts w:ascii="Calibri" w:hAnsi="Calibri"/>
-                <w:color w:val="1D1D1D"/>
+                <w:color w:val="000000"/>
                 <w:sz w:val="19"/>
               </w:rPr>
               <w:t>Revert dengan custom error EmptyCredentialId / CredentialAlreadyExists.</w:t>
@@ -3421,12 +3435,12 @@
         <w:tc>
           <w:tcPr>
             <w:tcW w:type="dxa" w:w="1152"/>
-            <w:shd w:fill="F6F8F6"/>
+            <w:shd w:fill="F9F9F9"/>
             <w:tcMar>
-              <w:top w:w="100" w:type="dxa"/>
-              <w:bottom w:w="100" w:type="dxa"/>
-              <w:left w:w="150" w:type="dxa"/>
-              <w:right w:w="150" w:type="dxa"/>
+              <w:top w:w="90" w:type="dxa"/>
+              <w:bottom w:w="90" w:type="dxa"/>
+              <w:left w:w="140" w:type="dxa"/>
+              <w:right w:w="140" w:type="dxa"/>
             </w:tcMar>
           </w:tcPr>
           <w:p>
@@ -3436,7 +3450,7 @@
             <w:r>
               <w:rPr>
                 <w:rFonts w:ascii="Calibri" w:hAnsi="Calibri"/>
-                <w:color w:val="1D1D1D"/>
+                <w:color w:val="000000"/>
                 <w:sz w:val="19"/>
               </w:rPr>
               <w:t>Lulus</w:t>
@@ -3446,12 +3460,12 @@
         <w:tc>
           <w:tcPr>
             <w:tcW w:type="dxa" w:w="1152"/>
-            <w:shd w:fill="F6F8F6"/>
+            <w:shd w:fill="F9F9F9"/>
             <w:tcMar>
-              <w:top w:w="100" w:type="dxa"/>
-              <w:bottom w:w="100" w:type="dxa"/>
-              <w:left w:w="150" w:type="dxa"/>
-              <w:right w:w="150" w:type="dxa"/>
+              <w:top w:w="90" w:type="dxa"/>
+              <w:bottom w:w="90" w:type="dxa"/>
+              <w:left w:w="140" w:type="dxa"/>
+              <w:right w:w="140" w:type="dxa"/>
             </w:tcMar>
           </w:tcPr>
           <w:p>
@@ -3461,7 +3475,7 @@
             <w:r>
               <w:rPr>
                 <w:rFonts w:ascii="Calibri" w:hAnsi="Calibri"/>
-                <w:color w:val="1D1D1D"/>
+                <w:color w:val="000000"/>
                 <w:sz w:val="19"/>
               </w:rPr>
               <w:t>[B-03]</w:t>
@@ -3475,10 +3489,10 @@
             <w:tcW w:type="dxa" w:w="1152"/>
             <w:shd w:fill="FFFFFF"/>
             <w:tcMar>
-              <w:top w:w="100" w:type="dxa"/>
-              <w:bottom w:w="100" w:type="dxa"/>
-              <w:left w:w="150" w:type="dxa"/>
-              <w:right w:w="150" w:type="dxa"/>
+              <w:top w:w="90" w:type="dxa"/>
+              <w:bottom w:w="90" w:type="dxa"/>
+              <w:left w:w="140" w:type="dxa"/>
+              <w:right w:w="140" w:type="dxa"/>
             </w:tcMar>
           </w:tcPr>
           <w:p>
@@ -3488,7 +3502,7 @@
             <w:r>
               <w:rPr>
                 <w:rFonts w:ascii="Calibri" w:hAnsi="Calibri"/>
-                <w:color w:val="1D1D1D"/>
+                <w:color w:val="000000"/>
                 <w:sz w:val="19"/>
               </w:rPr>
               <w:t>T-05</w:t>
@@ -3500,10 +3514,10 @@
             <w:tcW w:type="dxa" w:w="2592"/>
             <w:shd w:fill="FFFFFF"/>
             <w:tcMar>
-              <w:top w:w="100" w:type="dxa"/>
-              <w:bottom w:w="100" w:type="dxa"/>
-              <w:left w:w="150" w:type="dxa"/>
-              <w:right w:w="150" w:type="dxa"/>
+              <w:top w:w="90" w:type="dxa"/>
+              <w:bottom w:w="90" w:type="dxa"/>
+              <w:left w:w="140" w:type="dxa"/>
+              <w:right w:w="140" w:type="dxa"/>
             </w:tcMar>
           </w:tcPr>
           <w:p>
@@ -3513,7 +3527,7 @@
             <w:r>
               <w:rPr>
                 <w:rFonts w:ascii="Calibri" w:hAnsi="Calibri"/>
-                <w:color w:val="1D1D1D"/>
+                <w:color w:val="000000"/>
                 <w:sz w:val="19"/>
               </w:rPr>
               <w:t>Penerbitan massal melebihi batas (MAX_BATCH_SIZE &gt; 50).</w:t>
@@ -3525,10 +3539,10 @@
             <w:tcW w:type="dxa" w:w="3312"/>
             <w:shd w:fill="FFFFFF"/>
             <w:tcMar>
-              <w:top w:w="100" w:type="dxa"/>
-              <w:bottom w:w="100" w:type="dxa"/>
-              <w:left w:w="150" w:type="dxa"/>
-              <w:right w:w="150" w:type="dxa"/>
+              <w:top w:w="90" w:type="dxa"/>
+              <w:bottom w:w="90" w:type="dxa"/>
+              <w:left w:w="140" w:type="dxa"/>
+              <w:right w:w="140" w:type="dxa"/>
             </w:tcMar>
           </w:tcPr>
           <w:p>
@@ -3538,7 +3552,7 @@
             <w:r>
               <w:rPr>
                 <w:rFonts w:ascii="Calibri" w:hAnsi="Calibri"/>
-                <w:color w:val="1D1D1D"/>
+                <w:color w:val="000000"/>
                 <w:sz w:val="19"/>
               </w:rPr>
               <w:t>Revert dengan custom error InvalidBatchSize(51, 50).</w:t>
@@ -3550,10 +3564,10 @@
             <w:tcW w:type="dxa" w:w="1152"/>
             <w:shd w:fill="FFFFFF"/>
             <w:tcMar>
-              <w:top w:w="100" w:type="dxa"/>
-              <w:bottom w:w="100" w:type="dxa"/>
-              <w:left w:w="150" w:type="dxa"/>
-              <w:right w:w="150" w:type="dxa"/>
+              <w:top w:w="90" w:type="dxa"/>
+              <w:bottom w:w="90" w:type="dxa"/>
+              <w:left w:w="140" w:type="dxa"/>
+              <w:right w:w="140" w:type="dxa"/>
             </w:tcMar>
           </w:tcPr>
           <w:p>
@@ -3563,7 +3577,7 @@
             <w:r>
               <w:rPr>
                 <w:rFonts w:ascii="Calibri" w:hAnsi="Calibri"/>
-                <w:color w:val="1D1D1D"/>
+                <w:color w:val="000000"/>
                 <w:sz w:val="19"/>
               </w:rPr>
               <w:t>Lulus</w:t>
@@ -3575,10 +3589,10 @@
             <w:tcW w:type="dxa" w:w="1152"/>
             <w:shd w:fill="FFFFFF"/>
             <w:tcMar>
-              <w:top w:w="100" w:type="dxa"/>
-              <w:bottom w:w="100" w:type="dxa"/>
-              <w:left w:w="150" w:type="dxa"/>
-              <w:right w:w="150" w:type="dxa"/>
+              <w:top w:w="90" w:type="dxa"/>
+              <w:bottom w:w="90" w:type="dxa"/>
+              <w:left w:w="140" w:type="dxa"/>
+              <w:right w:w="140" w:type="dxa"/>
             </w:tcMar>
           </w:tcPr>
           <w:p>
@@ -3588,7 +3602,7 @@
             <w:r>
               <w:rPr>
                 <w:rFonts w:ascii="Calibri" w:hAnsi="Calibri"/>
-                <w:color w:val="1D1D1D"/>
+                <w:color w:val="000000"/>
                 <w:sz w:val="19"/>
               </w:rPr>
               <w:t>[B-03]</w:t>
@@ -3600,12 +3614,12 @@
         <w:tc>
           <w:tcPr>
             <w:tcW w:type="dxa" w:w="1152"/>
-            <w:shd w:fill="F6F8F6"/>
+            <w:shd w:fill="F9F9F9"/>
             <w:tcMar>
-              <w:top w:w="100" w:type="dxa"/>
-              <w:bottom w:w="100" w:type="dxa"/>
-              <w:left w:w="150" w:type="dxa"/>
-              <w:right w:w="150" w:type="dxa"/>
+              <w:top w:w="90" w:type="dxa"/>
+              <w:bottom w:w="90" w:type="dxa"/>
+              <w:left w:w="140" w:type="dxa"/>
+              <w:right w:w="140" w:type="dxa"/>
             </w:tcMar>
           </w:tcPr>
           <w:p>
@@ -3615,7 +3629,7 @@
             <w:r>
               <w:rPr>
                 <w:rFonts w:ascii="Calibri" w:hAnsi="Calibri"/>
-                <w:color w:val="1D1D1D"/>
+                <w:color w:val="000000"/>
                 <w:sz w:val="19"/>
               </w:rPr>
               <w:t>T-06</w:t>
@@ -3625,12 +3639,12 @@
         <w:tc>
           <w:tcPr>
             <w:tcW w:type="dxa" w:w="2592"/>
-            <w:shd w:fill="F6F8F6"/>
+            <w:shd w:fill="F9F9F9"/>
             <w:tcMar>
-              <w:top w:w="100" w:type="dxa"/>
-              <w:bottom w:w="100" w:type="dxa"/>
-              <w:left w:w="150" w:type="dxa"/>
-              <w:right w:w="150" w:type="dxa"/>
+              <w:top w:w="90" w:type="dxa"/>
+              <w:bottom w:w="90" w:type="dxa"/>
+              <w:left w:w="140" w:type="dxa"/>
+              <w:right w:w="140" w:type="dxa"/>
             </w:tcMar>
           </w:tcPr>
           <w:p>
@@ -3640,7 +3654,7 @@
             <w:r>
               <w:rPr>
                 <w:rFonts w:ascii="Calibri" w:hAnsi="Calibri"/>
-                <w:color w:val="1D1D1D"/>
+                <w:color w:val="000000"/>
                 <w:sz w:val="19"/>
               </w:rPr>
               <w:t>Pencabutan kredensial oleh issuer yang tidak sah.</w:t>
@@ -3650,12 +3664,12 @@
         <w:tc>
           <w:tcPr>
             <w:tcW w:type="dxa" w:w="3312"/>
-            <w:shd w:fill="F6F8F6"/>
+            <w:shd w:fill="F9F9F9"/>
             <w:tcMar>
-              <w:top w:w="100" w:type="dxa"/>
-              <w:bottom w:w="100" w:type="dxa"/>
-              <w:left w:w="150" w:type="dxa"/>
-              <w:right w:w="150" w:type="dxa"/>
+              <w:top w:w="90" w:type="dxa"/>
+              <w:bottom w:w="90" w:type="dxa"/>
+              <w:left w:w="140" w:type="dxa"/>
+              <w:right w:w="140" w:type="dxa"/>
             </w:tcMar>
           </w:tcPr>
           <w:p>
@@ -3665,7 +3679,7 @@
             <w:r>
               <w:rPr>
                 <w:rFonts w:ascii="Calibri" w:hAnsi="Calibri"/>
-                <w:color w:val="1D1D1D"/>
+                <w:color w:val="000000"/>
                 <w:sz w:val="19"/>
               </w:rPr>
               <w:t>Revert dengan custom error NotCredentialIssuer.</w:t>
@@ -3675,12 +3689,12 @@
         <w:tc>
           <w:tcPr>
             <w:tcW w:type="dxa" w:w="1152"/>
-            <w:shd w:fill="F6F8F6"/>
+            <w:shd w:fill="F9F9F9"/>
             <w:tcMar>
-              <w:top w:w="100" w:type="dxa"/>
-              <w:bottom w:w="100" w:type="dxa"/>
-              <w:left w:w="150" w:type="dxa"/>
-              <w:right w:w="150" w:type="dxa"/>
+              <w:top w:w="90" w:type="dxa"/>
+              <w:bottom w:w="90" w:type="dxa"/>
+              <w:left w:w="140" w:type="dxa"/>
+              <w:right w:w="140" w:type="dxa"/>
             </w:tcMar>
           </w:tcPr>
           <w:p>
@@ -3690,7 +3704,7 @@
             <w:r>
               <w:rPr>
                 <w:rFonts w:ascii="Calibri" w:hAnsi="Calibri"/>
-                <w:color w:val="1D1D1D"/>
+                <w:color w:val="000000"/>
                 <w:sz w:val="19"/>
               </w:rPr>
               <w:t>Lulus</w:t>
@@ -3700,12 +3714,12 @@
         <w:tc>
           <w:tcPr>
             <w:tcW w:type="dxa" w:w="1152"/>
-            <w:shd w:fill="F6F8F6"/>
+            <w:shd w:fill="F9F9F9"/>
             <w:tcMar>
-              <w:top w:w="100" w:type="dxa"/>
-              <w:bottom w:w="100" w:type="dxa"/>
-              <w:left w:w="150" w:type="dxa"/>
-              <w:right w:w="150" w:type="dxa"/>
+              <w:top w:w="90" w:type="dxa"/>
+              <w:bottom w:w="90" w:type="dxa"/>
+              <w:left w:w="140" w:type="dxa"/>
+              <w:right w:w="140" w:type="dxa"/>
             </w:tcMar>
           </w:tcPr>
           <w:p>
@@ -3715,7 +3729,7 @@
             <w:r>
               <w:rPr>
                 <w:rFonts w:ascii="Calibri" w:hAnsi="Calibri"/>
-                <w:color w:val="1D1D1D"/>
+                <w:color w:val="000000"/>
                 <w:sz w:val="19"/>
               </w:rPr>
               <w:t>[B-03]</w:t>
@@ -3729,10 +3743,10 @@
             <w:tcW w:type="dxa" w:w="1152"/>
             <w:shd w:fill="FFFFFF"/>
             <w:tcMar>
-              <w:top w:w="100" w:type="dxa"/>
-              <w:bottom w:w="100" w:type="dxa"/>
-              <w:left w:w="150" w:type="dxa"/>
-              <w:right w:w="150" w:type="dxa"/>
+              <w:top w:w="90" w:type="dxa"/>
+              <w:bottom w:w="90" w:type="dxa"/>
+              <w:left w:w="140" w:type="dxa"/>
+              <w:right w:w="140" w:type="dxa"/>
             </w:tcMar>
           </w:tcPr>
           <w:p>
@@ -3742,7 +3756,7 @@
             <w:r>
               <w:rPr>
                 <w:rFonts w:ascii="Calibri" w:hAnsi="Calibri"/>
-                <w:color w:val="1D1D1D"/>
+                <w:color w:val="000000"/>
                 <w:sz w:val="19"/>
               </w:rPr>
               <w:t>T-07</w:t>
@@ -3754,10 +3768,10 @@
             <w:tcW w:type="dxa" w:w="2592"/>
             <w:shd w:fill="FFFFFF"/>
             <w:tcMar>
-              <w:top w:w="100" w:type="dxa"/>
-              <w:bottom w:w="100" w:type="dxa"/>
-              <w:left w:w="150" w:type="dxa"/>
-              <w:right w:w="150" w:type="dxa"/>
+              <w:top w:w="90" w:type="dxa"/>
+              <w:bottom w:w="90" w:type="dxa"/>
+              <w:left w:w="140" w:type="dxa"/>
+              <w:right w:w="140" w:type="dxa"/>
             </w:tcMar>
           </w:tcPr>
           <w:p>
@@ -3767,7 +3781,7 @@
             <w:r>
               <w:rPr>
                 <w:rFonts w:ascii="Calibri" w:hAnsi="Calibri"/>
-                <w:color w:val="1D1D1D"/>
+                <w:color w:val="000000"/>
                 <w:sz w:val="19"/>
               </w:rPr>
               <w:t>Verifikasi publik dengan hash cocok vs hash manipulasi.</w:t>
@@ -3779,10 +3793,10 @@
             <w:tcW w:type="dxa" w:w="3312"/>
             <w:shd w:fill="FFFFFF"/>
             <w:tcMar>
-              <w:top w:w="100" w:type="dxa"/>
-              <w:bottom w:w="100" w:type="dxa"/>
-              <w:left w:w="150" w:type="dxa"/>
-              <w:right w:w="150" w:type="dxa"/>
+              <w:top w:w="90" w:type="dxa"/>
+              <w:bottom w:w="90" w:type="dxa"/>
+              <w:left w:w="140" w:type="dxa"/>
+              <w:right w:w="140" w:type="dxa"/>
             </w:tcMar>
           </w:tcPr>
           <w:p>
@@ -3792,7 +3806,7 @@
             <w:r>
               <w:rPr>
                 <w:rFonts w:ascii="Calibri" w:hAnsi="Calibri"/>
-                <w:color w:val="1D1D1D"/>
+                <w:color w:val="000000"/>
                 <w:sz w:val="19"/>
               </w:rPr>
               <w:t>Status mengembalikan Valid (1) jika cocok, HashMismatch (2) jika beda.</w:t>
@@ -3804,10 +3818,10 @@
             <w:tcW w:type="dxa" w:w="1152"/>
             <w:shd w:fill="FFFFFF"/>
             <w:tcMar>
-              <w:top w:w="100" w:type="dxa"/>
-              <w:bottom w:w="100" w:type="dxa"/>
-              <w:left w:w="150" w:type="dxa"/>
-              <w:right w:w="150" w:type="dxa"/>
+              <w:top w:w="90" w:type="dxa"/>
+              <w:bottom w:w="90" w:type="dxa"/>
+              <w:left w:w="140" w:type="dxa"/>
+              <w:right w:w="140" w:type="dxa"/>
             </w:tcMar>
           </w:tcPr>
           <w:p>
@@ -3817,7 +3831,7 @@
             <w:r>
               <w:rPr>
                 <w:rFonts w:ascii="Calibri" w:hAnsi="Calibri"/>
-                <w:color w:val="1D1D1D"/>
+                <w:color w:val="000000"/>
                 <w:sz w:val="19"/>
               </w:rPr>
               <w:t>Lulus</w:t>
@@ -3829,10 +3843,10 @@
             <w:tcW w:type="dxa" w:w="1152"/>
             <w:shd w:fill="FFFFFF"/>
             <w:tcMar>
-              <w:top w:w="100" w:type="dxa"/>
-              <w:bottom w:w="100" w:type="dxa"/>
-              <w:left w:w="150" w:type="dxa"/>
-              <w:right w:w="150" w:type="dxa"/>
+              <w:top w:w="90" w:type="dxa"/>
+              <w:bottom w:w="90" w:type="dxa"/>
+              <w:left w:w="140" w:type="dxa"/>
+              <w:right w:w="140" w:type="dxa"/>
             </w:tcMar>
           </w:tcPr>
           <w:p>
@@ -3842,7 +3856,7 @@
             <w:r>
               <w:rPr>
                 <w:rFonts w:ascii="Calibri" w:hAnsi="Calibri"/>
-                <w:color w:val="1D1D1D"/>
+                <w:color w:val="000000"/>
                 <w:sz w:val="19"/>
               </w:rPr>
               <w:t>[B-03]</w:t>
@@ -3853,15 +3867,20 @@
     </w:tbl>
     <w:p>
       <w:pPr>
-        <w:spacing w:before="0" w:after="120" w:line="276" w:lineRule="auto"/>
-        <w:jc w:val="left"/>
+        <w:spacing w:before="0" w:after="120"/>
+      </w:pPr>
+    </w:p>
+    <w:p>
+      <w:pPr>
+        <w:spacing w:before="0" w:after="80" w:line="276" w:lineRule="auto"/>
+        <w:jc w:val="both"/>
       </w:pPr>
       <w:r>
         <w:rPr>
           <w:rFonts w:ascii="Calibri" w:hAnsi="Calibri"/>
           <w:b w:val="0"/>
           <w:i w:val="0"/>
-          <w:color w:val="1D1D1D"/>
+          <w:color w:val="000000"/>
           <w:sz w:val="22"/>
         </w:rPr>
         <w:t>Dokumentasi Kasus Debugging: Pada tahap integrasi awal, pembacaan file biner dari HTML5 FileReader menghasilkan ArrayBuffer yang sempat menimbulkan error INVALID_ARGUMENT karena ketidaksesuaian format bytes32. Masalah diselesaikan dengan mengimplementasikan fungsi helper hashFrom() di frontend yang mengonversi ArrayBuffer menjadi Uint8Array sebelum diproses oleh ethers.keccak256().</w:t>
@@ -3869,15 +3888,15 @@
     </w:p>
     <w:p>
       <w:pPr>
-        <w:spacing w:before="0" w:after="120" w:line="276" w:lineRule="auto"/>
-        <w:jc w:val="left"/>
+        <w:spacing w:before="0" w:after="80" w:line="276" w:lineRule="auto"/>
+        <w:jc w:val="both"/>
       </w:pPr>
       <w:r>
         <w:rPr>
           <w:rFonts w:ascii="Calibri" w:hAnsi="Calibri"/>
           <w:b w:val="0"/>
           <w:i w:val="0"/>
-          <w:color w:val="1D1D1D"/>
+          <w:color w:val="000000"/>
           <w:sz w:val="22"/>
         </w:rPr>
         <w:t>Catatan Deployment: Kontrak AcademicCredential.sol berhasil di-deploy pada Hardhat Local Network (Chain ID: 31337) di alamat 0x5FbDB2315678afecb367f032d93F642f64180aa3 dengan Transaction Hash 0xad672109cdda352da637053526ddf5270c64450d21fcf5862dcb7381ccba9f1a pada Blok 1.</w:t>
@@ -3885,30 +3904,23 @@
     </w:p>
     <w:p>
       <w:pPr>
-        <w:keepNext/>
-        <w:spacing w:before="200" w:after="80"/>
+        <w:pStyle w:val="Heading2"/>
       </w:pPr>
       <w:r>
-        <w:rPr>
-          <w:rFonts w:ascii="Calibri" w:hAnsi="Calibri"/>
-          <w:b/>
-          <w:color w:val="1B5E20"/>
-          <w:sz w:val="23"/>
-        </w:rPr>
         <w:t>5.3 Audit keamanan dan perbaikan (Project 3)</w:t>
       </w:r>
     </w:p>
     <w:p>
       <w:pPr>
-        <w:spacing w:before="0" w:after="120" w:line="276" w:lineRule="auto"/>
-        <w:jc w:val="left"/>
+        <w:spacing w:before="0" w:after="80" w:line="276" w:lineRule="auto"/>
+        <w:jc w:val="both"/>
       </w:pPr>
       <w:r>
         <w:rPr>
           <w:rFonts w:ascii="Calibri" w:hAnsi="Calibri"/>
           <w:b w:val="0"/>
           <w:i w:val="0"/>
-          <w:color w:val="1D1D1D"/>
+          <w:color w:val="000000"/>
           <w:sz w:val="22"/>
         </w:rPr>
         <w:t>Audit keamanan dilakukan menggunakan metodologi STRIDE (Spoofing, Tampering, Repudiation, Information Disclosure, Denial of Service, Elevation of Privilege) untuk mengidentifikasi permukaan serangan potensial.</w:t>
@@ -3919,6 +3931,14 @@
         <w:tblW w:type="auto" w:w="0"/>
         <w:jc w:val="center"/>
         <w:tblLook w:firstColumn="1" w:firstRow="1" w:lastColumn="0" w:lastRow="0" w:noHBand="0" w:noVBand="1" w:val="04A0"/>
+        <w:tblBorders>
+          <w:top w:val="single" w:sz="8" w:space="0" w:color="000000"/>
+          <w:bottom w:val="single" w:sz="8" w:space="0" w:color="000000"/>
+          <w:left w:val="none"/>
+          <w:right w:val="none"/>
+          <w:insideH w:val="single" w:sz="4" w:space="0" w:color="D0D0D0"/>
+          <w:insideV w:val="none"/>
+        </w:tblBorders>
       </w:tblPr>
       <w:tblGrid>
         <w:gridCol w:w="1872"/>
@@ -3931,23 +3951,24 @@
         <w:tc>
           <w:tcPr>
             <w:tcW w:type="dxa" w:w="1152"/>
-            <w:shd w:fill="1B5E20"/>
+            <w:shd w:fill="EAEAEA"/>
             <w:tcMar>
               <w:top w:w="120" w:type="dxa"/>
               <w:bottom w:w="120" w:type="dxa"/>
-              <w:left w:w="150" w:type="dxa"/>
-              <w:right w:w="150" w:type="dxa"/>
+              <w:left w:w="140" w:type="dxa"/>
+              <w:right w:w="140" w:type="dxa"/>
             </w:tcMar>
           </w:tcPr>
           <w:p>
             <w:pPr>
+              <w:spacing w:before="0" w:after="0"/>
               <w:jc w:val="left"/>
             </w:pPr>
             <w:r>
               <w:rPr>
                 <w:rFonts w:ascii="Calibri" w:hAnsi="Calibri"/>
                 <w:b/>
-                <w:color w:val="FFFFFF"/>
+                <w:color w:val="000000"/>
                 <w:sz w:val="20"/>
               </w:rPr>
               <w:t>ID temuan</w:t>
@@ -3957,23 +3978,24 @@
         <w:tc>
           <w:tcPr>
             <w:tcW w:type="dxa" w:w="2592"/>
-            <w:shd w:fill="1B5E20"/>
+            <w:shd w:fill="EAEAEA"/>
             <w:tcMar>
               <w:top w:w="120" w:type="dxa"/>
               <w:bottom w:w="120" w:type="dxa"/>
-              <w:left w:w="150" w:type="dxa"/>
-              <w:right w:w="150" w:type="dxa"/>
+              <w:left w:w="140" w:type="dxa"/>
+              <w:right w:w="140" w:type="dxa"/>
             </w:tcMar>
           </w:tcPr>
           <w:p>
             <w:pPr>
+              <w:spacing w:before="0" w:after="0"/>
               <w:jc w:val="left"/>
             </w:pPr>
             <w:r>
               <w:rPr>
                 <w:rFonts w:ascii="Calibri" w:hAnsi="Calibri"/>
                 <w:b/>
-                <w:color w:val="FFFFFF"/>
+                <w:color w:val="000000"/>
                 <w:sz w:val="20"/>
               </w:rPr>
               <w:t>Bukti dan dampak</w:t>
@@ -3983,23 +4005,24 @@
         <w:tc>
           <w:tcPr>
             <w:tcW w:type="dxa" w:w="1872"/>
-            <w:shd w:fill="1B5E20"/>
+            <w:shd w:fill="EAEAEA"/>
             <w:tcMar>
               <w:top w:w="120" w:type="dxa"/>
               <w:bottom w:w="120" w:type="dxa"/>
-              <w:left w:w="150" w:type="dxa"/>
-              <w:right w:w="150" w:type="dxa"/>
+              <w:left w:w="140" w:type="dxa"/>
+              <w:right w:w="140" w:type="dxa"/>
             </w:tcMar>
           </w:tcPr>
           <w:p>
             <w:pPr>
+              <w:spacing w:before="0" w:after="0"/>
               <w:jc w:val="left"/>
             </w:pPr>
             <w:r>
               <w:rPr>
                 <w:rFonts w:ascii="Calibri" w:hAnsi="Calibri"/>
                 <w:b/>
-                <w:color w:val="FFFFFF"/>
+                <w:color w:val="000000"/>
                 <w:sz w:val="20"/>
               </w:rPr>
               <w:t>Kemungkinan / risiko</w:t>
@@ -4009,23 +4032,24 @@
         <w:tc>
           <w:tcPr>
             <w:tcW w:type="dxa" w:w="2448"/>
-            <w:shd w:fill="1B5E20"/>
+            <w:shd w:fill="EAEAEA"/>
             <w:tcMar>
               <w:top w:w="120" w:type="dxa"/>
               <w:bottom w:w="120" w:type="dxa"/>
-              <w:left w:w="150" w:type="dxa"/>
-              <w:right w:w="150" w:type="dxa"/>
+              <w:left w:w="140" w:type="dxa"/>
+              <w:right w:w="140" w:type="dxa"/>
             </w:tcMar>
           </w:tcPr>
           <w:p>
             <w:pPr>
+              <w:spacing w:before="0" w:after="0"/>
               <w:jc w:val="left"/>
             </w:pPr>
             <w:r>
               <w:rPr>
                 <w:rFonts w:ascii="Calibri" w:hAnsi="Calibri"/>
                 <w:b/>
-                <w:color w:val="FFFFFF"/>
+                <w:color w:val="000000"/>
                 <w:sz w:val="20"/>
               </w:rPr>
               <w:t>Perbaikan / commit</w:t>
@@ -4035,23 +4059,24 @@
         <w:tc>
           <w:tcPr>
             <w:tcW w:type="dxa" w:w="1296"/>
-            <w:shd w:fill="1B5E20"/>
+            <w:shd w:fill="EAEAEA"/>
             <w:tcMar>
               <w:top w:w="120" w:type="dxa"/>
               <w:bottom w:w="120" w:type="dxa"/>
-              <w:left w:w="150" w:type="dxa"/>
-              <w:right w:w="150" w:type="dxa"/>
+              <w:left w:w="140" w:type="dxa"/>
+              <w:right w:w="140" w:type="dxa"/>
             </w:tcMar>
           </w:tcPr>
           <w:p>
             <w:pPr>
+              <w:spacing w:before="0" w:after="0"/>
               <w:jc w:val="left"/>
             </w:pPr>
             <w:r>
               <w:rPr>
                 <w:rFonts w:ascii="Calibri" w:hAnsi="Calibri"/>
                 <w:b/>
-                <w:color w:val="FFFFFF"/>
+                <w:color w:val="000000"/>
                 <w:sz w:val="20"/>
               </w:rPr>
               <w:t>Retest dan status</w:t>
@@ -4065,10 +4090,10 @@
             <w:tcW w:type="dxa" w:w="1152"/>
             <w:shd w:fill="FFFFFF"/>
             <w:tcMar>
-              <w:top w:w="100" w:type="dxa"/>
-              <w:bottom w:w="100" w:type="dxa"/>
-              <w:left w:w="150" w:type="dxa"/>
-              <w:right w:w="150" w:type="dxa"/>
+              <w:top w:w="90" w:type="dxa"/>
+              <w:bottom w:w="90" w:type="dxa"/>
+              <w:left w:w="140" w:type="dxa"/>
+              <w:right w:w="140" w:type="dxa"/>
             </w:tcMar>
           </w:tcPr>
           <w:p>
@@ -4078,7 +4103,7 @@
             <w:r>
               <w:rPr>
                 <w:rFonts w:ascii="Calibri" w:hAnsi="Calibri"/>
-                <w:color w:val="1D1D1D"/>
+                <w:color w:val="000000"/>
                 <w:sz w:val="19"/>
               </w:rPr>
               <w:t>A-01</w:t>
@@ -4090,10 +4115,10 @@
             <w:tcW w:type="dxa" w:w="2592"/>
             <w:shd w:fill="FFFFFF"/>
             <w:tcMar>
-              <w:top w:w="100" w:type="dxa"/>
-              <w:bottom w:w="100" w:type="dxa"/>
-              <w:left w:w="150" w:type="dxa"/>
-              <w:right w:w="150" w:type="dxa"/>
+              <w:top w:w="90" w:type="dxa"/>
+              <w:bottom w:w="90" w:type="dxa"/>
+              <w:left w:w="140" w:type="dxa"/>
+              <w:right w:w="140" w:type="dxa"/>
             </w:tcMar>
           </w:tcPr>
           <w:p>
@@ -4103,7 +4128,7 @@
             <w:r>
               <w:rPr>
                 <w:rFonts w:ascii="Calibri" w:hAnsi="Calibri"/>
-                <w:color w:val="1D1D1D"/>
+                <w:color w:val="000000"/>
                 <w:sz w:val="19"/>
               </w:rPr>
               <w:t>Kerentanan Gas Limit DoS pada loop issueBatch tanpa batas array.</w:t>
@@ -4115,10 +4140,10 @@
             <w:tcW w:type="dxa" w:w="1872"/>
             <w:shd w:fill="FFFFFF"/>
             <w:tcMar>
-              <w:top w:w="100" w:type="dxa"/>
-              <w:bottom w:w="100" w:type="dxa"/>
-              <w:left w:w="150" w:type="dxa"/>
-              <w:right w:w="150" w:type="dxa"/>
+              <w:top w:w="90" w:type="dxa"/>
+              <w:bottom w:w="90" w:type="dxa"/>
+              <w:left w:w="140" w:type="dxa"/>
+              <w:right w:w="140" w:type="dxa"/>
             </w:tcMar>
           </w:tcPr>
           <w:p>
@@ -4128,7 +4153,7 @@
             <w:r>
               <w:rPr>
                 <w:rFonts w:ascii="Calibri" w:hAnsi="Calibri"/>
-                <w:color w:val="1D1D1D"/>
+                <w:color w:val="000000"/>
                 <w:sz w:val="19"/>
               </w:rPr>
               <w:t>Medium / High</w:t>
@@ -4140,10 +4165,10 @@
             <w:tcW w:type="dxa" w:w="2448"/>
             <w:shd w:fill="FFFFFF"/>
             <w:tcMar>
-              <w:top w:w="100" w:type="dxa"/>
-              <w:bottom w:w="100" w:type="dxa"/>
-              <w:left w:w="150" w:type="dxa"/>
-              <w:right w:w="150" w:type="dxa"/>
+              <w:top w:w="90" w:type="dxa"/>
+              <w:bottom w:w="90" w:type="dxa"/>
+              <w:left w:w="140" w:type="dxa"/>
+              <w:right w:w="140" w:type="dxa"/>
             </w:tcMar>
           </w:tcPr>
           <w:p>
@@ -4153,7 +4178,7 @@
             <w:r>
               <w:rPr>
                 <w:rFonts w:ascii="Calibri" w:hAnsi="Calibri"/>
-                <w:color w:val="1D1D1D"/>
+                <w:color w:val="000000"/>
                 <w:sz w:val="19"/>
               </w:rPr>
               <w:t>Konstanta MAX_BATCH_SIZE = 50 &amp; error InvalidBatchSize (Commit 91ff362).</w:t>
@@ -4165,10 +4190,10 @@
             <w:tcW w:type="dxa" w:w="1296"/>
             <w:shd w:fill="FFFFFF"/>
             <w:tcMar>
-              <w:top w:w="100" w:type="dxa"/>
-              <w:bottom w:w="100" w:type="dxa"/>
-              <w:left w:w="150" w:type="dxa"/>
-              <w:right w:w="150" w:type="dxa"/>
+              <w:top w:w="90" w:type="dxa"/>
+              <w:bottom w:w="90" w:type="dxa"/>
+              <w:left w:w="140" w:type="dxa"/>
+              <w:right w:w="140" w:type="dxa"/>
             </w:tcMar>
           </w:tcPr>
           <w:p>
@@ -4178,7 +4203,7 @@
             <w:r>
               <w:rPr>
                 <w:rFonts w:ascii="Calibri" w:hAnsi="Calibri"/>
-                <w:color w:val="1D1D1D"/>
+                <w:color w:val="000000"/>
                 <w:sz w:val="19"/>
               </w:rPr>
               <w:t>Lulus Retest [B-07]</w:t>
@@ -4190,12 +4215,12 @@
         <w:tc>
           <w:tcPr>
             <w:tcW w:type="dxa" w:w="1152"/>
-            <w:shd w:fill="F6F8F6"/>
+            <w:shd w:fill="F9F9F9"/>
             <w:tcMar>
-              <w:top w:w="100" w:type="dxa"/>
-              <w:bottom w:w="100" w:type="dxa"/>
-              <w:left w:w="150" w:type="dxa"/>
-              <w:right w:w="150" w:type="dxa"/>
+              <w:top w:w="90" w:type="dxa"/>
+              <w:bottom w:w="90" w:type="dxa"/>
+              <w:left w:w="140" w:type="dxa"/>
+              <w:right w:w="140" w:type="dxa"/>
             </w:tcMar>
           </w:tcPr>
           <w:p>
@@ -4205,7 +4230,7 @@
             <w:r>
               <w:rPr>
                 <w:rFonts w:ascii="Calibri" w:hAnsi="Calibri"/>
-                <w:color w:val="1D1D1D"/>
+                <w:color w:val="000000"/>
                 <w:sz w:val="19"/>
               </w:rPr>
               <w:t>A-02</w:t>
@@ -4215,12 +4240,12 @@
         <w:tc>
           <w:tcPr>
             <w:tcW w:type="dxa" w:w="2592"/>
-            <w:shd w:fill="F6F8F6"/>
+            <w:shd w:fill="F9F9F9"/>
             <w:tcMar>
-              <w:top w:w="100" w:type="dxa"/>
-              <w:bottom w:w="100" w:type="dxa"/>
-              <w:left w:w="150" w:type="dxa"/>
-              <w:right w:w="150" w:type="dxa"/>
+              <w:top w:w="90" w:type="dxa"/>
+              <w:bottom w:w="90" w:type="dxa"/>
+              <w:left w:w="140" w:type="dxa"/>
+              <w:right w:w="140" w:type="dxa"/>
             </w:tcMar>
           </w:tcPr>
           <w:p>
@@ -4230,7 +4255,7 @@
             <w:r>
               <w:rPr>
                 <w:rFonts w:ascii="Calibri" w:hAnsi="Calibri"/>
-                <w:color w:val="1D1D1D"/>
+                <w:color w:val="000000"/>
                 <w:sz w:val="19"/>
               </w:rPr>
               <w:t>Penerbitan data yatim akibat input address(0) atau docHash bytes32(0).</w:t>
@@ -4240,12 +4265,12 @@
         <w:tc>
           <w:tcPr>
             <w:tcW w:type="dxa" w:w="1872"/>
-            <w:shd w:fill="F6F8F6"/>
+            <w:shd w:fill="F9F9F9"/>
             <w:tcMar>
-              <w:top w:w="100" w:type="dxa"/>
-              <w:bottom w:w="100" w:type="dxa"/>
-              <w:left w:w="150" w:type="dxa"/>
-              <w:right w:w="150" w:type="dxa"/>
+              <w:top w:w="90" w:type="dxa"/>
+              <w:bottom w:w="90" w:type="dxa"/>
+              <w:left w:w="140" w:type="dxa"/>
+              <w:right w:w="140" w:type="dxa"/>
             </w:tcMar>
           </w:tcPr>
           <w:p>
@@ -4255,7 +4280,7 @@
             <w:r>
               <w:rPr>
                 <w:rFonts w:ascii="Calibri" w:hAnsi="Calibri"/>
-                <w:color w:val="1D1D1D"/>
+                <w:color w:val="000000"/>
                 <w:sz w:val="19"/>
               </w:rPr>
               <w:t>Medium / Medium</w:t>
@@ -4265,12 +4290,12 @@
         <w:tc>
           <w:tcPr>
             <w:tcW w:type="dxa" w:w="2448"/>
-            <w:shd w:fill="F6F8F6"/>
+            <w:shd w:fill="F9F9F9"/>
             <w:tcMar>
-              <w:top w:w="100" w:type="dxa"/>
-              <w:bottom w:w="100" w:type="dxa"/>
-              <w:left w:w="150" w:type="dxa"/>
-              <w:right w:w="150" w:type="dxa"/>
+              <w:top w:w="90" w:type="dxa"/>
+              <w:bottom w:w="90" w:type="dxa"/>
+              <w:left w:w="140" w:type="dxa"/>
+              <w:right w:w="140" w:type="dxa"/>
             </w:tcMar>
           </w:tcPr>
           <w:p>
@@ -4280,7 +4305,7 @@
             <w:r>
               <w:rPr>
                 <w:rFonts w:ascii="Calibri" w:hAnsi="Calibri"/>
-                <w:color w:val="1D1D1D"/>
+                <w:color w:val="000000"/>
                 <w:sz w:val="19"/>
               </w:rPr>
               <w:t>Validasi input InvalidAddress &amp; EmptyDocumentHash (Commit fee55d1).</w:t>
@@ -4290,12 +4315,12 @@
         <w:tc>
           <w:tcPr>
             <w:tcW w:type="dxa" w:w="1296"/>
-            <w:shd w:fill="F6F8F6"/>
+            <w:shd w:fill="F9F9F9"/>
             <w:tcMar>
-              <w:top w:w="100" w:type="dxa"/>
-              <w:bottom w:w="100" w:type="dxa"/>
-              <w:left w:w="150" w:type="dxa"/>
-              <w:right w:w="150" w:type="dxa"/>
+              <w:top w:w="90" w:type="dxa"/>
+              <w:bottom w:w="90" w:type="dxa"/>
+              <w:left w:w="140" w:type="dxa"/>
+              <w:right w:w="140" w:type="dxa"/>
             </w:tcMar>
           </w:tcPr>
           <w:p>
@@ -4305,7 +4330,7 @@
             <w:r>
               <w:rPr>
                 <w:rFonts w:ascii="Calibri" w:hAnsi="Calibri"/>
-                <w:color w:val="1D1D1D"/>
+                <w:color w:val="000000"/>
                 <w:sz w:val="19"/>
               </w:rPr>
               <w:t>Lulus Retest [B-07]</w:t>
@@ -4319,10 +4344,10 @@
             <w:tcW w:type="dxa" w:w="1152"/>
             <w:shd w:fill="FFFFFF"/>
             <w:tcMar>
-              <w:top w:w="100" w:type="dxa"/>
-              <w:bottom w:w="100" w:type="dxa"/>
-              <w:left w:w="150" w:type="dxa"/>
-              <w:right w:w="150" w:type="dxa"/>
+              <w:top w:w="90" w:type="dxa"/>
+              <w:bottom w:w="90" w:type="dxa"/>
+              <w:left w:w="140" w:type="dxa"/>
+              <w:right w:w="140" w:type="dxa"/>
             </w:tcMar>
           </w:tcPr>
           <w:p>
@@ -4332,7 +4357,7 @@
             <w:r>
               <w:rPr>
                 <w:rFonts w:ascii="Calibri" w:hAnsi="Calibri"/>
-                <w:color w:val="1D1D1D"/>
+                <w:color w:val="000000"/>
                 <w:sz w:val="19"/>
               </w:rPr>
               <w:t>A-03</w:t>
@@ -4344,10 +4369,10 @@
             <w:tcW w:type="dxa" w:w="2592"/>
             <w:shd w:fill="FFFFFF"/>
             <w:tcMar>
-              <w:top w:w="100" w:type="dxa"/>
-              <w:bottom w:w="100" w:type="dxa"/>
-              <w:left w:w="150" w:type="dxa"/>
-              <w:right w:w="150" w:type="dxa"/>
+              <w:top w:w="90" w:type="dxa"/>
+              <w:bottom w:w="90" w:type="dxa"/>
+              <w:left w:w="140" w:type="dxa"/>
+              <w:right w:w="140" w:type="dxa"/>
             </w:tcMar>
           </w:tcPr>
           <w:p>
@@ -4357,7 +4382,7 @@
             <w:r>
               <w:rPr>
                 <w:rFonts w:ascii="Calibri" w:hAnsi="Calibri"/>
-                <w:color w:val="1D1D1D"/>
+                <w:color w:val="000000"/>
                 <w:sz w:val="19"/>
               </w:rPr>
               <w:t>Pencabutan kredensial lintas penerbit fakultas yang tidak sah.</w:t>
@@ -4369,10 +4394,10 @@
             <w:tcW w:type="dxa" w:w="1872"/>
             <w:shd w:fill="FFFFFF"/>
             <w:tcMar>
-              <w:top w:w="100" w:type="dxa"/>
-              <w:bottom w:w="100" w:type="dxa"/>
-              <w:left w:w="150" w:type="dxa"/>
-              <w:right w:w="150" w:type="dxa"/>
+              <w:top w:w="90" w:type="dxa"/>
+              <w:bottom w:w="90" w:type="dxa"/>
+              <w:left w:w="140" w:type="dxa"/>
+              <w:right w:w="140" w:type="dxa"/>
             </w:tcMar>
           </w:tcPr>
           <w:p>
@@ -4382,7 +4407,7 @@
             <w:r>
               <w:rPr>
                 <w:rFonts w:ascii="Calibri" w:hAnsi="Calibri"/>
-                <w:color w:val="1D1D1D"/>
+                <w:color w:val="000000"/>
                 <w:sz w:val="19"/>
               </w:rPr>
               <w:t>Low / High</w:t>
@@ -4394,10 +4419,10 @@
             <w:tcW w:type="dxa" w:w="2448"/>
             <w:shd w:fill="FFFFFF"/>
             <w:tcMar>
-              <w:top w:w="100" w:type="dxa"/>
-              <w:bottom w:w="100" w:type="dxa"/>
-              <w:left w:w="150" w:type="dxa"/>
-              <w:right w:w="150" w:type="dxa"/>
+              <w:top w:w="90" w:type="dxa"/>
+              <w:bottom w:w="90" w:type="dxa"/>
+              <w:left w:w="140" w:type="dxa"/>
+              <w:right w:w="140" w:type="dxa"/>
             </w:tcMar>
           </w:tcPr>
           <w:p>
@@ -4407,7 +4432,7 @@
             <w:r>
               <w:rPr>
                 <w:rFonts w:ascii="Calibri" w:hAnsi="Calibri"/>
-                <w:color w:val="1D1D1D"/>
+                <w:color w:val="000000"/>
                 <w:sz w:val="19"/>
               </w:rPr>
               <w:t>Pengecekan NotCredentialIssuer pada fungsi revokeCredential (Commit fee55d1).</w:t>
@@ -4419,10 +4444,10 @@
             <w:tcW w:type="dxa" w:w="1296"/>
             <w:shd w:fill="FFFFFF"/>
             <w:tcMar>
-              <w:top w:w="100" w:type="dxa"/>
-              <w:bottom w:w="100" w:type="dxa"/>
-              <w:left w:w="150" w:type="dxa"/>
-              <w:right w:w="150" w:type="dxa"/>
+              <w:top w:w="90" w:type="dxa"/>
+              <w:bottom w:w="90" w:type="dxa"/>
+              <w:left w:w="140" w:type="dxa"/>
+              <w:right w:w="140" w:type="dxa"/>
             </w:tcMar>
           </w:tcPr>
           <w:p>
@@ -4432,7 +4457,7 @@
             <w:r>
               <w:rPr>
                 <w:rFonts w:ascii="Calibri" w:hAnsi="Calibri"/>
-                <w:color w:val="1D1D1D"/>
+                <w:color w:val="000000"/>
                 <w:sz w:val="19"/>
               </w:rPr>
               <w:t>Lulus Retest [B-07]</w:t>
@@ -4444,12 +4469,12 @@
         <w:tc>
           <w:tcPr>
             <w:tcW w:type="dxa" w:w="1152"/>
-            <w:shd w:fill="F6F8F6"/>
+            <w:shd w:fill="F9F9F9"/>
             <w:tcMar>
-              <w:top w:w="100" w:type="dxa"/>
-              <w:bottom w:w="100" w:type="dxa"/>
-              <w:left w:w="150" w:type="dxa"/>
-              <w:right w:w="150" w:type="dxa"/>
+              <w:top w:w="90" w:type="dxa"/>
+              <w:bottom w:w="90" w:type="dxa"/>
+              <w:left w:w="140" w:type="dxa"/>
+              <w:right w:w="140" w:type="dxa"/>
             </w:tcMar>
           </w:tcPr>
           <w:p>
@@ -4459,7 +4484,7 @@
             <w:r>
               <w:rPr>
                 <w:rFonts w:ascii="Calibri" w:hAnsi="Calibri"/>
-                <w:color w:val="1D1D1D"/>
+                <w:color w:val="000000"/>
                 <w:sz w:val="19"/>
               </w:rPr>
               <w:t>A-04</w:t>
@@ -4469,12 +4494,12 @@
         <w:tc>
           <w:tcPr>
             <w:tcW w:type="dxa" w:w="2592"/>
-            <w:shd w:fill="F6F8F6"/>
+            <w:shd w:fill="F9F9F9"/>
             <w:tcMar>
-              <w:top w:w="100" w:type="dxa"/>
-              <w:bottom w:w="100" w:type="dxa"/>
-              <w:left w:w="150" w:type="dxa"/>
-              <w:right w:w="150" w:type="dxa"/>
+              <w:top w:w="90" w:type="dxa"/>
+              <w:bottom w:w="90" w:type="dxa"/>
+              <w:left w:w="140" w:type="dxa"/>
+              <w:right w:w="140" w:type="dxa"/>
             </w:tcMar>
           </w:tcPr>
           <w:p>
@@ -4484,7 +4509,7 @@
             <w:r>
               <w:rPr>
                 <w:rFonts w:ascii="Calibri" w:hAnsi="Calibri"/>
-                <w:color w:val="1D1D1D"/>
+                <w:color w:val="000000"/>
                 <w:sz w:val="19"/>
               </w:rPr>
               <w:t>Penerbitan kredensial dengan tanggal kedaluwarsa lampau (past timestamp).</w:t>
@@ -4494,12 +4519,12 @@
         <w:tc>
           <w:tcPr>
             <w:tcW w:type="dxa" w:w="1872"/>
-            <w:shd w:fill="F6F8F6"/>
+            <w:shd w:fill="F9F9F9"/>
             <w:tcMar>
-              <w:top w:w="100" w:type="dxa"/>
-              <w:bottom w:w="100" w:type="dxa"/>
-              <w:left w:w="150" w:type="dxa"/>
-              <w:right w:w="150" w:type="dxa"/>
+              <w:top w:w="90" w:type="dxa"/>
+              <w:bottom w:w="90" w:type="dxa"/>
+              <w:left w:w="140" w:type="dxa"/>
+              <w:right w:w="140" w:type="dxa"/>
             </w:tcMar>
           </w:tcPr>
           <w:p>
@@ -4509,7 +4534,7 @@
             <w:r>
               <w:rPr>
                 <w:rFonts w:ascii="Calibri" w:hAnsi="Calibri"/>
-                <w:color w:val="1D1D1D"/>
+                <w:color w:val="000000"/>
                 <w:sz w:val="19"/>
               </w:rPr>
               <w:t>Low / Low</w:t>
@@ -4519,12 +4544,12 @@
         <w:tc>
           <w:tcPr>
             <w:tcW w:type="dxa" w:w="2448"/>
-            <w:shd w:fill="F6F8F6"/>
+            <w:shd w:fill="F9F9F9"/>
             <w:tcMar>
-              <w:top w:w="100" w:type="dxa"/>
-              <w:bottom w:w="100" w:type="dxa"/>
-              <w:left w:w="150" w:type="dxa"/>
-              <w:right w:w="150" w:type="dxa"/>
+              <w:top w:w="90" w:type="dxa"/>
+              <w:bottom w:w="90" w:type="dxa"/>
+              <w:left w:w="140" w:type="dxa"/>
+              <w:right w:w="140" w:type="dxa"/>
             </w:tcMar>
           </w:tcPr>
           <w:p>
@@ -4534,7 +4559,7 @@
             <w:r>
               <w:rPr>
                 <w:rFonts w:ascii="Calibri" w:hAnsi="Calibri"/>
-                <w:color w:val="1D1D1D"/>
+                <w:color w:val="000000"/>
                 <w:sz w:val="19"/>
               </w:rPr>
               <w:t>Validasi expiresAt &lt;= block.timestamp dengan InvalidExpirationTime (Commit fee55d1).</w:t>
@@ -4544,12 +4569,12 @@
         <w:tc>
           <w:tcPr>
             <w:tcW w:type="dxa" w:w="1296"/>
-            <w:shd w:fill="F6F8F6"/>
+            <w:shd w:fill="F9F9F9"/>
             <w:tcMar>
-              <w:top w:w="100" w:type="dxa"/>
-              <w:bottom w:w="100" w:type="dxa"/>
-              <w:left w:w="150" w:type="dxa"/>
-              <w:right w:w="150" w:type="dxa"/>
+              <w:top w:w="90" w:type="dxa"/>
+              <w:bottom w:w="90" w:type="dxa"/>
+              <w:left w:w="140" w:type="dxa"/>
+              <w:right w:w="140" w:type="dxa"/>
             </w:tcMar>
           </w:tcPr>
           <w:p>
@@ -4559,7 +4584,7 @@
             <w:r>
               <w:rPr>
                 <w:rFonts w:ascii="Calibri" w:hAnsi="Calibri"/>
-                <w:color w:val="1D1D1D"/>
+                <w:color w:val="000000"/>
                 <w:sz w:val="19"/>
               </w:rPr>
               <w:t>Lulus Retest [B-07]</w:t>
@@ -4573,10 +4598,10 @@
             <w:tcW w:type="dxa" w:w="1152"/>
             <w:shd w:fill="FFFFFF"/>
             <w:tcMar>
-              <w:top w:w="100" w:type="dxa"/>
-              <w:bottom w:w="100" w:type="dxa"/>
-              <w:left w:w="150" w:type="dxa"/>
-              <w:right w:w="150" w:type="dxa"/>
+              <w:top w:w="90" w:type="dxa"/>
+              <w:bottom w:w="90" w:type="dxa"/>
+              <w:left w:w="140" w:type="dxa"/>
+              <w:right w:w="140" w:type="dxa"/>
             </w:tcMar>
           </w:tcPr>
           <w:p>
@@ -4586,7 +4611,7 @@
             <w:r>
               <w:rPr>
                 <w:rFonts w:ascii="Calibri" w:hAnsi="Calibri"/>
-                <w:color w:val="1D1D1D"/>
+                <w:color w:val="000000"/>
                 <w:sz w:val="19"/>
               </w:rPr>
               <w:t>A-05</w:t>
@@ -4598,10 +4623,10 @@
             <w:tcW w:type="dxa" w:w="2592"/>
             <w:shd w:fill="FFFFFF"/>
             <w:tcMar>
-              <w:top w:w="100" w:type="dxa"/>
-              <w:bottom w:w="100" w:type="dxa"/>
-              <w:left w:w="150" w:type="dxa"/>
-              <w:right w:w="150" w:type="dxa"/>
+              <w:top w:w="90" w:type="dxa"/>
+              <w:bottom w:w="90" w:type="dxa"/>
+              <w:left w:w="140" w:type="dxa"/>
+              <w:right w:w="140" w:type="dxa"/>
             </w:tcMar>
           </w:tcPr>
           <w:p>
@@ -4611,7 +4636,7 @@
             <w:r>
               <w:rPr>
                 <w:rFonts w:ascii="Calibri" w:hAnsi="Calibri"/>
-                <w:color w:val="1D1D1D"/>
+                <w:color w:val="000000"/>
                 <w:sz w:val="19"/>
               </w:rPr>
               <w:t>Ketiadaan mekanisme penghentian darurat saat insiden keamanan.</w:t>
@@ -4623,10 +4648,10 @@
             <w:tcW w:type="dxa" w:w="1872"/>
             <w:shd w:fill="FFFFFF"/>
             <w:tcMar>
-              <w:top w:w="100" w:type="dxa"/>
-              <w:bottom w:w="100" w:type="dxa"/>
-              <w:left w:w="150" w:type="dxa"/>
-              <w:right w:w="150" w:type="dxa"/>
+              <w:top w:w="90" w:type="dxa"/>
+              <w:bottom w:w="90" w:type="dxa"/>
+              <w:left w:w="140" w:type="dxa"/>
+              <w:right w:w="140" w:type="dxa"/>
             </w:tcMar>
           </w:tcPr>
           <w:p>
@@ -4636,7 +4661,7 @@
             <w:r>
               <w:rPr>
                 <w:rFonts w:ascii="Calibri" w:hAnsi="Calibri"/>
-                <w:color w:val="1D1D1D"/>
+                <w:color w:val="000000"/>
                 <w:sz w:val="19"/>
               </w:rPr>
               <w:t>Low / High</w:t>
@@ -4648,10 +4673,10 @@
             <w:tcW w:type="dxa" w:w="2448"/>
             <w:shd w:fill="FFFFFF"/>
             <w:tcMar>
-              <w:top w:w="100" w:type="dxa"/>
-              <w:bottom w:w="100" w:type="dxa"/>
-              <w:left w:w="150" w:type="dxa"/>
-              <w:right w:w="150" w:type="dxa"/>
+              <w:top w:w="90" w:type="dxa"/>
+              <w:bottom w:w="90" w:type="dxa"/>
+              <w:left w:w="140" w:type="dxa"/>
+              <w:right w:w="140" w:type="dxa"/>
             </w:tcMar>
           </w:tcPr>
           <w:p>
@@ -4661,7 +4686,7 @@
             <w:r>
               <w:rPr>
                 <w:rFonts w:ascii="Calibri" w:hAnsi="Calibri"/>
-                <w:color w:val="1D1D1D"/>
+                <w:color w:val="000000"/>
                 <w:sz w:val="19"/>
               </w:rPr>
               <w:t>Integrasi OpenZeppelin Pausable dengan fungsi pause &amp; unpause (Commit 91ff362).</w:t>
@@ -4673,10 +4698,10 @@
             <w:tcW w:type="dxa" w:w="1296"/>
             <w:shd w:fill="FFFFFF"/>
             <w:tcMar>
-              <w:top w:w="100" w:type="dxa"/>
-              <w:bottom w:w="100" w:type="dxa"/>
-              <w:left w:w="150" w:type="dxa"/>
-              <w:right w:w="150" w:type="dxa"/>
+              <w:top w:w="90" w:type="dxa"/>
+              <w:bottom w:w="90" w:type="dxa"/>
+              <w:left w:w="140" w:type="dxa"/>
+              <w:right w:w="140" w:type="dxa"/>
             </w:tcMar>
           </w:tcPr>
           <w:p>
@@ -4686,7 +4711,7 @@
             <w:r>
               <w:rPr>
                 <w:rFonts w:ascii="Calibri" w:hAnsi="Calibri"/>
-                <w:color w:val="1D1D1D"/>
+                <w:color w:val="000000"/>
                 <w:sz w:val="19"/>
               </w:rPr>
               <w:t>Lulus Retest [B-07]</w:t>
@@ -4697,16 +4722,14 @@
     </w:tbl>
     <w:p>
       <w:pPr>
-        <w:keepNext/>
-        <w:spacing w:before="200" w:after="80"/>
+        <w:spacing w:before="0" w:after="120"/>
+      </w:pPr>
+    </w:p>
+    <w:p>
+      <w:pPr>
+        <w:pStyle w:val="Heading2"/>
       </w:pPr>
       <w:r>
-        <w:rPr>
-          <w:rFonts w:ascii="Calibri" w:hAnsi="Calibri"/>
-          <w:b/>
-          <w:color w:val="1B5E20"/>
-          <w:sz w:val="23"/>
-        </w:rPr>
         <w:t>5.4 Enterprise, privasi, dan nonfungsional (Project 4)</w:t>
       </w:r>
     </w:p>
@@ -4715,6 +4738,14 @@
         <w:tblW w:type="auto" w:w="0"/>
         <w:jc w:val="center"/>
         <w:tblLook w:firstColumn="1" w:firstRow="1" w:lastColumn="0" w:lastRow="0" w:noHBand="0" w:noVBand="1" w:val="04A0"/>
+        <w:tblBorders>
+          <w:top w:val="single" w:sz="8" w:space="0" w:color="000000"/>
+          <w:bottom w:val="single" w:sz="8" w:space="0" w:color="000000"/>
+          <w:left w:val="none"/>
+          <w:right w:val="none"/>
+          <w:insideH w:val="single" w:sz="4" w:space="0" w:color="D0D0D0"/>
+          <w:insideV w:val="none"/>
+        </w:tblBorders>
       </w:tblPr>
       <w:tblGrid>
         <w:gridCol w:w="2340"/>
@@ -4726,23 +4757,24 @@
         <w:tc>
           <w:tcPr>
             <w:tcW w:type="dxa" w:w="1872"/>
-            <w:shd w:fill="1B5E20"/>
+            <w:shd w:fill="EAEAEA"/>
             <w:tcMar>
               <w:top w:w="120" w:type="dxa"/>
               <w:bottom w:w="120" w:type="dxa"/>
-              <w:left w:w="150" w:type="dxa"/>
-              <w:right w:w="150" w:type="dxa"/>
+              <w:left w:w="140" w:type="dxa"/>
+              <w:right w:w="140" w:type="dxa"/>
             </w:tcMar>
           </w:tcPr>
           <w:p>
             <w:pPr>
+              <w:spacing w:before="0" w:after="0"/>
               <w:jc w:val="left"/>
             </w:pPr>
             <w:r>
               <w:rPr>
                 <w:rFonts w:ascii="Calibri" w:hAnsi="Calibri"/>
                 <w:b/>
-                <w:color w:val="FFFFFF"/>
+                <w:color w:val="000000"/>
                 <w:sz w:val="20"/>
               </w:rPr>
               <w:t>Aspek</w:t>
@@ -4752,23 +4784,24 @@
         <w:tc>
           <w:tcPr>
             <w:tcW w:type="dxa" w:w="2448"/>
-            <w:shd w:fill="1B5E20"/>
+            <w:shd w:fill="EAEAEA"/>
             <w:tcMar>
               <w:top w:w="120" w:type="dxa"/>
               <w:bottom w:w="120" w:type="dxa"/>
-              <w:left w:w="150" w:type="dxa"/>
-              <w:right w:w="150" w:type="dxa"/>
+              <w:left w:w="140" w:type="dxa"/>
+              <w:right w:w="140" w:type="dxa"/>
             </w:tcMar>
           </w:tcPr>
           <w:p>
             <w:pPr>
+              <w:spacing w:before="0" w:after="0"/>
               <w:jc w:val="left"/>
             </w:pPr>
             <w:r>
               <w:rPr>
                 <w:rFonts w:ascii="Calibri" w:hAnsi="Calibri"/>
                 <w:b/>
-                <w:color w:val="FFFFFF"/>
+                <w:color w:val="000000"/>
                 <w:sz w:val="20"/>
               </w:rPr>
               <w:t>Public / Ethereum EVM</w:t>
@@ -4778,23 +4811,24 @@
         <w:tc>
           <w:tcPr>
             <w:tcW w:type="dxa" w:w="2448"/>
-            <w:shd w:fill="1B5E20"/>
+            <w:shd w:fill="EAEAEA"/>
             <w:tcMar>
               <w:top w:w="120" w:type="dxa"/>
               <w:bottom w:w="120" w:type="dxa"/>
-              <w:left w:w="150" w:type="dxa"/>
-              <w:right w:w="150" w:type="dxa"/>
+              <w:left w:w="140" w:type="dxa"/>
+              <w:right w:w="140" w:type="dxa"/>
             </w:tcMar>
           </w:tcPr>
           <w:p>
             <w:pPr>
+              <w:spacing w:before="0" w:after="0"/>
               <w:jc w:val="left"/>
             </w:pPr>
             <w:r>
               <w:rPr>
                 <w:rFonts w:ascii="Calibri" w:hAnsi="Calibri"/>
                 <w:b/>
-                <w:color w:val="FFFFFF"/>
+                <w:color w:val="000000"/>
                 <w:sz w:val="20"/>
               </w:rPr>
               <w:t>Permissioned / Fabric</w:t>
@@ -4804,23 +4838,24 @@
         <w:tc>
           <w:tcPr>
             <w:tcW w:type="dxa" w:w="2592"/>
-            <w:shd w:fill="1B5E20"/>
+            <w:shd w:fill="EAEAEA"/>
             <w:tcMar>
               <w:top w:w="120" w:type="dxa"/>
               <w:bottom w:w="120" w:type="dxa"/>
-              <w:left w:w="150" w:type="dxa"/>
-              <w:right w:w="150" w:type="dxa"/>
+              <w:left w:w="140" w:type="dxa"/>
+              <w:right w:w="140" w:type="dxa"/>
             </w:tcMar>
           </w:tcPr>
           <w:p>
             <w:pPr>
+              <w:spacing w:before="0" w:after="0"/>
               <w:jc w:val="left"/>
             </w:pPr>
             <w:r>
               <w:rPr>
                 <w:rFonts w:ascii="Calibri" w:hAnsi="Calibri"/>
                 <w:b/>
-                <w:color w:val="FFFFFF"/>
+                <w:color w:val="000000"/>
                 <w:sz w:val="20"/>
               </w:rPr>
               <w:t>Keputusan untuk Kasus</w:t>
@@ -4834,10 +4869,10 @@
             <w:tcW w:type="dxa" w:w="1872"/>
             <w:shd w:fill="FFFFFF"/>
             <w:tcMar>
-              <w:top w:w="100" w:type="dxa"/>
-              <w:bottom w:w="100" w:type="dxa"/>
-              <w:left w:w="150" w:type="dxa"/>
-              <w:right w:w="150" w:type="dxa"/>
+              <w:top w:w="90" w:type="dxa"/>
+              <w:bottom w:w="90" w:type="dxa"/>
+              <w:left w:w="140" w:type="dxa"/>
+              <w:right w:w="140" w:type="dxa"/>
             </w:tcMar>
           </w:tcPr>
           <w:p>
@@ -4847,7 +4882,7 @@
             <w:r>
               <w:rPr>
                 <w:rFonts w:ascii="Calibri" w:hAnsi="Calibri"/>
-                <w:color w:val="1D1D1D"/>
+                <w:color w:val="000000"/>
                 <w:sz w:val="19"/>
               </w:rPr>
               <w:t>Identitas &amp; Izin</w:t>
@@ -4859,10 +4894,10 @@
             <w:tcW w:type="dxa" w:w="2448"/>
             <w:shd w:fill="FFFFFF"/>
             <w:tcMar>
-              <w:top w:w="100" w:type="dxa"/>
-              <w:bottom w:w="100" w:type="dxa"/>
-              <w:left w:w="150" w:type="dxa"/>
-              <w:right w:w="150" w:type="dxa"/>
+              <w:top w:w="90" w:type="dxa"/>
+              <w:bottom w:w="90" w:type="dxa"/>
+              <w:left w:w="140" w:type="dxa"/>
+              <w:right w:w="140" w:type="dxa"/>
             </w:tcMar>
           </w:tcPr>
           <w:p>
@@ -4872,7 +4907,7 @@
             <w:r>
               <w:rPr>
                 <w:rFonts w:ascii="Calibri" w:hAnsi="Calibri"/>
-                <w:color w:val="1D1D1D"/>
+                <w:color w:val="000000"/>
                 <w:sz w:val="19"/>
               </w:rPr>
               <w:t>Pseudonim / Permissionless, pasangan public/private key.</w:t>
@@ -4884,10 +4919,10 @@
             <w:tcW w:type="dxa" w:w="2448"/>
             <w:shd w:fill="FFFFFF"/>
             <w:tcMar>
-              <w:top w:w="100" w:type="dxa"/>
-              <w:bottom w:w="100" w:type="dxa"/>
-              <w:left w:w="150" w:type="dxa"/>
-              <w:right w:w="150" w:type="dxa"/>
+              <w:top w:w="90" w:type="dxa"/>
+              <w:bottom w:w="90" w:type="dxa"/>
+              <w:left w:w="140" w:type="dxa"/>
+              <w:right w:w="140" w:type="dxa"/>
             </w:tcMar>
           </w:tcPr>
           <w:p>
@@ -4897,7 +4932,7 @@
             <w:r>
               <w:rPr>
                 <w:rFonts w:ascii="Calibri" w:hAnsi="Calibri"/>
-                <w:color w:val="1D1D1D"/>
+                <w:color w:val="000000"/>
                 <w:sz w:val="19"/>
               </w:rPr>
               <w:t>Berizin ketat (Permissioned) berbasis X.509 PKI &amp; MSP.</w:t>
@@ -4909,10 +4944,10 @@
             <w:tcW w:type="dxa" w:w="2592"/>
             <w:shd w:fill="FFFFFF"/>
             <w:tcMar>
-              <w:top w:w="100" w:type="dxa"/>
-              <w:bottom w:w="100" w:type="dxa"/>
-              <w:left w:w="150" w:type="dxa"/>
-              <w:right w:w="150" w:type="dxa"/>
+              <w:top w:w="90" w:type="dxa"/>
+              <w:bottom w:w="90" w:type="dxa"/>
+              <w:left w:w="140" w:type="dxa"/>
+              <w:right w:w="140" w:type="dxa"/>
             </w:tcMar>
           </w:tcPr>
           <w:p>
@@ -4922,7 +4957,7 @@
             <w:r>
               <w:rPr>
                 <w:rFonts w:ascii="Calibri" w:hAnsi="Calibri"/>
-                <w:color w:val="1D1D1D"/>
+                <w:color w:val="000000"/>
                 <w:sz w:val="19"/>
               </w:rPr>
               <w:t>Hybrid EVM Consortium: Standard EVM dengan RBAC ketat institusi.</w:t>
@@ -4934,12 +4969,12 @@
         <w:tc>
           <w:tcPr>
             <w:tcW w:type="dxa" w:w="1872"/>
-            <w:shd w:fill="F6F8F6"/>
+            <w:shd w:fill="F9F9F9"/>
             <w:tcMar>
-              <w:top w:w="100" w:type="dxa"/>
-              <w:bottom w:w="100" w:type="dxa"/>
-              <w:left w:w="150" w:type="dxa"/>
-              <w:right w:w="150" w:type="dxa"/>
+              <w:top w:w="90" w:type="dxa"/>
+              <w:bottom w:w="90" w:type="dxa"/>
+              <w:left w:w="140" w:type="dxa"/>
+              <w:right w:w="140" w:type="dxa"/>
             </w:tcMar>
           </w:tcPr>
           <w:p>
@@ -4949,7 +4984,7 @@
             <w:r>
               <w:rPr>
                 <w:rFonts w:ascii="Calibri" w:hAnsi="Calibri"/>
-                <w:color w:val="1D1D1D"/>
+                <w:color w:val="000000"/>
                 <w:sz w:val="19"/>
               </w:rPr>
               <w:t>Konsensus &amp; TPS</w:t>
@@ -4959,12 +4994,12 @@
         <w:tc>
           <w:tcPr>
             <w:tcW w:type="dxa" w:w="2448"/>
-            <w:shd w:fill="F6F8F6"/>
+            <w:shd w:fill="F9F9F9"/>
             <w:tcMar>
-              <w:top w:w="100" w:type="dxa"/>
-              <w:bottom w:w="100" w:type="dxa"/>
-              <w:left w:w="150" w:type="dxa"/>
-              <w:right w:w="150" w:type="dxa"/>
+              <w:top w:w="90" w:type="dxa"/>
+              <w:bottom w:w="90" w:type="dxa"/>
+              <w:left w:w="140" w:type="dxa"/>
+              <w:right w:w="140" w:type="dxa"/>
             </w:tcMar>
           </w:tcPr>
           <w:p>
@@ -4974,7 +5009,7 @@
             <w:r>
               <w:rPr>
                 <w:rFonts w:ascii="Calibri" w:hAnsi="Calibri"/>
-                <w:color w:val="1D1D1D"/>
+                <w:color w:val="000000"/>
                 <w:sz w:val="19"/>
               </w:rPr>
               <w:t>Proof of Stake (15–30 TPS di L1), finalitas beberapa blok.</w:t>
@@ -4984,12 +5019,12 @@
         <w:tc>
           <w:tcPr>
             <w:tcW w:type="dxa" w:w="2448"/>
-            <w:shd w:fill="F6F8F6"/>
+            <w:shd w:fill="F9F9F9"/>
             <w:tcMar>
-              <w:top w:w="100" w:type="dxa"/>
-              <w:bottom w:w="100" w:type="dxa"/>
-              <w:left w:w="150" w:type="dxa"/>
-              <w:right w:w="150" w:type="dxa"/>
+              <w:top w:w="90" w:type="dxa"/>
+              <w:bottom w:w="90" w:type="dxa"/>
+              <w:left w:w="140" w:type="dxa"/>
+              <w:right w:w="140" w:type="dxa"/>
             </w:tcMar>
           </w:tcPr>
           <w:p>
@@ -4999,7 +5034,7 @@
             <w:r>
               <w:rPr>
                 <w:rFonts w:ascii="Calibri" w:hAnsi="Calibri"/>
-                <w:color w:val="1D1D1D"/>
+                <w:color w:val="000000"/>
                 <w:sz w:val="19"/>
               </w:rPr>
               <w:t>Raft / BFT (2.000–5.000+ TPS), finalitas deterministik instan.</w:t>
@@ -5009,12 +5044,12 @@
         <w:tc>
           <w:tcPr>
             <w:tcW w:type="dxa" w:w="2592"/>
-            <w:shd w:fill="F6F8F6"/>
+            <w:shd w:fill="F9F9F9"/>
             <w:tcMar>
-              <w:top w:w="100" w:type="dxa"/>
-              <w:bottom w:w="100" w:type="dxa"/>
-              <w:left w:w="150" w:type="dxa"/>
-              <w:right w:w="150" w:type="dxa"/>
+              <w:top w:w="90" w:type="dxa"/>
+              <w:bottom w:w="90" w:type="dxa"/>
+              <w:left w:w="140" w:type="dxa"/>
+              <w:right w:w="140" w:type="dxa"/>
             </w:tcMar>
           </w:tcPr>
           <w:p>
@@ -5024,7 +5059,7 @@
             <w:r>
               <w:rPr>
                 <w:rFonts w:ascii="Calibri" w:hAnsi="Calibri"/>
-                <w:color w:val="1D1D1D"/>
+                <w:color w:val="000000"/>
                 <w:sz w:val="19"/>
               </w:rPr>
               <w:t>EVM L2 Rollup: Simulasi Hardhat lokal; produksi disarankan L2 Rollup.</w:t>
@@ -5038,10 +5073,10 @@
             <w:tcW w:type="dxa" w:w="1872"/>
             <w:shd w:fill="FFFFFF"/>
             <w:tcMar>
-              <w:top w:w="100" w:type="dxa"/>
-              <w:bottom w:w="100" w:type="dxa"/>
-              <w:left w:w="150" w:type="dxa"/>
-              <w:right w:w="150" w:type="dxa"/>
+              <w:top w:w="90" w:type="dxa"/>
+              <w:bottom w:w="90" w:type="dxa"/>
+              <w:left w:w="140" w:type="dxa"/>
+              <w:right w:w="140" w:type="dxa"/>
             </w:tcMar>
           </w:tcPr>
           <w:p>
@@ -5051,7 +5086,7 @@
             <w:r>
               <w:rPr>
                 <w:rFonts w:ascii="Calibri" w:hAnsi="Calibri"/>
-                <w:color w:val="1D1D1D"/>
+                <w:color w:val="000000"/>
                 <w:sz w:val="19"/>
               </w:rPr>
               <w:t>Privasi &amp; Biaya</w:t>
@@ -5063,10 +5098,10 @@
             <w:tcW w:type="dxa" w:w="2448"/>
             <w:shd w:fill="FFFFFF"/>
             <w:tcMar>
-              <w:top w:w="100" w:type="dxa"/>
-              <w:bottom w:w="100" w:type="dxa"/>
-              <w:left w:w="150" w:type="dxa"/>
-              <w:right w:w="150" w:type="dxa"/>
+              <w:top w:w="90" w:type="dxa"/>
+              <w:bottom w:w="90" w:type="dxa"/>
+              <w:left w:w="140" w:type="dxa"/>
+              <w:right w:w="140" w:type="dxa"/>
             </w:tcMar>
           </w:tcPr>
           <w:p>
@@ -5076,7 +5111,7 @@
             <w:r>
               <w:rPr>
                 <w:rFonts w:ascii="Calibri" w:hAnsi="Calibri"/>
-                <w:color w:val="1D1D1D"/>
+                <w:color w:val="000000"/>
                 <w:sz w:val="19"/>
               </w:rPr>
               <w:t>Transparan publik; gas fee fluktuatif per transaksi.</w:t>
@@ -5088,10 +5123,10 @@
             <w:tcW w:type="dxa" w:w="2448"/>
             <w:shd w:fill="FFFFFF"/>
             <w:tcMar>
-              <w:top w:w="100" w:type="dxa"/>
-              <w:bottom w:w="100" w:type="dxa"/>
-              <w:left w:w="150" w:type="dxa"/>
-              <w:right w:w="150" w:type="dxa"/>
+              <w:top w:w="90" w:type="dxa"/>
+              <w:bottom w:w="90" w:type="dxa"/>
+              <w:left w:w="140" w:type="dxa"/>
+              <w:right w:w="140" w:type="dxa"/>
             </w:tcMar>
           </w:tcPr>
           <w:p>
@@ -5101,7 +5136,7 @@
             <w:r>
               <w:rPr>
                 <w:rFonts w:ascii="Calibri" w:hAnsi="Calibri"/>
-                <w:color w:val="1D1D1D"/>
+                <w:color w:val="000000"/>
                 <w:sz w:val="19"/>
               </w:rPr>
               <w:t>Private Channels; bebas gas, biaya operasional node.</w:t>
@@ -5113,10 +5148,10 @@
             <w:tcW w:type="dxa" w:w="2592"/>
             <w:shd w:fill="FFFFFF"/>
             <w:tcMar>
-              <w:top w:w="100" w:type="dxa"/>
-              <w:bottom w:w="100" w:type="dxa"/>
-              <w:left w:w="150" w:type="dxa"/>
-              <w:right w:w="150" w:type="dxa"/>
+              <w:top w:w="90" w:type="dxa"/>
+              <w:bottom w:w="90" w:type="dxa"/>
+              <w:left w:w="140" w:type="dxa"/>
+              <w:right w:w="140" w:type="dxa"/>
             </w:tcMar>
           </w:tcPr>
           <w:p>
@@ -5126,7 +5161,7 @@
             <w:r>
               <w:rPr>
                 <w:rFonts w:ascii="Calibri" w:hAnsi="Calibri"/>
-                <w:color w:val="1D1D1D"/>
+                <w:color w:val="000000"/>
                 <w:sz w:val="19"/>
               </w:rPr>
               <w:t>Client-Side Hashing &amp; Zero Gas View: PII off-chain, verifikasi 0 gas.</w:t>
@@ -5138,12 +5173,12 @@
         <w:tc>
           <w:tcPr>
             <w:tcW w:type="dxa" w:w="1872"/>
-            <w:shd w:fill="F6F8F6"/>
+            <w:shd w:fill="F9F9F9"/>
             <w:tcMar>
-              <w:top w:w="100" w:type="dxa"/>
-              <w:bottom w:w="100" w:type="dxa"/>
-              <w:left w:w="150" w:type="dxa"/>
-              <w:right w:w="150" w:type="dxa"/>
+              <w:top w:w="90" w:type="dxa"/>
+              <w:bottom w:w="90" w:type="dxa"/>
+              <w:left w:w="140" w:type="dxa"/>
+              <w:right w:w="140" w:type="dxa"/>
             </w:tcMar>
           </w:tcPr>
           <w:p>
@@ -5153,7 +5188,7 @@
             <w:r>
               <w:rPr>
                 <w:rFonts w:ascii="Calibri" w:hAnsi="Calibri"/>
-                <w:color w:val="1D1D1D"/>
+                <w:color w:val="000000"/>
                 <w:sz w:val="19"/>
               </w:rPr>
               <w:t>Governance</w:t>
@@ -5163,12 +5198,12 @@
         <w:tc>
           <w:tcPr>
             <w:tcW w:type="dxa" w:w="2448"/>
-            <w:shd w:fill="F6F8F6"/>
+            <w:shd w:fill="F9F9F9"/>
             <w:tcMar>
-              <w:top w:w="100" w:type="dxa"/>
-              <w:bottom w:w="100" w:type="dxa"/>
-              <w:left w:w="150" w:type="dxa"/>
-              <w:right w:w="150" w:type="dxa"/>
+              <w:top w:w="90" w:type="dxa"/>
+              <w:bottom w:w="90" w:type="dxa"/>
+              <w:left w:w="140" w:type="dxa"/>
+              <w:right w:w="140" w:type="dxa"/>
             </w:tcMar>
           </w:tcPr>
           <w:p>
@@ -5178,7 +5213,7 @@
             <w:r>
               <w:rPr>
                 <w:rFonts w:ascii="Calibri" w:hAnsi="Calibri"/>
-                <w:color w:val="1D1D1D"/>
+                <w:color w:val="000000"/>
                 <w:sz w:val="19"/>
               </w:rPr>
               <w:t>Desentralisasi komunitas; upgrade via Proxy pattern.</w:t>
@@ -5188,12 +5223,12 @@
         <w:tc>
           <w:tcPr>
             <w:tcW w:type="dxa" w:w="2448"/>
-            <w:shd w:fill="F6F8F6"/>
+            <w:shd w:fill="F9F9F9"/>
             <w:tcMar>
-              <w:top w:w="100" w:type="dxa"/>
-              <w:bottom w:w="100" w:type="dxa"/>
-              <w:left w:w="150" w:type="dxa"/>
-              <w:right w:w="150" w:type="dxa"/>
+              <w:top w:w="90" w:type="dxa"/>
+              <w:bottom w:w="90" w:type="dxa"/>
+              <w:left w:w="140" w:type="dxa"/>
+              <w:right w:w="140" w:type="dxa"/>
             </w:tcMar>
           </w:tcPr>
           <w:p>
@@ -5203,7 +5238,7 @@
             <w:r>
               <w:rPr>
                 <w:rFonts w:ascii="Calibri" w:hAnsi="Calibri"/>
-                <w:color w:val="1D1D1D"/>
+                <w:color w:val="000000"/>
                 <w:sz w:val="19"/>
               </w:rPr>
               <w:t>Kebijakan Endorsement Policy multi-institusi formal.</w:t>
@@ -5213,12 +5248,12 @@
         <w:tc>
           <w:tcPr>
             <w:tcW w:type="dxa" w:w="2592"/>
-            <w:shd w:fill="F6F8F6"/>
+            <w:shd w:fill="F9F9F9"/>
             <w:tcMar>
-              <w:top w:w="100" w:type="dxa"/>
-              <w:bottom w:w="100" w:type="dxa"/>
-              <w:left w:w="150" w:type="dxa"/>
-              <w:right w:w="150" w:type="dxa"/>
+              <w:top w:w="90" w:type="dxa"/>
+              <w:bottom w:w="90" w:type="dxa"/>
+              <w:left w:w="140" w:type="dxa"/>
+              <w:right w:w="140" w:type="dxa"/>
             </w:tcMar>
           </w:tcPr>
           <w:p>
@@ -5228,7 +5263,7 @@
             <w:r>
               <w:rPr>
                 <w:rFonts w:ascii="Calibri" w:hAnsi="Calibri"/>
-                <w:color w:val="1D1D1D"/>
+                <w:color w:val="000000"/>
                 <w:sz w:val="19"/>
               </w:rPr>
               <w:t>Multi-Sig Governance: Pengelolaan admin via Multi-Signature Wallet.</w:t>
@@ -5239,15 +5274,20 @@
     </w:tbl>
     <w:p>
       <w:pPr>
-        <w:spacing w:before="0" w:after="120" w:line="276" w:lineRule="auto"/>
-        <w:jc w:val="left"/>
+        <w:spacing w:before="0" w:after="120"/>
+      </w:pPr>
+    </w:p>
+    <w:p>
+      <w:pPr>
+        <w:spacing w:before="0" w:after="80" w:line="276" w:lineRule="auto"/>
+        <w:jc w:val="both"/>
       </w:pPr>
       <w:r>
         <w:rPr>
           <w:rFonts w:ascii="Calibri" w:hAnsi="Calibri"/>
           <w:b w:val="0"/>
           <w:i w:val="0"/>
-          <w:color w:val="1D1D1D"/>
+          <w:color w:val="000000"/>
           <w:sz w:val="22"/>
         </w:rPr>
         <w:t>Evaluasi Privasi (UU PDP No. 27/2022): Sistem menerapkan prinsip data minimization di mana data pribadi (Nama, NIM, IPK) tidak pernah menyentuh ledger blockchain. Fitur grantAccess menjamin hak eksplisit pemilik data (Pasal 20 UU PDP).</w:t>
@@ -5255,15 +5295,15 @@
     </w:p>
     <w:p>
       <w:pPr>
-        <w:spacing w:before="0" w:after="120" w:line="276" w:lineRule="auto"/>
-        <w:jc w:val="left"/>
+        <w:spacing w:before="0" w:after="80" w:line="276" w:lineRule="auto"/>
+        <w:jc w:val="both"/>
       </w:pPr>
       <w:r>
         <w:rPr>
           <w:rFonts w:ascii="Calibri" w:hAnsi="Calibri"/>
           <w:b w:val="0"/>
           <w:i w:val="0"/>
-          <w:color w:val="1D1D1D"/>
+          <w:color w:val="000000"/>
           <w:sz w:val="22"/>
         </w:rPr>
         <w:t>Evaluasi Skalabilitas: Verifikasi bersifat read-only (view) bebas biaya gas dengan skalabilitas throughput tak terbatas di tingkat verifier. Untuk operasional internal harian (KRS, jadwal, transkrip sementara), database tradisional RDBMS tetap lebih efisien dibandingkan blockchain.</w:t>
@@ -5271,30 +5311,23 @@
     </w:p>
     <w:p>
       <w:pPr>
-        <w:keepNext/>
-        <w:spacing w:before="200" w:after="80"/>
+        <w:pStyle w:val="Heading2"/>
       </w:pPr>
       <w:r>
-        <w:rPr>
-          <w:rFonts w:ascii="Calibri" w:hAnsi="Calibri"/>
-          <w:b/>
-          <w:color w:val="1B5E20"/>
-          <w:sz w:val="23"/>
-        </w:rPr>
         <w:t>5.5 Showcase dan kontribusi (Project 5)</w:t>
       </w:r>
     </w:p>
     <w:p>
       <w:pPr>
-        <w:spacing w:before="0" w:after="120" w:line="276" w:lineRule="auto"/>
-        <w:jc w:val="left"/>
+        <w:spacing w:before="0" w:after="80" w:line="276" w:lineRule="auto"/>
+        <w:jc w:val="both"/>
       </w:pPr>
       <w:r>
         <w:rPr>
           <w:rFonts w:ascii="Calibri" w:hAnsi="Calibri"/>
           <w:b w:val="0"/>
           <w:i w:val="0"/>
-          <w:color w:val="1D1D1D"/>
+          <w:color w:val="000000"/>
           <w:sz w:val="22"/>
         </w:rPr>
         <w:t>Alur demonstrasi end-to-end mencakup 6 langkah utama: (1) Koneksi wallet MetaMask ke local node; (2) Penerbitan kredensial oleh Issuer dengan client-side hashing; (3) Persetujuan akses oleh Holder; (4) Verifikasi instan bebas gas fee oleh Verifier; (5) Simulasi penolakan dokumen yang dimanipulasi teksnya (HashMismatch); dan (6) Pencabutan kredensial bermasalah oleh Revoker.</w:t>
@@ -5305,6 +5338,14 @@
         <w:tblW w:type="auto" w:w="0"/>
         <w:jc w:val="center"/>
         <w:tblLook w:firstColumn="1" w:firstRow="1" w:lastColumn="0" w:lastRow="0" w:noHBand="0" w:noVBand="1" w:val="04A0"/>
+        <w:tblBorders>
+          <w:top w:val="single" w:sz="8" w:space="0" w:color="000000"/>
+          <w:bottom w:val="single" w:sz="8" w:space="0" w:color="000000"/>
+          <w:left w:val="none"/>
+          <w:right w:val="none"/>
+          <w:insideH w:val="single" w:sz="4" w:space="0" w:color="D0D0D0"/>
+          <w:insideV w:val="none"/>
+        </w:tblBorders>
       </w:tblPr>
       <w:tblGrid>
         <w:gridCol w:w="2340"/>
@@ -5316,23 +5357,24 @@
         <w:tc>
           <w:tcPr>
             <w:tcW w:type="dxa" w:w="2160"/>
-            <w:shd w:fill="1B5E20"/>
+            <w:shd w:fill="EAEAEA"/>
             <w:tcMar>
               <w:top w:w="120" w:type="dxa"/>
               <w:bottom w:w="120" w:type="dxa"/>
-              <w:left w:w="150" w:type="dxa"/>
-              <w:right w:w="150" w:type="dxa"/>
+              <w:left w:w="140" w:type="dxa"/>
+              <w:right w:w="140" w:type="dxa"/>
             </w:tcMar>
           </w:tcPr>
           <w:p>
             <w:pPr>
+              <w:spacing w:before="0" w:after="0"/>
               <w:jc w:val="left"/>
             </w:pPr>
             <w:r>
               <w:rPr>
                 <w:rFonts w:ascii="Calibri" w:hAnsi="Calibri"/>
                 <w:b/>
-                <w:color w:val="FFFFFF"/>
+                <w:color w:val="000000"/>
                 <w:sz w:val="20"/>
               </w:rPr>
               <w:t>Anggota</w:t>
@@ -5342,23 +5384,24 @@
         <w:tc>
           <w:tcPr>
             <w:tcW w:type="dxa" w:w="3168"/>
-            <w:shd w:fill="1B5E20"/>
+            <w:shd w:fill="EAEAEA"/>
             <w:tcMar>
               <w:top w:w="120" w:type="dxa"/>
               <w:bottom w:w="120" w:type="dxa"/>
-              <w:left w:w="150" w:type="dxa"/>
-              <w:right w:w="150" w:type="dxa"/>
+              <w:left w:w="140" w:type="dxa"/>
+              <w:right w:w="140" w:type="dxa"/>
             </w:tcMar>
           </w:tcPr>
           <w:p>
             <w:pPr>
+              <w:spacing w:before="0" w:after="0"/>
               <w:jc w:val="left"/>
             </w:pPr>
             <w:r>
               <w:rPr>
                 <w:rFonts w:ascii="Calibri" w:hAnsi="Calibri"/>
                 <w:b/>
-                <w:color w:val="FFFFFF"/>
+                <w:color w:val="000000"/>
                 <w:sz w:val="20"/>
               </w:rPr>
               <w:t>Tugas / kontribusi</w:t>
@@ -5368,23 +5411,24 @@
         <w:tc>
           <w:tcPr>
             <w:tcW w:type="dxa" w:w="1872"/>
-            <w:shd w:fill="1B5E20"/>
+            <w:shd w:fill="EAEAEA"/>
             <w:tcMar>
               <w:top w:w="120" w:type="dxa"/>
               <w:bottom w:w="120" w:type="dxa"/>
-              <w:left w:w="150" w:type="dxa"/>
-              <w:right w:w="150" w:type="dxa"/>
+              <w:left w:w="140" w:type="dxa"/>
+              <w:right w:w="140" w:type="dxa"/>
             </w:tcMar>
           </w:tcPr>
           <w:p>
             <w:pPr>
+              <w:spacing w:before="0" w:after="0"/>
               <w:jc w:val="left"/>
             </w:pPr>
             <w:r>
               <w:rPr>
                 <w:rFonts w:ascii="Calibri" w:hAnsi="Calibri"/>
                 <w:b/>
-                <w:color w:val="FFFFFF"/>
+                <w:color w:val="000000"/>
                 <w:sz w:val="20"/>
               </w:rPr>
               <w:t>Commit / bukti</w:t>
@@ -5394,23 +5438,24 @@
         <w:tc>
           <w:tcPr>
             <w:tcW w:type="dxa" w:w="2160"/>
-            <w:shd w:fill="1B5E20"/>
+            <w:shd w:fill="EAEAEA"/>
             <w:tcMar>
               <w:top w:w="120" w:type="dxa"/>
               <w:bottom w:w="120" w:type="dxa"/>
-              <w:left w:w="150" w:type="dxa"/>
-              <w:right w:w="150" w:type="dxa"/>
+              <w:left w:w="140" w:type="dxa"/>
+              <w:right w:w="140" w:type="dxa"/>
             </w:tcMar>
           </w:tcPr>
           <w:p>
             <w:pPr>
+              <w:spacing w:before="0" w:after="0"/>
               <w:jc w:val="left"/>
             </w:pPr>
             <w:r>
               <w:rPr>
                 <w:rFonts w:ascii="Calibri" w:hAnsi="Calibri"/>
                 <w:b/>
-                <w:color w:val="FFFFFF"/>
+                <w:color w:val="000000"/>
                 <w:sz w:val="20"/>
               </w:rPr>
               <w:t>Bagian yang dipresentasikan</w:t>
@@ -5424,10 +5469,10 @@
             <w:tcW w:type="dxa" w:w="2160"/>
             <w:shd w:fill="FFFFFF"/>
             <w:tcMar>
-              <w:top w:w="100" w:type="dxa"/>
-              <w:bottom w:w="100" w:type="dxa"/>
-              <w:left w:w="150" w:type="dxa"/>
-              <w:right w:w="150" w:type="dxa"/>
+              <w:top w:w="90" w:type="dxa"/>
+              <w:bottom w:w="90" w:type="dxa"/>
+              <w:left w:w="140" w:type="dxa"/>
+              <w:right w:w="140" w:type="dxa"/>
             </w:tcMar>
           </w:tcPr>
           <w:p>
@@ -5437,7 +5482,7 @@
             <w:r>
               <w:rPr>
                 <w:rFonts w:ascii="Calibri" w:hAnsi="Calibri"/>
-                <w:color w:val="1D1D1D"/>
+                <w:color w:val="000000"/>
                 <w:sz w:val="19"/>
               </w:rPr>
               <w:t>Pandu Dwi Ashidiq</w:t>
@@ -5451,10 +5496,10 @@
             <w:tcW w:type="dxa" w:w="3168"/>
             <w:shd w:fill="FFFFFF"/>
             <w:tcMar>
-              <w:top w:w="100" w:type="dxa"/>
-              <w:bottom w:w="100" w:type="dxa"/>
-              <w:left w:w="150" w:type="dxa"/>
-              <w:right w:w="150" w:type="dxa"/>
+              <w:top w:w="90" w:type="dxa"/>
+              <w:bottom w:w="90" w:type="dxa"/>
+              <w:left w:w="140" w:type="dxa"/>
+              <w:right w:w="140" w:type="dxa"/>
             </w:tcMar>
           </w:tcPr>
           <w:p>
@@ -5464,7 +5509,7 @@
             <w:r>
               <w:rPr>
                 <w:rFonts w:ascii="Calibri" w:hAnsi="Calibri"/>
-                <w:color w:val="1D1D1D"/>
+                <w:color w:val="000000"/>
                 <w:sz w:val="19"/>
               </w:rPr>
               <w:t>Perancangan arsitektur on-chain/off-chain, kontrak Solidity, OpenZeppelin AccessControl, Pausable, diagram SVG.</w:t>
@@ -5476,10 +5521,10 @@
             <w:tcW w:type="dxa" w:w="1872"/>
             <w:shd w:fill="FFFFFF"/>
             <w:tcMar>
-              <w:top w:w="100" w:type="dxa"/>
-              <w:bottom w:w="100" w:type="dxa"/>
-              <w:left w:w="150" w:type="dxa"/>
-              <w:right w:w="150" w:type="dxa"/>
+              <w:top w:w="90" w:type="dxa"/>
+              <w:bottom w:w="90" w:type="dxa"/>
+              <w:left w:w="140" w:type="dxa"/>
+              <w:right w:w="140" w:type="dxa"/>
             </w:tcMar>
           </w:tcPr>
           <w:p>
@@ -5489,7 +5534,7 @@
             <w:r>
               <w:rPr>
                 <w:rFonts w:ascii="Calibri" w:hAnsi="Calibri"/>
-                <w:color w:val="1D1D1D"/>
+                <w:color w:val="000000"/>
                 <w:sz w:val="19"/>
               </w:rPr>
               <w:t>ca41dda, 91ff362</w:t>
@@ -5501,10 +5546,10 @@
             <w:tcW w:type="dxa" w:w="2160"/>
             <w:shd w:fill="FFFFFF"/>
             <w:tcMar>
-              <w:top w:w="100" w:type="dxa"/>
-              <w:bottom w:w="100" w:type="dxa"/>
-              <w:left w:w="150" w:type="dxa"/>
-              <w:right w:w="150" w:type="dxa"/>
+              <w:top w:w="90" w:type="dxa"/>
+              <w:bottom w:w="90" w:type="dxa"/>
+              <w:left w:w="140" w:type="dxa"/>
+              <w:right w:w="140" w:type="dxa"/>
             </w:tcMar>
           </w:tcPr>
           <w:p>
@@ -5514,7 +5559,7 @@
             <w:r>
               <w:rPr>
                 <w:rFonts w:ascii="Calibri" w:hAnsi="Calibri"/>
-                <w:color w:val="1D1D1D"/>
+                <w:color w:val="000000"/>
                 <w:sz w:val="19"/>
               </w:rPr>
               <w:t>Arsitektur sistem, batasan data, dan implementasi kontrak Solidity.</w:t>
@@ -5526,12 +5571,12 @@
         <w:tc>
           <w:tcPr>
             <w:tcW w:type="dxa" w:w="2160"/>
-            <w:shd w:fill="F6F8F6"/>
+            <w:shd w:fill="F9F9F9"/>
             <w:tcMar>
-              <w:top w:w="100" w:type="dxa"/>
-              <w:bottom w:w="100" w:type="dxa"/>
-              <w:left w:w="150" w:type="dxa"/>
-              <w:right w:w="150" w:type="dxa"/>
+              <w:top w:w="90" w:type="dxa"/>
+              <w:bottom w:w="90" w:type="dxa"/>
+              <w:left w:w="140" w:type="dxa"/>
+              <w:right w:w="140" w:type="dxa"/>
             </w:tcMar>
           </w:tcPr>
           <w:p>
@@ -5541,7 +5586,7 @@
             <w:r>
               <w:rPr>
                 <w:rFonts w:ascii="Calibri" w:hAnsi="Calibri"/>
-                <w:color w:val="1D1D1D"/>
+                <w:color w:val="000000"/>
                 <w:sz w:val="19"/>
               </w:rPr>
               <w:t>Faris Izza</w:t>
@@ -5553,12 +5598,12 @@
         <w:tc>
           <w:tcPr>
             <w:tcW w:type="dxa" w:w="3168"/>
-            <w:shd w:fill="F6F8F6"/>
+            <w:shd w:fill="F9F9F9"/>
             <w:tcMar>
-              <w:top w:w="100" w:type="dxa"/>
-              <w:bottom w:w="100" w:type="dxa"/>
-              <w:left w:w="150" w:type="dxa"/>
-              <w:right w:w="150" w:type="dxa"/>
+              <w:top w:w="90" w:type="dxa"/>
+              <w:bottom w:w="90" w:type="dxa"/>
+              <w:left w:w="140" w:type="dxa"/>
+              <w:right w:w="140" w:type="dxa"/>
             </w:tcMar>
           </w:tcPr>
           <w:p>
@@ -5568,7 +5613,7 @@
             <w:r>
               <w:rPr>
                 <w:rFonts w:ascii="Calibri" w:hAnsi="Calibri"/>
-                <w:color w:val="1D1D1D"/>
+                <w:color w:val="000000"/>
                 <w:sz w:val="19"/>
               </w:rPr>
               <w:t>Penyusunan 39 unit test, pelaporan coverage, script deployment lokal, investigasi kasus debugging bytes32.</w:t>
@@ -5578,12 +5623,12 @@
         <w:tc>
           <w:tcPr>
             <w:tcW w:type="dxa" w:w="1872"/>
-            <w:shd w:fill="F6F8F6"/>
+            <w:shd w:fill="F9F9F9"/>
             <w:tcMar>
-              <w:top w:w="100" w:type="dxa"/>
-              <w:bottom w:w="100" w:type="dxa"/>
-              <w:left w:w="150" w:type="dxa"/>
-              <w:right w:w="150" w:type="dxa"/>
+              <w:top w:w="90" w:type="dxa"/>
+              <w:bottom w:w="90" w:type="dxa"/>
+              <w:left w:w="140" w:type="dxa"/>
+              <w:right w:w="140" w:type="dxa"/>
             </w:tcMar>
           </w:tcPr>
           <w:p>
@@ -5593,7 +5638,7 @@
             <w:r>
               <w:rPr>
                 <w:rFonts w:ascii="Calibri" w:hAnsi="Calibri"/>
-                <w:color w:val="1D1D1D"/>
+                <w:color w:val="000000"/>
                 <w:sz w:val="19"/>
               </w:rPr>
               <w:t>fee55d1, 7abf57d, 462ac63, 3591bce</w:t>
@@ -5603,12 +5648,12 @@
         <w:tc>
           <w:tcPr>
             <w:tcW w:type="dxa" w:w="2160"/>
-            <w:shd w:fill="F6F8F6"/>
+            <w:shd w:fill="F9F9F9"/>
             <w:tcMar>
-              <w:top w:w="100" w:type="dxa"/>
-              <w:bottom w:w="100" w:type="dxa"/>
-              <w:left w:w="150" w:type="dxa"/>
-              <w:right w:w="150" w:type="dxa"/>
+              <w:top w:w="90" w:type="dxa"/>
+              <w:bottom w:w="90" w:type="dxa"/>
+              <w:left w:w="140" w:type="dxa"/>
+              <w:right w:w="140" w:type="dxa"/>
             </w:tcMar>
           </w:tcPr>
           <w:p>
@@ -5618,7 +5663,7 @@
             <w:r>
               <w:rPr>
                 <w:rFonts w:ascii="Calibri" w:hAnsi="Calibri"/>
-                <w:color w:val="1D1D1D"/>
+                <w:color w:val="000000"/>
                 <w:sz w:val="19"/>
               </w:rPr>
               <w:t>Hasil pengujian, metrik coverage 100%, deployment record, dan debugging.</w:t>
@@ -5632,10 +5677,10 @@
             <w:tcW w:type="dxa" w:w="2160"/>
             <w:shd w:fill="FFFFFF"/>
             <w:tcMar>
-              <w:top w:w="100" w:type="dxa"/>
-              <w:bottom w:w="100" w:type="dxa"/>
-              <w:left w:w="150" w:type="dxa"/>
-              <w:right w:w="150" w:type="dxa"/>
+              <w:top w:w="90" w:type="dxa"/>
+              <w:bottom w:w="90" w:type="dxa"/>
+              <w:left w:w="140" w:type="dxa"/>
+              <w:right w:w="140" w:type="dxa"/>
             </w:tcMar>
           </w:tcPr>
           <w:p>
@@ -5645,7 +5690,7 @@
             <w:r>
               <w:rPr>
                 <w:rFonts w:ascii="Calibri" w:hAnsi="Calibri"/>
-                <w:color w:val="1D1D1D"/>
+                <w:color w:val="000000"/>
                 <w:sz w:val="19"/>
               </w:rPr>
               <w:t>Hidayatullah</w:t>
@@ -5659,10 +5704,10 @@
             <w:tcW w:type="dxa" w:w="3168"/>
             <w:shd w:fill="FFFFFF"/>
             <w:tcMar>
-              <w:top w:w="100" w:type="dxa"/>
-              <w:bottom w:w="100" w:type="dxa"/>
-              <w:left w:w="150" w:type="dxa"/>
-              <w:right w:w="150" w:type="dxa"/>
+              <w:top w:w="90" w:type="dxa"/>
+              <w:bottom w:w="90" w:type="dxa"/>
+              <w:left w:w="140" w:type="dxa"/>
+              <w:right w:w="140" w:type="dxa"/>
             </w:tcMar>
           </w:tcPr>
           <w:p>
@@ -5672,7 +5717,7 @@
             <w:r>
               <w:rPr>
                 <w:rFonts w:ascii="Calibri" w:hAnsi="Calibri"/>
-                <w:color w:val="1D1D1D"/>
+                <w:color w:val="000000"/>
                 <w:sz w:val="19"/>
               </w:rPr>
               <w:t>Pengembangan antarmuka web DApp 4 portal, integrasi Ethers.js v6, evaluasi privasi P4, file PPTX 10 slide.</w:t>
@@ -5684,10 +5729,10 @@
             <w:tcW w:type="dxa" w:w="1872"/>
             <w:shd w:fill="FFFFFF"/>
             <w:tcMar>
-              <w:top w:w="100" w:type="dxa"/>
-              <w:bottom w:w="100" w:type="dxa"/>
-              <w:left w:w="150" w:type="dxa"/>
-              <w:right w:w="150" w:type="dxa"/>
+              <w:top w:w="90" w:type="dxa"/>
+              <w:bottom w:w="90" w:type="dxa"/>
+              <w:left w:w="140" w:type="dxa"/>
+              <w:right w:w="140" w:type="dxa"/>
             </w:tcMar>
           </w:tcPr>
           <w:p>
@@ -5697,7 +5742,7 @@
             <w:r>
               <w:rPr>
                 <w:rFonts w:ascii="Calibri" w:hAnsi="Calibri"/>
-                <w:color w:val="1D1D1D"/>
+                <w:color w:val="000000"/>
                 <w:sz w:val="19"/>
               </w:rPr>
               <w:t>36ea563, c8b87e9, 7bb5b8d, 9df8517</w:t>
@@ -5709,10 +5754,10 @@
             <w:tcW w:type="dxa" w:w="2160"/>
             <w:shd w:fill="FFFFFF"/>
             <w:tcMar>
-              <w:top w:w="100" w:type="dxa"/>
-              <w:bottom w:w="100" w:type="dxa"/>
-              <w:left w:w="150" w:type="dxa"/>
-              <w:right w:w="150" w:type="dxa"/>
+              <w:top w:w="90" w:type="dxa"/>
+              <w:bottom w:w="90" w:type="dxa"/>
+              <w:left w:w="140" w:type="dxa"/>
+              <w:right w:w="140" w:type="dxa"/>
             </w:tcMar>
           </w:tcPr>
           <w:p>
@@ -5722,7 +5767,7 @@
             <w:r>
               <w:rPr>
                 <w:rFonts w:ascii="Calibri" w:hAnsi="Calibri"/>
-                <w:color w:val="1D1D1D"/>
+                <w:color w:val="000000"/>
                 <w:sz w:val="19"/>
               </w:rPr>
               <w:t>Antarmuka DApp frontend, alur demo verifikasi, dan kepatuhan privasi UU PDP.</w:t>
@@ -5734,12 +5779,12 @@
         <w:tc>
           <w:tcPr>
             <w:tcW w:type="dxa" w:w="2160"/>
-            <w:shd w:fill="F6F8F6"/>
+            <w:shd w:fill="F9F9F9"/>
             <w:tcMar>
-              <w:top w:w="100" w:type="dxa"/>
-              <w:bottom w:w="100" w:type="dxa"/>
-              <w:left w:w="150" w:type="dxa"/>
-              <w:right w:w="150" w:type="dxa"/>
+              <w:top w:w="90" w:type="dxa"/>
+              <w:bottom w:w="90" w:type="dxa"/>
+              <w:left w:w="140" w:type="dxa"/>
+              <w:right w:w="140" w:type="dxa"/>
             </w:tcMar>
           </w:tcPr>
           <w:p>
@@ -5749,7 +5794,7 @@
             <w:r>
               <w:rPr>
                 <w:rFonts w:ascii="Calibri" w:hAnsi="Calibri"/>
-                <w:color w:val="1D1D1D"/>
+                <w:color w:val="000000"/>
                 <w:sz w:val="19"/>
               </w:rPr>
               <w:t>Rifqal Munzammil</w:t>
@@ -5761,12 +5806,12 @@
         <w:tc>
           <w:tcPr>
             <w:tcW w:type="dxa" w:w="3168"/>
-            <w:shd w:fill="F6F8F6"/>
+            <w:shd w:fill="F9F9F9"/>
             <w:tcMar>
-              <w:top w:w="100" w:type="dxa"/>
-              <w:bottom w:w="100" w:type="dxa"/>
-              <w:left w:w="150" w:type="dxa"/>
-              <w:right w:w="150" w:type="dxa"/>
+              <w:top w:w="90" w:type="dxa"/>
+              <w:bottom w:w="90" w:type="dxa"/>
+              <w:left w:w="140" w:type="dxa"/>
+              <w:right w:w="140" w:type="dxa"/>
             </w:tcMar>
           </w:tcPr>
           <w:p>
@@ -5776,7 +5821,7 @@
             <w:r>
               <w:rPr>
                 <w:rFonts w:ascii="Calibri" w:hAnsi="Calibri"/>
-                <w:color w:val="1D1D1D"/>
+                <w:color w:val="000000"/>
                 <w:sz w:val="19"/>
               </w:rPr>
               <w:t>Audit keamanan threat model STRIDE, analisis DoS gas limit batch, rekomendasi tata kelola Multi-Sig, etika.</w:t>
@@ -5786,12 +5831,12 @@
         <w:tc>
           <w:tcPr>
             <w:tcW w:type="dxa" w:w="1872"/>
-            <w:shd w:fill="F6F8F6"/>
+            <w:shd w:fill="F9F9F9"/>
             <w:tcMar>
-              <w:top w:w="100" w:type="dxa"/>
-              <w:bottom w:w="100" w:type="dxa"/>
-              <w:left w:w="150" w:type="dxa"/>
-              <w:right w:w="150" w:type="dxa"/>
+              <w:top w:w="90" w:type="dxa"/>
+              <w:bottom w:w="90" w:type="dxa"/>
+              <w:left w:w="140" w:type="dxa"/>
+              <w:right w:w="140" w:type="dxa"/>
             </w:tcMar>
           </w:tcPr>
           <w:p>
@@ -5801,7 +5846,7 @@
             <w:r>
               <w:rPr>
                 <w:rFonts w:ascii="Calibri" w:hAnsi="Calibri"/>
-                <w:color w:val="1D1D1D"/>
+                <w:color w:val="000000"/>
                 <w:sz w:val="19"/>
               </w:rPr>
               <w:t>9128dae</w:t>
@@ -5811,12 +5856,12 @@
         <w:tc>
           <w:tcPr>
             <w:tcW w:type="dxa" w:w="2160"/>
-            <w:shd w:fill="F6F8F6"/>
+            <w:shd w:fill="F9F9F9"/>
             <w:tcMar>
-              <w:top w:w="100" w:type="dxa"/>
-              <w:bottom w:w="100" w:type="dxa"/>
-              <w:left w:w="150" w:type="dxa"/>
-              <w:right w:w="150" w:type="dxa"/>
+              <w:top w:w="90" w:type="dxa"/>
+              <w:bottom w:w="90" w:type="dxa"/>
+              <w:left w:w="140" w:type="dxa"/>
+              <w:right w:w="140" w:type="dxa"/>
             </w:tcMar>
           </w:tcPr>
           <w:p>
@@ -5826,7 +5871,7 @@
             <w:r>
               <w:rPr>
                 <w:rFonts w:ascii="Calibri" w:hAnsi="Calibri"/>
-                <w:color w:val="1D1D1D"/>
+                <w:color w:val="000000"/>
                 <w:sz w:val="19"/>
               </w:rPr>
               <w:t>Hasil audit keamanan, mitigasi kerentanan, tata kelola, dan roadmap sistem.</w:t>
@@ -5837,45 +5882,36 @@
     </w:tbl>
     <w:p>
       <w:pPr>
-        <w:keepNext/>
-        <w:spacing w:before="320" w:after="120"/>
+        <w:spacing w:before="0" w:after="120"/>
+      </w:pPr>
+    </w:p>
+    <w:p>
+      <w:pPr>
+        <w:pStyle w:val="Heading1"/>
       </w:pPr>
       <w:r>
-        <w:rPr>
-          <w:rFonts w:ascii="Calibri" w:hAnsi="Calibri"/>
-          <w:b/>
-          <w:color w:val="1B5E20"/>
-          <w:sz w:val="26"/>
-        </w:rPr>
         <w:t>6 Kesimpulan, Daftar Pustaka, dan Lampiran</w:t>
       </w:r>
     </w:p>
     <w:p>
       <w:pPr>
-        <w:keepNext/>
-        <w:spacing w:before="160" w:after="80"/>
+        <w:pStyle w:val="Heading2"/>
       </w:pPr>
       <w:r>
-        <w:rPr>
-          <w:rFonts w:ascii="Calibri" w:hAnsi="Calibri"/>
-          <w:b/>
-          <w:color w:val="1B5E20"/>
-          <w:sz w:val="23"/>
-        </w:rPr>
         <w:t>6.1 Kesimpulan</w:t>
       </w:r>
     </w:p>
     <w:p>
       <w:pPr>
-        <w:spacing w:before="0" w:after="120" w:line="276" w:lineRule="auto"/>
-        <w:jc w:val="left"/>
+        <w:spacing w:before="0" w:after="80" w:line="276" w:lineRule="auto"/>
+        <w:jc w:val="both"/>
       </w:pPr>
       <w:r>
         <w:rPr>
           <w:rFonts w:ascii="Calibri" w:hAnsi="Calibri"/>
           <w:b w:val="0"/>
           <w:i w:val="0"/>
-          <w:color w:val="1D1D1D"/>
+          <w:color w:val="000000"/>
           <w:sz w:val="22"/>
         </w:rPr>
         <w:t>Kegiatan proyek UAS rancang bangun sistem simulasi verifikasi kredensial akademik terdesentralisasi berhasil membuktikan bahwa teknologi smart contract pada jaringan EVM mampu menyediakan mekanisme verifikasi keaslian dokumen yang instan, transparan, dan tidak dapat dimanipulasi (tamper-proof). Melalui pendekatan client-side hashing, privasi data pribadi mahasiswa terlindungi secara penuh sesuai ketentuan UU No. 27 Tahun 2022 (UU PDP) karena berkas fisik dan data identitas tersimpan aman di luar blockchain (off-chain). Seluruh 39 skenario pengujian unit berhasil lulus 100% dengan cakupan kode maksimal. Keterbatasan sistem saat ini terletak pada sifat jaringan lokal Hardhat dan penggunaan data simulasi dummy. Tindak lanjut realistis untuk pengembangan ke depan adalah pengujian pada testnet publik Ethereum Layer-2 (Sepolia Arbitrum) serta integrasi standar identitas digital terdesentralisasi W3C Verifiable Credentials.</w:t>
@@ -5883,30 +5919,23 @@
     </w:p>
     <w:p>
       <w:pPr>
-        <w:keepNext/>
-        <w:spacing w:before="160" w:after="80"/>
+        <w:pStyle w:val="Heading2"/>
       </w:pPr>
       <w:r>
-        <w:rPr>
-          <w:rFonts w:ascii="Calibri" w:hAnsi="Calibri"/>
-          <w:b/>
-          <w:color w:val="1B5E20"/>
-          <w:sz w:val="23"/>
-        </w:rPr>
         <w:t>6.2 Daftar Pustaka</w:t>
       </w:r>
     </w:p>
     <w:p>
       <w:pPr>
-        <w:spacing w:before="0" w:after="120" w:line="276" w:lineRule="auto"/>
-        <w:jc w:val="left"/>
+        <w:spacing w:before="0" w:after="80" w:line="276" w:lineRule="auto"/>
+        <w:jc w:val="both"/>
       </w:pPr>
       <w:r>
         <w:rPr>
           <w:rFonts w:ascii="Calibri" w:hAnsi="Calibri"/>
           <w:b w:val="0"/>
           <w:i w:val="0"/>
-          <w:color w:val="1D1D1D"/>
+          <w:color w:val="000000"/>
           <w:sz w:val="22"/>
         </w:rPr>
         <w:t>[1] Antonopoulos, A. M., &amp; Wood, G. (2018). Mastering Ethereum: Building Smart Contracts and DApps. O'Reilly Media.</w:t>
@@ -5914,15 +5943,15 @@
     </w:p>
     <w:p>
       <w:pPr>
-        <w:spacing w:before="0" w:after="120" w:line="276" w:lineRule="auto"/>
-        <w:jc w:val="left"/>
+        <w:spacing w:before="0" w:after="80" w:line="276" w:lineRule="auto"/>
+        <w:jc w:val="both"/>
       </w:pPr>
       <w:r>
         <w:rPr>
           <w:rFonts w:ascii="Calibri" w:hAnsi="Calibri"/>
           <w:b w:val="0"/>
           <w:i w:val="0"/>
-          <w:color w:val="1D1D1D"/>
+          <w:color w:val="000000"/>
           <w:sz w:val="22"/>
         </w:rPr>
         <w:t>[2] OpenZeppelin. (2024). OpenZeppelin Contracts Documentation (v5.0). Diakses dari https://docs.openzeppelin.com/contracts/5.x/</w:t>
@@ -5930,15 +5959,15 @@
     </w:p>
     <w:p>
       <w:pPr>
-        <w:spacing w:before="0" w:after="120" w:line="276" w:lineRule="auto"/>
-        <w:jc w:val="left"/>
+        <w:spacing w:before="0" w:after="80" w:line="276" w:lineRule="auto"/>
+        <w:jc w:val="both"/>
       </w:pPr>
       <w:r>
         <w:rPr>
           <w:rFonts w:ascii="Calibri" w:hAnsi="Calibri"/>
           <w:b w:val="0"/>
           <w:i w:val="0"/>
-          <w:color w:val="1D1D1D"/>
+          <w:color w:val="000000"/>
           <w:sz w:val="22"/>
         </w:rPr>
         <w:t>[3] Hardhat Documentation. (2024). Ethereum development environment for professionals. Nomic Foundation. Diakses dari https://hardhat.org/docs</w:t>
@@ -5946,15 +5975,15 @@
     </w:p>
     <w:p>
       <w:pPr>
-        <w:spacing w:before="0" w:after="120" w:line="276" w:lineRule="auto"/>
-        <w:jc w:val="left"/>
+        <w:spacing w:before="0" w:after="80" w:line="276" w:lineRule="auto"/>
+        <w:jc w:val="both"/>
       </w:pPr>
       <w:r>
         <w:rPr>
           <w:rFonts w:ascii="Calibri" w:hAnsi="Calibri"/>
           <w:b w:val="0"/>
           <w:i w:val="0"/>
-          <w:color w:val="1D1D1D"/>
+          <w:color w:val="000000"/>
           <w:sz w:val="22"/>
         </w:rPr>
         <w:t>[4] Undang-Undang Republik Indonesia Nomor 27 Tahun 2022 tentang Pelindungan Data Pribadi (UU PDP). Lembaran Negara Republik Indonesia Tahun 2022 Nomor 196.</w:t>
@@ -5962,15 +5991,15 @@
     </w:p>
     <w:p>
       <w:pPr>
-        <w:spacing w:before="0" w:after="120" w:line="276" w:lineRule="auto"/>
-        <w:jc w:val="left"/>
+        <w:spacing w:before="0" w:after="80" w:line="276" w:lineRule="auto"/>
+        <w:jc w:val="both"/>
       </w:pPr>
       <w:r>
         <w:rPr>
           <w:rFonts w:ascii="Calibri" w:hAnsi="Calibri"/>
           <w:b w:val="0"/>
           <w:i w:val="0"/>
-          <w:color w:val="1D1D1D"/>
+          <w:color w:val="000000"/>
           <w:sz w:val="22"/>
         </w:rPr>
         <w:t>[5] World Wide Web Consortium (W3C). (2022). Verifiable Credentials Data Model v1.1. W3C Recommendation. Diakses dari https://www.w3.org/TR/vc-data-model/</w:t>
@@ -5978,15 +6007,15 @@
     </w:p>
     <w:p>
       <w:pPr>
-        <w:spacing w:before="0" w:after="120" w:line="276" w:lineRule="auto"/>
-        <w:jc w:val="left"/>
+        <w:spacing w:before="0" w:after="80" w:line="276" w:lineRule="auto"/>
+        <w:jc w:val="both"/>
       </w:pPr>
       <w:r>
         <w:rPr>
           <w:rFonts w:ascii="Calibri" w:hAnsi="Calibri"/>
           <w:b w:val="0"/>
           <w:i w:val="0"/>
-          <w:color w:val="1D1D1D"/>
+          <w:color w:val="000000"/>
           <w:sz w:val="22"/>
         </w:rPr>
         <w:t>[6] Widiyasono, N. (2026). Bahan Ajar Perkuliahan Blockchain (KP70067008). Jurusan Informatika, Fakultas Teknik, Universitas Siliwangi.</w:t>
@@ -5994,30 +6023,23 @@
     </w:p>
     <w:p>
       <w:pPr>
-        <w:keepNext/>
-        <w:spacing w:before="160" w:after="80"/>
+        <w:pStyle w:val="Heading2"/>
       </w:pPr>
       <w:r>
-        <w:rPr>
-          <w:rFonts w:ascii="Calibri" w:hAnsi="Calibri"/>
-          <w:b/>
-          <w:color w:val="1B5E20"/>
-          <w:sz w:val="23"/>
-        </w:rPr>
         <w:t>6.3 Lampiran dan Paket Berkas Akhir</w:t>
       </w:r>
     </w:p>
     <w:p>
       <w:pPr>
-        <w:spacing w:before="0" w:after="120" w:line="276" w:lineRule="auto"/>
-        <w:jc w:val="left"/>
+        <w:spacing w:before="0" w:after="80" w:line="276" w:lineRule="auto"/>
+        <w:jc w:val="both"/>
       </w:pPr>
       <w:r>
         <w:rPr>
           <w:rFonts w:ascii="Calibri" w:hAnsi="Calibri"/>
           <w:b w:val="0"/>
           <w:i w:val="0"/>
-          <w:color w:val="1D1D1D"/>
+          <w:color w:val="000000"/>
           <w:sz w:val="22"/>
         </w:rPr>
         <w:t>Paket berkas proyek UAS dikumpulkan secara lengkap pada repositori GitHub:</w:t>
@@ -6025,15 +6047,15 @@
     </w:p>
     <w:p>
       <w:pPr>
-        <w:spacing w:before="0" w:after="120" w:line="276" w:lineRule="auto"/>
-        <w:jc w:val="left"/>
+        <w:spacing w:before="0" w:after="80" w:line="276" w:lineRule="auto"/>
+        <w:jc w:val="both"/>
       </w:pPr>
       <w:r>
         <w:rPr>
           <w:rFonts w:ascii="Calibri" w:hAnsi="Calibri"/>
           <w:b w:val="0"/>
           <w:i w:val="0"/>
-          <w:color w:val="1D1D1D"/>
+          <w:color w:val="000000"/>
           <w:sz w:val="22"/>
         </w:rPr>
         <w:t>1. README_Final: README.md (Dokumentasi lengkap sistem, instalasi, dan panduan reproduksi).</w:t>
@@ -6041,15 +6063,15 @@
     </w:p>
     <w:p>
       <w:pPr>
-        <w:spacing w:before="0" w:after="120" w:line="276" w:lineRule="auto"/>
-        <w:jc w:val="left"/>
+        <w:spacing w:before="0" w:after="80" w:line="276" w:lineRule="auto"/>
+        <w:jc w:val="both"/>
       </w:pPr>
       <w:r>
         <w:rPr>
           <w:rFonts w:ascii="Calibri" w:hAnsi="Calibri"/>
           <w:b w:val="0"/>
           <w:i w:val="0"/>
-          <w:color w:val="1D1D1D"/>
+          <w:color w:val="000000"/>
           <w:sz w:val="22"/>
         </w:rPr>
         <w:t>2. Laporan_UAS_Blockchain.docx / .pdf: File laporan lengkap sesuai template resmi pada docs/LAPORAN_UAS_BLOCKCHAIN.md dan docs/Laporan_UAS_Blockchain.docx.</w:t>
@@ -6057,15 +6079,15 @@
     </w:p>
     <w:p>
       <w:pPr>
-        <w:spacing w:before="0" w:after="120" w:line="276" w:lineRule="auto"/>
-        <w:jc w:val="left"/>
+        <w:spacing w:before="0" w:after="80" w:line="276" w:lineRule="auto"/>
+        <w:jc w:val="both"/>
       </w:pPr>
       <w:r>
         <w:rPr>
           <w:rFonts w:ascii="Calibri" w:hAnsi="Calibri"/>
           <w:b w:val="0"/>
           <w:i w:val="0"/>
-          <w:color w:val="1D1D1D"/>
+          <w:color w:val="000000"/>
           <w:sz w:val="22"/>
         </w:rPr>
         <w:t>3. Source Code Kontrak &amp; Frontend: contracts/AcademicCredential.sol dan frontend/index.html.</w:t>
@@ -6073,15 +6095,15 @@
     </w:p>
     <w:p>
       <w:pPr>
-        <w:spacing w:before="0" w:after="120" w:line="276" w:lineRule="auto"/>
-        <w:jc w:val="left"/>
+        <w:spacing w:before="0" w:after="80" w:line="276" w:lineRule="auto"/>
+        <w:jc w:val="both"/>
       </w:pPr>
       <w:r>
         <w:rPr>
           <w:rFonts w:ascii="Calibri" w:hAnsi="Calibri"/>
           <w:b w:val="0"/>
           <w:i w:val="0"/>
-          <w:color w:val="1D1D1D"/>
+          <w:color w:val="000000"/>
           <w:sz w:val="22"/>
         </w:rPr>
         <w:t>4. Folder Test &amp; Coverage: test/AcademicCredential.test.js (39 unit test passing 100%).</w:t>
@@ -6089,15 +6111,15 @@
     </w:p>
     <w:p>
       <w:pPr>
-        <w:spacing w:before="0" w:after="120" w:line="276" w:lineRule="auto"/>
-        <w:jc w:val="left"/>
+        <w:spacing w:before="0" w:after="80" w:line="276" w:lineRule="auto"/>
+        <w:jc w:val="both"/>
       </w:pPr>
       <w:r>
         <w:rPr>
           <w:rFonts w:ascii="Calibri" w:hAnsi="Calibri"/>
           <w:b w:val="0"/>
           <w:i w:val="0"/>
-          <w:color w:val="1D1D1D"/>
+          <w:color w:val="000000"/>
           <w:sz w:val="22"/>
         </w:rPr>
         <w:t>5. Deployment_Record: docs/DEPLOYMENT_RECORD.md (Kontrak 0x5FbDB2... Blok 1).</w:t>
@@ -6105,15 +6127,15 @@
     </w:p>
     <w:p>
       <w:pPr>
-        <w:spacing w:before="0" w:after="120" w:line="276" w:lineRule="auto"/>
-        <w:jc w:val="left"/>
+        <w:spacing w:before="0" w:after="80" w:line="276" w:lineRule="auto"/>
+        <w:jc w:val="both"/>
       </w:pPr>
       <w:r>
         <w:rPr>
           <w:rFonts w:ascii="Calibri" w:hAnsi="Calibri"/>
           <w:b w:val="0"/>
           <w:i w:val="0"/>
-          <w:color w:val="1D1D1D"/>
+          <w:color w:val="000000"/>
           <w:sz w:val="22"/>
         </w:rPr>
         <w:t>6. Security_Audit.pdf: Dokumen hasil audit keamanan lengkap pada docs/SECURITY_AUDIT.md.</w:t>
@@ -6121,15 +6143,15 @@
     </w:p>
     <w:p>
       <w:pPr>
-        <w:spacing w:before="0" w:after="120" w:line="276" w:lineRule="auto"/>
-        <w:jc w:val="left"/>
+        <w:spacing w:before="0" w:after="80" w:line="276" w:lineRule="auto"/>
+        <w:jc w:val="both"/>
       </w:pPr>
       <w:r>
         <w:rPr>
           <w:rFonts w:ascii="Calibri" w:hAnsi="Calibri"/>
           <w:b w:val="0"/>
           <w:i w:val="0"/>
-          <w:color w:val="1D1D1D"/>
+          <w:color w:val="000000"/>
           <w:sz w:val="22"/>
         </w:rPr>
         <w:t>7. Architecture_Diagram: Diagram vektor arsitektur sistem pada docs/architecture-diagram.svg.</w:t>
@@ -6137,15 +6159,15 @@
     </w:p>
     <w:p>
       <w:pPr>
-        <w:spacing w:before="0" w:after="120" w:line="276" w:lineRule="auto"/>
-        <w:jc w:val="left"/>
+        <w:spacing w:before="0" w:after="80" w:line="276" w:lineRule="auto"/>
+        <w:jc w:val="both"/>
       </w:pPr>
       <w:r>
         <w:rPr>
           <w:rFonts w:ascii="Calibri" w:hAnsi="Calibri"/>
           <w:b w:val="0"/>
           <w:i w:val="0"/>
-          <w:color w:val="1D1D1D"/>
+          <w:color w:val="000000"/>
           <w:sz w:val="22"/>
         </w:rPr>
         <w:t>8. Slide Presentasi: Berkas presentasi 10 slide resmi format PowerPoint pada docs/Presentasi_UAS_Blockchain.pptx.</w:t>
@@ -6153,15 +6175,15 @@
     </w:p>
     <w:p>
       <w:pPr>
-        <w:spacing w:before="0" w:after="120" w:line="276" w:lineRule="auto"/>
-        <w:jc w:val="left"/>
+        <w:spacing w:before="0" w:after="80" w:line="276" w:lineRule="auto"/>
+        <w:jc w:val="both"/>
       </w:pPr>
       <w:r>
         <w:rPr>
           <w:rFonts w:ascii="Calibri" w:hAnsi="Calibri"/>
           <w:b w:val="0"/>
           <w:i w:val="0"/>
-          <w:color w:val="1D1D1D"/>
+          <w:color w:val="000000"/>
           <w:sz w:val="22"/>
         </w:rPr>
         <w:t>9. Skenario Video Demo: Naskah dan urutan perekaman Video_Demo.mp4 pada docs/SLIDE_PRESENTASI.md.</w:t>
@@ -6169,15 +6191,15 @@
     </w:p>
     <w:p>
       <w:pPr>
-        <w:spacing w:before="0" w:after="120" w:line="276" w:lineRule="auto"/>
-        <w:jc w:val="left"/>
+        <w:spacing w:before="0" w:after="80" w:line="276" w:lineRule="auto"/>
+        <w:jc w:val="both"/>
       </w:pPr>
       <w:r>
         <w:rPr>
           <w:rFonts w:ascii="Calibri" w:hAnsi="Calibri"/>
           <w:b w:val="0"/>
           <w:i w:val="0"/>
-          <w:color w:val="1D1D1D"/>
+          <w:color w:val="000000"/>
           <w:sz w:val="22"/>
         </w:rPr>
         <w:t>10. Riwayat Commit Terverifikasi: Riwayat commit Git per anggota yang tercatat pada GitHub.</w:t>
@@ -6556,6 +6578,14 @@
     <w:name w:val="Normal"/>
     <w:qFormat/>
     <w:rsid w:val="00FC693F"/>
+    <w:pPr>
+      <w:spacing w:line="276" w:lineRule="auto" w:after="80" w:before="0"/>
+    </w:pPr>
+    <w:rPr>
+      <w:rFonts w:ascii="Calibri" w:hAnsi="Calibri"/>
+      <w:color w:val="000000"/>
+      <w:sz w:val="22"/>
+    </w:rPr>
   </w:style>
   <w:style w:type="paragraph" w:styleId="Header">
     <w:name w:val="header"/>
@@ -6612,14 +6642,14 @@
     <w:pPr>
       <w:keepNext/>
       <w:keepLines/>
-      <w:spacing w:before="480" w:after="0"/>
+      <w:spacing w:before="280" w:after="80"/>
       <w:outlineLvl w:val="0"/>
     </w:pPr>
     <w:rPr>
-      <w:rFonts w:asciiTheme="majorHAnsi" w:eastAsiaTheme="majorEastAsia" w:hAnsiTheme="majorHAnsi" w:cstheme="majorBidi"/>
+      <w:rFonts w:asciiTheme="majorHAnsi" w:eastAsiaTheme="majorEastAsia" w:hAnsiTheme="majorHAnsi" w:cstheme="majorBidi" w:ascii="Calibri" w:hAnsi="Calibri"/>
       <w:b/>
       <w:bCs/>
-      <w:color w:val="365F91" w:themeColor="accent1" w:themeShade="BF"/>
+      <w:color w:val="000000"/>
       <w:sz w:val="28"/>
       <w:szCs w:val="28"/>
     </w:rPr>
@@ -6636,15 +6666,15 @@
     <w:pPr>
       <w:keepNext/>
       <w:keepLines/>
-      <w:spacing w:before="200" w:after="0"/>
+      <w:spacing w:before="200" w:after="60"/>
       <w:outlineLvl w:val="1"/>
     </w:pPr>
     <w:rPr>
-      <w:rFonts w:asciiTheme="majorHAnsi" w:eastAsiaTheme="majorEastAsia" w:hAnsiTheme="majorHAnsi" w:cstheme="majorBidi"/>
+      <w:rFonts w:asciiTheme="majorHAnsi" w:eastAsiaTheme="majorEastAsia" w:hAnsiTheme="majorHAnsi" w:cstheme="majorBidi" w:ascii="Calibri" w:hAnsi="Calibri"/>
       <w:b/>
       <w:bCs/>
-      <w:color w:val="4F81BD" w:themeColor="accent1"/>
-      <w:sz w:val="26"/>
+      <w:color w:val="000000"/>
+      <w:sz w:val="24"/>
       <w:szCs w:val="26"/>
     </w:rPr>
   </w:style>

--- a/docs/Laporan_UAS_Blockchain.docx
+++ b/docs/Laporan_UAS_Blockchain.docx
@@ -1,6 +1,6 @@
 
 <file path=word/document.xml><?xml version="1.0" encoding="utf-8"?>
-<w:document xmlns:wpc="http://schemas.microsoft.com/office/word/2010/wordprocessingCanvas" xmlns:cx="http://schemas.microsoft.com/office/drawing/2014/chartex" xmlns:cx1="http://schemas.microsoft.com/office/drawing/2015/9/8/chartex" xmlns:cx2="http://schemas.microsoft.com/office/drawing/2015/10/21/chartex" xmlns:cx3="http://schemas.microsoft.com/office/drawing/2016/5/9/chartex" xmlns:cx4="http://schemas.microsoft.com/office/drawing/2016/5/10/chartex" xmlns:cx5="http://schemas.microsoft.com/office/drawing/2016/5/11/chartex" xmlns:cx6="http://schemas.microsoft.com/office/drawing/2016/5/12/chartex" xmlns:cx7="http://schemas.microsoft.com/office/drawing/2016/5/13/chartex" xmlns:cx8="http://schemas.microsoft.com/office/drawing/2016/5/14/chartex" xmlns:mc="http://schemas.openxmlformats.org/markup-compatibility/2006" xmlns:aink="http://schemas.microsoft.com/office/drawing/2016/ink" xmlns:am3d="http://schemas.microsoft.com/office/drawing/2017/model3d" xmlns:o="urn:schemas-microsoft-com:office:office" xmlns:oel="http://schemas.microsoft.com/office/2019/extlst" xmlns:r="http://schemas.openxmlformats.org/officeDocument/2006/relationships" xmlns:m="http://schemas.openxmlformats.org/officeDocument/2006/math" xmlns:v="urn:schemas-microsoft-com:vml" xmlns:wp14="http://schemas.microsoft.com/office/word/2010/wordprocessingDrawing" xmlns:wp="http://schemas.openxmlformats.org/drawingml/2006/wordprocessingDrawing" xmlns:w10="urn:schemas-microsoft-com:office:word" xmlns:w="http://schemas.openxmlformats.org/wordprocessingml/2006/main" xmlns:w14="http://schemas.microsoft.com/office/word/2010/wordml" xmlns:w15="http://schemas.microsoft.com/office/word/2012/wordml" xmlns:w16cei="http://schemas.microsoft.com/office/word/2026/wordml/cei" xmlns:w16cex="http://schemas.microsoft.com/office/word/2018/wordml/cex" xmlns:w16cid="http://schemas.microsoft.com/office/word/2016/wordml/cid" xmlns:w16="http://schemas.microsoft.com/office/word/2018/wordml" xmlns:w16du="http://schemas.microsoft.com/office/word/2023/wordml/word16du" xmlns:w16sdtdh="http://schemas.microsoft.com/office/word/2020/wordml/sdtdatahash" xmlns:w16sdtfl="http://schemas.microsoft.com/office/word/2024/wordml/sdtformatlock" xmlns:w16se="http://schemas.microsoft.com/office/word/2015/wordml/symex" xmlns:wpg="http://schemas.microsoft.com/office/word/2010/wordprocessingGroup" xmlns:wpi="http://schemas.microsoft.com/office/word/2010/wordprocessingInk" xmlns:wne="http://schemas.microsoft.com/office/word/2006/wordml" xmlns:wps="http://schemas.microsoft.com/office/word/2010/wordprocessingShape" mc:Ignorable="w14 w15 w16se w16cid w16 w16cex w16sdtdh w16sdtfl w16du wp14">
+<w:document xmlns:wpc="http://schemas.microsoft.com/office/word/2010/wordprocessingCanvas" xmlns:cx="http://schemas.microsoft.com/office/drawing/2014/chartex" xmlns:cx1="http://schemas.microsoft.com/office/drawing/2015/9/8/chartex" xmlns:cx2="http://schemas.microsoft.com/office/drawing/2015/10/21/chartex" xmlns:cx3="http://schemas.microsoft.com/office/drawing/2016/5/9/chartex" xmlns:cx4="http://schemas.microsoft.com/office/drawing/2016/5/10/chartex" xmlns:cx5="http://schemas.microsoft.com/office/drawing/2016/5/11/chartex" xmlns:cx6="http://schemas.microsoft.com/office/drawing/2016/5/12/chartex" xmlns:cx7="http://schemas.microsoft.com/office/drawing/2016/5/13/chartex" xmlns:cx8="http://schemas.microsoft.com/office/drawing/2016/5/14/chartex" xmlns:mc="http://schemas.openxmlformats.org/markup-compatibility/2006" xmlns:aink="http://schemas.microsoft.com/office/drawing/2016/ink" xmlns:am3d="http://schemas.microsoft.com/office/drawing/2017/model3d" xmlns:o="urn:schemas-microsoft-com:office:office" xmlns:r="http://schemas.openxmlformats.org/officeDocument/2006/relationships" xmlns:m="http://schemas.openxmlformats.org/officeDocument/2006/math" xmlns:v="urn:schemas-microsoft-com:vml" xmlns:wp14="http://schemas.microsoft.com/office/word/2010/wordprocessingDrawing" xmlns:wp="http://schemas.openxmlformats.org/drawingml/2006/wordprocessingDrawing" xmlns:w10="urn:schemas-microsoft-com:office:word" xmlns:w="http://schemas.openxmlformats.org/wordprocessingml/2006/main" xmlns:w14="http://schemas.microsoft.com/office/word/2010/wordml" xmlns:w15="http://schemas.microsoft.com/office/word/2012/wordml" xmlns:w16cid="http://schemas.microsoft.com/office/word/2016/wordml/cid" xmlns:w16se="http://schemas.microsoft.com/office/word/2015/wordml/symex" xmlns:wpg="http://schemas.microsoft.com/office/word/2010/wordprocessingGroup" xmlns:wpi="http://schemas.microsoft.com/office/word/2010/wordprocessingInk" xmlns:wne="http://schemas.microsoft.com/office/word/2006/wordml" xmlns:wps="http://schemas.microsoft.com/office/word/2010/wordprocessingShape" mc:Ignorable="w14 w15 w16se w16cid wp14">
   <w:body>
     <w:p>
       <w:pPr>
@@ -221,7 +221,13 @@
               <w:rPr>
                 <w:sz w:val="19"/>
               </w:rPr>
-              <w:t>Rancang Bangun Sistem Simulasi Verifikasi Kredensial Akademik Berbasis Smart Contract Solidity dan Antarmuka DApp pada Jaringan Lokal Hardhat yang Patuh Regulasi Privasi Data</w:t>
+              <w:t xml:space="preserve">Rancang Bangun Sistem Simulasi </w:t>
+            </w:r>
+            <w:r>
+              <w:rPr>
+                <w:sz w:val="19"/>
+              </w:rPr>
+              <w:t>Verifikasi Kredensial Akademik Berbasis Smart Contract Solidity dan Antarmuka DApp pada Jaringan Lokal Hardhat yang Patuh Regulasi Privasi Data</w:t>
             </w:r>
           </w:p>
         </w:tc>
@@ -323,7 +329,13 @@
               <w:rPr>
                 <w:sz w:val="19"/>
               </w:rPr>
-              <w:t>1. Pandu Dwi Ashidiq</w:t>
+              <w:t xml:space="preserve">1. Pandu Dwi </w:t>
+            </w:r>
+            <w:r>
+              <w:rPr>
+                <w:sz w:val="19"/>
+              </w:rPr>
+              <w:t>Ashidiq</w:t>
             </w:r>
             <w:r>
               <w:rPr>
@@ -440,7 +452,13 @@
               <w:rPr>
                 <w:sz w:val="19"/>
               </w:rPr>
-              <w:t xml:space="preserve"> — NPM: 237006</w:t>
+              <w:t xml:space="preserve"> </w:t>
+            </w:r>
+            <w:r>
+              <w:rPr>
+                <w:sz w:val="19"/>
+              </w:rPr>
+              <w:t>— NPM: 237006</w:t>
             </w:r>
             <w:r>
               <w:rPr>
@@ -605,7 +623,21 @@
               <w:rPr>
                 <w:sz w:val="19"/>
               </w:rPr>
-              <w:t>Dr. Ir. Nur Widiyasono, M.Kom.</w:t>
+              <w:t xml:space="preserve">Dr. Ir. Nur Widiyasono, </w:t>
+            </w:r>
+            <w:proofErr w:type="gramStart"/>
+            <w:r>
+              <w:rPr>
+                <w:sz w:val="19"/>
+              </w:rPr>
+              <w:t>M.Kom</w:t>
+            </w:r>
+            <w:proofErr w:type="gramEnd"/>
+            <w:r>
+              <w:rPr>
+                <w:sz w:val="19"/>
+              </w:rPr>
+              <w:t>.</w:t>
             </w:r>
           </w:p>
         </w:tc>
@@ -680,11 +712,23 @@
         <w:jc w:val="both"/>
       </w:pPr>
       <w:r>
-        <w:t xml:space="preserve">Praktik pemalsuan ijazah dan inefisiensi verifikasi manual dokumen kelulusan konvensional menjadi permasalahan mendasar dalam tata kelola administrasi akademik perguruan tinggi. Di sisi lain, sistem basis data terpusat rentan terhadap manipulasi internal (single point of failure) serta berisiko melanggar ketentuan kerahasiaan data pribadi apabila informasi mahasiswa dipublikasikan secara terbuka. Kegiatan proyek ini bertujuan merancang dan mengimplementasikan sistem simulasi verifikasi kredensial akademik terdesentralisasi menggunakan smart contract Solidity (AcademicCredential.sol) pada jaringan lokal Hardhat EVM (Chain ID: 31337) yang diintegrasikan dengan aplikasi web terdesentralisasi (DApp) berbasis Ethers.js v6. Metode yang diterapkan memisahkan secara ketat batas penyimpanan data: data sensitif (Personally Identifiable Information - PII) dan berkas fisik ijazah </w:t>
+        <w:t>Praktik pemalsuan ijazah dan inefisiensi verifikasi manual dokumen kelulusan konvensional menjadi permasalahan mendasar dalam tata kelola administrasi akademik perguruan tinggi. Di sisi lain, sistem basis data terpusat rentan terhadap manipulasi internal (</w:t>
+      </w:r>
+      <w:r>
+        <w:t>single point of failure) serta berisiko melanggar ketentuan kerahasiaan data pribadi apabila informasi mahasiswa dipublikasikan secara terbuka. Kegiatan proyek ini bertujuan merancang dan mengimplementasikan sistem simulasi verifikasi kredensial akademik t</w:t>
+      </w:r>
+      <w:r>
+        <w:t>erdesentralisasi menggunakan smart contract Solidity (AcademicCredential.sol) pada jaringan lokal Hardhat EVM (Chain ID: 31337) yang diintegrasikan dengan aplikasi web terdesentralisasi (DApp) berbasis Ethers.js v6. Metode yang diterapkan memisahkan secara</w:t>
+      </w:r>
+      <w:r>
+        <w:t xml:space="preserve"> ketat batas penyimpanan data: data sensitif (Personally Identifiable Information - PII) dan berkas fisik ijazah </w:t>
       </w:r>
       <w:r>
         <w:lastRenderedPageBreak/>
-        <w:t>disimpan secara off-chain, sementara hanya sidik jari digital dokumen berupa hash kriptografis Keccak-256 32-byte (docHash), status validitas, dan jejak persetujuan pemilik (Holder Consent) yang dicatat secara on-chain.</w:t>
+        <w:t xml:space="preserve">disimpan secara off-chain, sementara hanya sidik jari digital dokumen berupa hash kriptografis Keccak-256 32-byte (docHash), status validitas, </w:t>
+      </w:r>
+      <w:r>
+        <w:t>dan jejak persetujuan pemilik (Holder Consent) yang dicatat secara on-chain.</w:t>
       </w:r>
     </w:p>
     <w:p>
@@ -692,7 +736,16 @@
         <w:jc w:val="both"/>
       </w:pPr>
       <w:r>
-        <w:t>Hasil pengujian menunjukkan sistem berhasil memverifikasi integritas dokumen secara instan dan bebas biaya gas (zero gas fee) melalui pemanggilan fungsi view. Pengujian unit mencakup 39 skenario dengan tingkat keberhasilan 100% (passing) serta capaian cakupan kode 100% pada statements, lines, dan functions, serta 89,71% pada branches. Audit keamanan berbasis metodologi STRIDE berhasil memitigasi kerentanan Gas Limit Denial of Service dengan membatasi batch issuance maksimal 50 data, menegakkan kontrol akses bertingkat (Role-Based Access Control), dan mengimplementasikan mekanisme jeda darurat (Pausable). Rekomendasi akhir menyarankan pemanfaatan Layer-2 Rollup untuk implementasi publik berskala nasional guna meminimalkan biaya transaksi, serta penggunaan Multi-Signature Wallet untuk desentralisasi wewenang institusi.</w:t>
+        <w:t>Hasil pengujian menunjukkan sistem berhasil memverifikasi integritas dokumen secara instan dan bebas biaya gas (zero gas fee) melalui pemanggilan fungsi view. Pengujian unit menca</w:t>
+      </w:r>
+      <w:r>
+        <w:t>kup 39 skenario dengan tingkat keberhasilan 100% (passing) serta capaian cakupan kode 100% pada statements, lines, dan functions, serta 89,71% pada branches. Audit keamanan berbasis metodologi STRIDE berhasil memitigasi kerentanan Gas Limit Denial of Servi</w:t>
+      </w:r>
+      <w:r>
+        <w:t>ce dengan membatasi batch issuance maksimal 50 data, menegakkan kontrol akses bertingkat (Role-Based Access Control), dan mengimplementasikan mekanisme jeda darurat (Pausable). Rekomendasi akhir menyarankan pemanfaatan Layer-2 Rollup untuk implementasi pub</w:t>
+      </w:r>
+      <w:r>
+        <w:t>lik berskala nasional guna meminimalkan biaya transaksi, serta penggunaan Multi-Signature Wallet untuk desentralisasi wewenang institusi.</w:t>
       </w:r>
     </w:p>
     <w:p>
@@ -716,7 +769,13 @@
         <w:jc w:val="both"/>
       </w:pPr>
       <w:r>
-        <w:t>Integritas kredensial akademik seperti ijazah dan transkrip nilai merupakan fondasi kepercayaan dunia industri terhadap lulusan perguruan tinggi. Namun, proses verifikasi ijazah saat ini masih didominasi mekanisme manual melalui surat konfirmasi resmi, legalisir basah, atau portal berbasis database sentral yang rentan terhadap pemalsuan data, serangan siber, dan kolusi internal.</w:t>
+        <w:t>Integritas kredensial akademik seperti ijazah dan transkrip nilai merupaka</w:t>
+      </w:r>
+      <w:r>
+        <w:t>n fondasi kepercayaan dunia industri terhadap lulusan perguruan tinggi. Namun, proses verifikasi ijazah saat ini masih didominasi mekanisme manual melalui surat konfirmasi resmi, legalisir basah, atau portal berbasis database sentral yang rentan terhadap p</w:t>
+      </w:r>
+      <w:r>
+        <w:t>emalsuan data, serangan siber, dan kolusi internal.</w:t>
       </w:r>
     </w:p>
     <w:p>
@@ -724,7 +783,13 @@
         <w:jc w:val="both"/>
       </w:pPr>
       <w:r>
-        <w:t>Proyek ini bertujuan untuk: (1) Merancang arsitektur smart contract berbasis Ethereum Virtual Machine (EVM) dengan kontrol akses bertingkat (Admin, Issuer, Revoker) dan fitur persetujuan eksplisit pemilik data (Holder Consent); (2) Membangun antarmuka DApp modern yang menghubungkan dompet kripto (wallet) dengan smart contract untuk 4 peran pemangku kepentingan; (3) Menjamin kepatuhan sistem terhadap Undang-Undang No. 27 Tahun 2022 tentang Pelindungan Data Pribadi (UU PDP) melalui pendekatan client-side hashing dan pemisahan on-chain/off-chain; serta (4) Menguji keandalan kode melalui 39 unit test, mengukur metrik coverage, mendokumentasikan kasus debugging, dan melakukan audit keamanan menyeluruh.</w:t>
+        <w:t>Proyek ini bertujuan untuk: (1) Merancang arsitektur smart contract berbasis Ethereum Virtual Machine (EVM) dengan kontrol akses bertingkat (Admin, Issuer, Revoker) dan fitur persetujuan eksplisit pemilik</w:t>
+      </w:r>
+      <w:r>
+        <w:t xml:space="preserve"> data (Holder Consent); (2) Membangun antarmuka DApp modern yang menghubungkan dompet kripto (wallet) dengan smart contract untuk 4 peran pemangku kepentingan; (3) Menjamin kepatuhan sistem terhadap Undang-Undang No. 27 Tahun 2022 tentang Pelindungan Data </w:t>
+      </w:r>
+      <w:r>
+        <w:t>Pribadi (UU PDP) melalui pendekatan client-side hashing dan pemisahan on-chain/off-chain; serta (4) Menguji keandalan kode melalui 39 unit test, mengukur metrik coverage, mendokumentasikan kasus debugging, dan melakukan audit keamanan menyeluruh.</w:t>
       </w:r>
     </w:p>
     <w:p>
@@ -732,7 +797,10 @@
         <w:pStyle w:val="Heading2"/>
       </w:pPr>
       <w:r>
-        <w:t>1.2 Ruang lingkup</w:t>
+        <w:t>1.2 Ruang</w:t>
+      </w:r>
+      <w:r>
+        <w:t xml:space="preserve"> lingkup</w:t>
       </w:r>
     </w:p>
     <w:p>
@@ -740,7 +808,13 @@
         <w:jc w:val="both"/>
       </w:pPr>
       <w:r>
-        <w:t>Ruang lingkup kegiatan mencakup: (1) Dataset simulasi kredensial akademik dummy mahasiswa Universitas Siliwangi (contoh ID: UNSIL/INF/2026/001); (2) Jaringan lokal Hardhat Network (Chain ID: 31337, RPC: http://127.0.0.1:8545); (3) Smart contract Solidity versi 0.8.20 dengan modul OpenZeppelin AccessControl dan Pausable; (4) Antarmuka DApp web berbasis Ethers.js v6.13.4 yang terhubung ke MetaMask; dan (5) Batasan bahwa seluruh simulasi dijalankan pada lingkungan lokal tanpa menggunakan saldo ETH bernilai riil.</w:t>
+        <w:t>Ruang lingkup kegiatan mencakup: (1) Dataset simulasi kredensial akademik dummy mahasiswa Universitas Siliwangi (contoh ID: UNSIL/INF/2026/001); (2) Jaringan lokal Hardhat Network (Chain ID: 31337, RPC: http://127.0.0.1:8545); (3) Smart contract S</w:t>
+      </w:r>
+      <w:r>
+        <w:t>olidity versi 0.8.20 dengan modul OpenZeppelin AccessControl dan Pausable; (4) Antarmuka DApp web berbasis Ethers.js v6.13.4 yang terhubung ke MetaMask; dan (5) Batasan bahwa seluruh simulasi dijalankan pada lingkungan lokal tanpa menggunakan saldo ETH ber</w:t>
+      </w:r>
+      <w:r>
+        <w:t>nilai riil.</w:t>
       </w:r>
     </w:p>
     <w:p>
@@ -968,7 +1042,13 @@
               <w:rPr>
                 <w:sz w:val="19"/>
               </w:rPr>
-              <w:t>Solidity Compiler: 0.8.20 (EVM: Paris); Hardhat: v2.29.1; OpenZeppelin Contracts: v5.x; Ethers.js: v6.13.4; Chai: v4.5.0; Mocha Test Runner.</w:t>
+              <w:t xml:space="preserve">Solidity Compiler: 0.8.20 (EVM: Paris); Hardhat: v2.29.1; OpenZeppelin Contracts: v5.x; Ethers.js: v6.13.4; Chai: </w:t>
+            </w:r>
+            <w:r>
+              <w:rPr>
+                <w:sz w:val="19"/>
+              </w:rPr>
+              <w:t>v4.5.0; Mocha Test Runner.</w:t>
             </w:r>
           </w:p>
         </w:tc>
@@ -1070,7 +1150,13 @@
               <w:rPr>
                 <w:sz w:val="19"/>
               </w:rPr>
-              <w:t>AcademicCredential.sol, frontend/index.html, test/AcademicCredential.test.js, docs/architecture-diagram.svg.</w:t>
+              <w:t xml:space="preserve">AcademicCredential.sol, frontend/index.html, test/AcademicCredential.test.js, </w:t>
+            </w:r>
+            <w:r>
+              <w:rPr>
+                <w:sz w:val="19"/>
+              </w:rPr>
+              <w:t>docs/architecture-diagram.svg.</w:t>
             </w:r>
           </w:p>
         </w:tc>
@@ -1163,7 +1249,13 @@
                 <w:sz w:val="19"/>
               </w:rPr>
               <w:br/>
-              <w:t>7. Buka frontend/index.html di browser dengan MetaMask.</w:t>
+              <w:t>7. Buka frontend/ind</w:t>
+            </w:r>
+            <w:r>
+              <w:rPr>
+                <w:sz w:val="19"/>
+              </w:rPr>
+              <w:t>ex.html di browser dengan MetaMask.</w:t>
             </w:r>
           </w:p>
         </w:tc>
@@ -1344,7 +1436,13 @@
               <w:rPr>
                 <w:sz w:val="19"/>
               </w:rPr>
-              <w:t>[B-01] docs/ARCHITECTURE_DESIGN.md &amp; docs/architecture-diagram.svg (Commit ca41dda).</w:t>
+              <w:t xml:space="preserve">[B-01] </w:t>
+            </w:r>
+            <w:r>
+              <w:rPr>
+                <w:sz w:val="19"/>
+              </w:rPr>
+              <w:t>docs/ARCHITECTURE_DESIGN.md &amp; docs/architecture-diagram.svg (Commit ca41dda).</w:t>
             </w:r>
           </w:p>
         </w:tc>
@@ -1543,7 +1641,13 @@
               <w:rPr>
                 <w:sz w:val="19"/>
               </w:rPr>
-              <w:t>Pengujian cakupan kode menggunakan hardhat-coverage dan pencatatan metrik.</w:t>
+              <w:t xml:space="preserve">Pengujian cakupan kode </w:t>
+            </w:r>
+            <w:r>
+              <w:rPr>
+                <w:sz w:val="19"/>
+              </w:rPr>
+              <w:t>menggunakan hardhat-coverage dan pencatatan metrik.</w:t>
             </w:r>
           </w:p>
         </w:tc>
@@ -1617,7 +1721,13 @@
               <w:rPr>
                 <w:sz w:val="19"/>
               </w:rPr>
-              <w:t>Deployment kontrak ke Hardhat Local Network, pencatatan alamat kontrak dan transaction hash.</w:t>
+              <w:t xml:space="preserve">Deployment kontrak ke Hardhat Local Network, pencatatan alamat kontrak dan </w:t>
+            </w:r>
+            <w:r>
+              <w:rPr>
+                <w:sz w:val="19"/>
+              </w:rPr>
+              <w:t>transaction hash.</w:t>
             </w:r>
           </w:p>
         </w:tc>
@@ -1812,7 +1922,13 @@
               <w:rPr>
                 <w:sz w:val="19"/>
               </w:rPr>
-              <w:t>[B-07] docs/SECURITY_AUDIT.md &amp; docs/DEBUGGING_RECORD.md (Retest 4 skenario baru lulus, Commit 9128dae).</w:t>
+              <w:t xml:space="preserve">[B-07] docs/SECURITY_AUDIT.md &amp; </w:t>
+            </w:r>
+            <w:r>
+              <w:rPr>
+                <w:sz w:val="19"/>
+              </w:rPr>
+              <w:t>docs/DEBUGGING_RECORD.md (Retest 4 skenario baru lulus, Commit 9128dae).</w:t>
             </w:r>
           </w:p>
         </w:tc>
@@ -1886,7 +2002,13 @@
               <w:rPr>
                 <w:sz w:val="19"/>
               </w:rPr>
-              <w:t>[B-08] docs/EVALUASI_PRIVASI_SKALABILITAS.md &amp; Presentasi_UAS_Blockchain.pptx (Commit 9df8517).</w:t>
+              <w:t xml:space="preserve">[B-08] docs/EVALUASI_PRIVASI_SKALABILITAS.md &amp; </w:t>
+            </w:r>
+            <w:r>
+              <w:rPr>
+                <w:sz w:val="19"/>
+              </w:rPr>
+              <w:t>Presentasi_UAS_Blockchain.pptx (Commit 9df8517).</w:t>
             </w:r>
           </w:p>
         </w:tc>
@@ -1918,7 +2040,13 @@
         <w:jc w:val="both"/>
       </w:pPr>
       <w:r>
-        <w:t>Sistem mendefinisikan 5 pemangku kepentingan: Admin Kampus (DEFAULT_ADMIN_ROLE), Issuer Fakultas (ISSUER_ROLE), Revoker Komite Etik (REVOKER_ROLE), Holder Mahasiswa, dan Verifier Publik. Prinsip utama perancangan adalah Zero-Knowledge Data Exposure terhadap data pribadi mahasiswa: berkas PDF fisik dan Personally Identifiable Information (Nama, NIM, IPK) tersimpan aman secara off-chain pada repositori kampus, sementara blockchain hanya menyimpan sidik jari digital Keccak-256 (docHash bytes32), stempel waktu, dan status keabsahan.</w:t>
+        <w:t xml:space="preserve">Sistem mendefinisikan 5 pemangku kepentingan: Admin Kampus (DEFAULT_ADMIN_ROLE), Issuer Fakultas (ISSUER_ROLE), Revoker Komite Etik </w:t>
+      </w:r>
+      <w:r>
+        <w:t xml:space="preserve">(REVOKER_ROLE), Holder Mahasiswa, dan Verifier Publik. Prinsip utama perancangan adalah Zero-Knowledge Data Exposure terhadap data pribadi mahasiswa: berkas PDF fisik dan Personally Identifiable Information (Nama, NIM, IPK) tersimpan aman secara off-chain </w:t>
+      </w:r>
+      <w:r>
+        <w:t>pada repositori kampus, sementara blockchain hanya menyimpan sidik jari digital Keccak-256 (docHash bytes32), stempel waktu, dan status keabsahan.</w:t>
       </w:r>
     </w:p>
     <w:tbl>
@@ -2108,7 +2236,13 @@
               <w:rPr>
                 <w:sz w:val="19"/>
               </w:rPr>
-              <w:t>Publik (view)</w:t>
+              <w:t xml:space="preserve">Publik </w:t>
+            </w:r>
+            <w:r>
+              <w:rPr>
+                <w:sz w:val="19"/>
+              </w:rPr>
+              <w:t>(view)</w:t>
             </w:r>
           </w:p>
         </w:tc>
@@ -2302,7 +2436,13 @@
               <w:rPr>
                 <w:sz w:val="19"/>
               </w:rPr>
-              <w:t>Holder &amp; Issuer</w:t>
+              <w:t>Holder &amp;</w:t>
+            </w:r>
+            <w:r>
+              <w:rPr>
+                <w:sz w:val="19"/>
+              </w:rPr>
+              <w:t xml:space="preserve"> Issuer</w:t>
             </w:r>
           </w:p>
         </w:tc>
@@ -2887,7 +3027,14 @@
                 <w:b/>
                 <w:sz w:val="20"/>
               </w:rPr>
-              <w:t>ID tes</w:t>
+              <w:t>ID te</w:t>
+            </w:r>
+            <w:r>
+              <w:rPr>
+                <w:b/>
+                <w:sz w:val="20"/>
+              </w:rPr>
+              <w:t>s</w:t>
             </w:r>
           </w:p>
         </w:tc>
@@ -3177,7 +3324,13 @@
               <w:rPr>
                 <w:sz w:val="19"/>
               </w:rPr>
-              <w:t>Revert dengan error AccessControlUnauthorizedAccount.</w:t>
+              <w:t xml:space="preserve">Revert dengan error </w:t>
+            </w:r>
+            <w:r>
+              <w:rPr>
+                <w:sz w:val="19"/>
+              </w:rPr>
+              <w:t>AccessControlUnauthorizedAccount.</w:t>
             </w:r>
           </w:p>
         </w:tc>
@@ -3417,7 +3570,13 @@
               <w:rPr>
                 <w:sz w:val="19"/>
               </w:rPr>
-              <w:t>Revert dengan custom error EmptyCredentialId / CredentialAlreadyExists.</w:t>
+              <w:t xml:space="preserve">Revert dengan </w:t>
+            </w:r>
+            <w:r>
+              <w:rPr>
+                <w:sz w:val="19"/>
+              </w:rPr>
+              <w:t>custom error EmptyCredentialId / CredentialAlreadyExists.</w:t>
             </w:r>
           </w:p>
         </w:tc>
@@ -3537,7 +3696,21 @@
               <w:rPr>
                 <w:sz w:val="19"/>
               </w:rPr>
-              <w:t>Revert dengan custom error InvalidBatchSize(51, 50).</w:t>
+              <w:t xml:space="preserve">Revert dengan custom error </w:t>
+            </w:r>
+            <w:proofErr w:type="gramStart"/>
+            <w:r>
+              <w:rPr>
+                <w:sz w:val="19"/>
+              </w:rPr>
+              <w:t>InvalidBatchSize(</w:t>
+            </w:r>
+            <w:proofErr w:type="gramEnd"/>
+            <w:r>
+              <w:rPr>
+                <w:sz w:val="19"/>
+              </w:rPr>
+              <w:t>51, 50).</w:t>
             </w:r>
           </w:p>
         </w:tc>
@@ -3839,7 +4012,21 @@
         <w:jc w:val="both"/>
       </w:pPr>
       <w:r>
-        <w:t>Dokumentasi Kasus Debugging: Pada tahap integrasi awal, pembacaan file biner dari HTML5 FileReader menghasilkan ArrayBuffer yang sempat menimbulkan error INVALID_ARGUMENT karena ketidaksesuaian format bytes32. Masalah diselesaikan dengan mengimplementasikan fungsi helper hashFrom() di frontend yang mengonversi ArrayBuffer menjadi Uint8Array sebelum diproses oleh ethers.keccak256().</w:t>
+        <w:t xml:space="preserve">Dokumentasi Kasus Debugging: Pada tahap </w:t>
+      </w:r>
+      <w:r>
+        <w:t xml:space="preserve">integrasi awal, pembacaan file biner dari HTML5 FileReader menghasilkan ArrayBuffer yang sempat menimbulkan error INVALID_ARGUMENT karena ketidaksesuaian format bytes32. Masalah diselesaikan dengan mengimplementasikan fungsi helper </w:t>
+      </w:r>
+      <w:proofErr w:type="gramStart"/>
+      <w:r>
+        <w:t>hashFrom(</w:t>
+      </w:r>
+      <w:proofErr w:type="gramEnd"/>
+      <w:r>
+        <w:t>) di frontend y</w:t>
+      </w:r>
+      <w:r>
+        <w:t>ang mengonversi ArrayBuffer menjadi Uint8Array sebelum diproses oleh ethers.keccak256().</w:t>
       </w:r>
     </w:p>
     <w:p>
@@ -3848,7 +4035,10 @@
       </w:pPr>
       <w:r>
         <w:lastRenderedPageBreak/>
-        <w:t>Catatan Deployment: Kontrak AcademicCredential.sol berhasil di-deploy pada Hardhat Local Network (Chain ID: 31337) di alamat 0x5FbDB2315678afecb367f032d93F642f64180aa3 dengan Transaction Hash 0xad672109cdda352da637053526ddf5270c64450d21fcf5862dcb7381ccba9f1a pada Blok 1.</w:t>
+        <w:t>Catatan Deployment: Kontrak AcademicCredential.sol berhasil di-deploy pada Hardhat Local Network (Chain ID: 31337) di alamat 0x5FbDB2315678afecb367f032d93F642f64180aa3</w:t>
+      </w:r>
+      <w:r>
+        <w:t xml:space="preserve"> dengan Transaction Hash 0xad672109cdda352da637053526ddf5270c64450d21fcf5862dcb7381ccba9f1a pada Blok 1.</w:t>
       </w:r>
     </w:p>
     <w:p>
@@ -3864,7 +4054,10 @@
         <w:jc w:val="both"/>
       </w:pPr>
       <w:r>
-        <w:t>Audit keamanan dilakukan menggunakan metodologi STRIDE (Spoofing, Tampering, Repudiation, Information Disclosure, Denial of Service, Elevation of Privilege) untuk mengidentifikasi permukaan serangan potensial.</w:t>
+        <w:t>Audit keamanan dilakukan menggunakan metodologi STRIDE (Spoofing, Tampering, Repudiation, Information Disc</w:t>
+      </w:r>
+      <w:r>
+        <w:t>losure, Denial of Service, Elevation of Privilege) untuk mengidentifikasi permukaan serangan potensial.</w:t>
       </w:r>
     </w:p>
     <w:tbl>
@@ -4050,13 +4243,14 @@
           </w:tcPr>
           <w:p>
             <w:pPr>
-              <w:spacing w:after="40" w:line="264" w:lineRule="auto"/>
-            </w:pPr>
-            <w:r>
-              <w:rPr>
-                <w:sz w:val="19"/>
-              </w:rPr>
-              <w:t>Kerentanan Gas Limit DoS pada loop issueBatch tanpa batas array.</w:t>
+              <w:spacing w:after="0"/>
+              <w:rPr>
+                <w:rFonts w:ascii="Times New Roman" w:hAnsi="Times New Roman"/>
+                <w:color w:val="auto"/>
+              </w:rPr>
+            </w:pPr>
+            <w:r>
+              <w:t>Issuer berpotensi mencabut kredensial yang diterbitkan Issuer lain karena pemeriksaan awal hanya berdasarkan role. Kondisi ini dapat menyebabkan pencabutan tanpa kewenangan.</w:t>
             </w:r>
           </w:p>
         </w:tc>
@@ -4102,7 +4296,29 @@
               <w:rPr>
                 <w:sz w:val="19"/>
               </w:rPr>
-              <w:t>Konstanta MAX_BATCH_SIZE = 50 &amp; error InvalidBatchSize (Commit 91ff362).</w:t>
+              <w:t xml:space="preserve">Menambahkan pemeriksaan </w:t>
+            </w:r>
+            <w:proofErr w:type="gramStart"/>
+            <w:r>
+              <w:rPr>
+                <w:sz w:val="19"/>
+              </w:rPr>
+              <w:t>cred.issuer</w:t>
+            </w:r>
+            <w:proofErr w:type="gramEnd"/>
+            <w:r>
+              <w:rPr>
+                <w:sz w:val="19"/>
+              </w:rPr>
+              <w:t xml:space="preserve"> </w:t>
+            </w:r>
+            <w:bookmarkStart w:id="0" w:name="_GoBack"/>
+            <w:bookmarkEnd w:id="0"/>
+            <w:r>
+              <w:rPr>
+                <w:sz w:val="19"/>
+              </w:rPr>
+              <w:t>== msg.sender untuk Issuer biasa dan custom error NotCredentialIssuer. Pencabutan lintas penerbit hanya diperbolehkan bagi REVOKER_ROLE.</w:t>
             </w:r>
           </w:p>
         </w:tc>
@@ -4125,7 +4341,7 @@
               <w:rPr>
                 <w:sz w:val="19"/>
               </w:rPr>
-              <w:t>Lulus Retest [B-07]</w:t>
+              <w:t>Lulus (RT-01). Issuer lain ditolak dan kredensial tetap aktif. Termasuk dalam hasil 39 passing.</w:t>
             </w:r>
           </w:p>
         </w:tc>
@@ -4176,7 +4392,7 @@
               <w:rPr>
                 <w:sz w:val="19"/>
               </w:rPr>
-              <w:t>Penerbitan data yatim akibat input address(0) atau docHash bytes32(0).</w:t>
+              <w:t>Fungsi grantAccess sebelumnya belum menyediakan mekanisme bagi Holder untuk menarik kembali persetujuan akses.</w:t>
             </w:r>
           </w:p>
         </w:tc>
@@ -4222,7 +4438,21 @@
               <w:rPr>
                 <w:sz w:val="19"/>
               </w:rPr>
-              <w:t>Validasi input InvalidAddress &amp; EmptyDocumentHash (Commit fee55d1).</w:t>
+              <w:t xml:space="preserve">Menambahkan fungsi </w:t>
+            </w:r>
+            <w:proofErr w:type="gramStart"/>
+            <w:r>
+              <w:rPr>
+                <w:sz w:val="19"/>
+              </w:rPr>
+              <w:t>revokeAccess(</w:t>
+            </w:r>
+            <w:proofErr w:type="gramEnd"/>
+            <w:r>
+              <w:rPr>
+                <w:sz w:val="19"/>
+              </w:rPr>
+              <w:t>id, verifier) beserta validasi kepemilikan, status izin, dan event AccessRevoked.</w:t>
             </w:r>
           </w:p>
         </w:tc>
@@ -4245,7 +4475,19 @@
               <w:rPr>
                 <w:sz w:val="19"/>
               </w:rPr>
-              <w:t>Lulus Retest [B-07]</w:t>
+              <w:t>Lulus</w:t>
+            </w:r>
+            <w:r>
+              <w:rPr>
+                <w:sz w:val="19"/>
+              </w:rPr>
+              <w:t xml:space="preserve">. </w:t>
+            </w:r>
+            <w:r>
+              <w:rPr>
+                <w:sz w:val="19"/>
+              </w:rPr>
+              <w:t>Holder dapat mencabut izin, pihak lain ditolak, dan izin yang belum diberikan tidak dapat dicabut.</w:t>
             </w:r>
           </w:p>
         </w:tc>
@@ -4296,7 +4538,7 @@
               <w:rPr>
                 <w:sz w:val="19"/>
               </w:rPr>
-              <w:t>Pencabutan kredensial lintas penerbit fakultas yang tidak sah.</w:t>
+              <w:t>Fungsi verifyCredential masih dapat diakses publik tanpa memeriksa hasAccess, sehingga persetujuan Holder belum menjadi pembatas akses verifikasi.</w:t>
             </w:r>
           </w:p>
         </w:tc>
@@ -4342,7 +4584,7 @@
               <w:rPr>
                 <w:sz w:val="19"/>
               </w:rPr>
-              <w:t>Pengecekan NotCredentialIssuer pada fungsi revokeCredential (Commit fee55d1).</w:t>
+              <w:t>Menetapkan kebijakan apakah verifikasi dasar tetap publik atau memerlukan persetujuan Holder. Jika akses dibatasi, diperlukan perubahan logika kontrak dan pengujian tambahan.</w:t>
             </w:r>
           </w:p>
         </w:tc>
@@ -4365,7 +4607,7 @@
               <w:rPr>
                 <w:sz w:val="19"/>
               </w:rPr>
-              <w:t>Lulus Retest [B-07]</w:t>
+              <w:t>Lulus Retest</w:t>
             </w:r>
           </w:p>
         </w:tc>
@@ -4416,7 +4658,14 @@
               <w:rPr>
                 <w:sz w:val="19"/>
               </w:rPr>
-              <w:t>Penerbitan kredensial dengan tanggal kedaluwarsa lampau (past timestamp).</w:t>
+              <w:t xml:space="preserve">Admin memiliki kewenangan mengelola role serta menjalankan pause dan unpause. Pemusatan wewenang meningkatkan </w:t>
+            </w:r>
+            <w:r>
+              <w:rPr>
+                <w:sz w:val="19"/>
+              </w:rPr>
+              <w:lastRenderedPageBreak/>
+              <w:t>risiko jika akun atau private key admin disalahgunakan.</w:t>
             </w:r>
           </w:p>
         </w:tc>
@@ -4436,10 +4685,8 @@
               <w:spacing w:after="40" w:line="264" w:lineRule="auto"/>
             </w:pPr>
             <w:r>
-              <w:rPr>
-                <w:sz w:val="19"/>
-              </w:rPr>
-              <w:t>Low / Low</w:t>
+              <w:lastRenderedPageBreak/>
+              <w:t>Medium</w:t>
             </w:r>
           </w:p>
         </w:tc>
@@ -4462,7 +4709,14 @@
               <w:rPr>
                 <w:sz w:val="19"/>
               </w:rPr>
-              <w:t>Validasi expiresAt &lt;= block.timestamp dengan InvalidExpirationTime (Commit fee55d1).</w:t>
+              <w:t xml:space="preserve">Merekomendasikan pemisahan akun administratif dan operasional, penggunaan Multi-Signature Wallet, </w:t>
+            </w:r>
+            <w:r>
+              <w:rPr>
+                <w:sz w:val="19"/>
+              </w:rPr>
+              <w:lastRenderedPageBreak/>
+              <w:t>rotasi kunci, serta pencatatan perubahan role.</w:t>
             </w:r>
           </w:p>
         </w:tc>
@@ -4485,7 +4739,8 @@
               <w:rPr>
                 <w:sz w:val="19"/>
               </w:rPr>
-              <w:t>Lulus Retest [B-07]</w:t>
+              <w:lastRenderedPageBreak/>
+              <w:t>Lulus Retest</w:t>
             </w:r>
           </w:p>
         </w:tc>
@@ -4582,7 +4837,13 @@
               <w:rPr>
                 <w:sz w:val="19"/>
               </w:rPr>
-              <w:t>Integrasi OpenZeppelin Pausable dengan fungsi pause &amp; unpause (Commit 91ff362).</w:t>
+              <w:t xml:space="preserve">Integrasi </w:t>
+            </w:r>
+            <w:r>
+              <w:rPr>
+                <w:sz w:val="19"/>
+              </w:rPr>
+              <w:t>OpenZeppelin Pausable dengan fungsi pause &amp; unpause (Commit 91ff362).</w:t>
             </w:r>
           </w:p>
         </w:tc>
@@ -4605,7 +4866,7 @@
               <w:rPr>
                 <w:sz w:val="19"/>
               </w:rPr>
-              <w:t>Lulus Retest [B-07]</w:t>
+              <w:t>Lulus Retest</w:t>
             </w:r>
           </w:p>
         </w:tc>
@@ -4788,7 +5049,13 @@
               <w:rPr>
                 <w:sz w:val="19"/>
               </w:rPr>
-              <w:t>Pseudonim / Permissionless, pasangan public/private key.</w:t>
+              <w:t xml:space="preserve">Pseudonim / </w:t>
+            </w:r>
+            <w:r>
+              <w:rPr>
+                <w:sz w:val="19"/>
+              </w:rPr>
+              <w:t>Permissionless, pasangan public/private key.</w:t>
             </w:r>
           </w:p>
         </w:tc>
@@ -4885,14 +5152,7 @@
               <w:rPr>
                 <w:sz w:val="19"/>
               </w:rPr>
-              <w:t xml:space="preserve">Proof of Stake (15–30 TPS di L1), finalitas beberapa </w:t>
-            </w:r>
-            <w:r>
-              <w:rPr>
-                <w:sz w:val="19"/>
-              </w:rPr>
-              <w:lastRenderedPageBreak/>
-              <w:t>blok.</w:t>
+              <w:t>Proof of Stake (15–30 TPS di L1), finalitas beberapa blok.</w:t>
             </w:r>
           </w:p>
         </w:tc>
@@ -4915,15 +5175,7 @@
               <w:rPr>
                 <w:sz w:val="19"/>
               </w:rPr>
-              <w:lastRenderedPageBreak/>
-              <w:t xml:space="preserve">Raft / BFT (2.000–5.000+ TPS), finalitas deterministik </w:t>
-            </w:r>
-            <w:r>
-              <w:rPr>
-                <w:sz w:val="19"/>
-              </w:rPr>
-              <w:lastRenderedPageBreak/>
-              <w:t>instan.</w:t>
+              <w:t>Raft / BFT (2.000–5.000+ TPS), finalitas deterministik instan.</w:t>
             </w:r>
           </w:p>
         </w:tc>
@@ -4946,15 +5198,7 @@
               <w:rPr>
                 <w:sz w:val="19"/>
               </w:rPr>
-              <w:lastRenderedPageBreak/>
-              <w:t xml:space="preserve">EVM L2 Rollup: Simulasi Hardhat lokal; produksi </w:t>
-            </w:r>
-            <w:r>
-              <w:rPr>
-                <w:sz w:val="19"/>
-              </w:rPr>
-              <w:lastRenderedPageBreak/>
-              <w:t>disarankan L2 Rollup.</w:t>
+              <w:t>EVM L2 Rollup: Simulasi Hardhat lokal; produksi disarankan L2 Rollup.</w:t>
             </w:r>
           </w:p>
         </w:tc>
@@ -4982,7 +5226,6 @@
               <w:rPr>
                 <w:sz w:val="19"/>
               </w:rPr>
-              <w:lastRenderedPageBreak/>
               <w:t>Privasi &amp; Biaya</w:t>
             </w:r>
           </w:p>
@@ -5173,7 +5416,13 @@
         <w:jc w:val="both"/>
       </w:pPr>
       <w:r>
-        <w:t>Evaluasi Skalabilitas: Verifikasi bersifat read-only (view) bebas biaya gas dengan skalabilitas throughput tak terbatas di tingkat verifier. Untuk operasional internal harian (KRS, jadwal, transkrip sementara), database tradisional RDBMS tetap lebih efisien dibandingkan blockchain.</w:t>
+        <w:t>Evaluasi Skalabili</w:t>
+      </w:r>
+      <w:r>
+        <w:t>tas: Verifikasi bersifat read-only (view) bebas biaya gas dengan skalabilitas throughput tak terbatas di tingkat verifier. Untuk operasional internal harian (KRS, jadwal, transkrip sementara), database tradisional RDBMS tetap lebih efisien dibandingkan blo</w:t>
+      </w:r>
+      <w:r>
+        <w:t>ckchain.</w:t>
       </w:r>
     </w:p>
     <w:p>
@@ -5189,7 +5438,10 @@
         <w:jc w:val="both"/>
       </w:pPr>
       <w:r>
-        <w:t>Alur demonstrasi end-to-end mencakup 6 langkah utama: (1) Koneksi wallet MetaMask ke local node; (2) Penerbitan kredensial oleh Issuer dengan client-side hashing; (3) Persetujuan akses oleh Holder; (4) Verifikasi instan bebas gas fee oleh Verifier; (5) Simulasi penolakan dokumen yang dimanipulasi teksnya (HashMismatch); dan (6) Pencabutan kredensial bermasalah oleh Revoker.</w:t>
+        <w:t>Alur demonstrasi end-to-end mencakup 6 langkah utama: (1) Koneksi wallet MetaMask ke local node; (2) Penerbitan kredensial oleh Issuer dengan client-side hashing; (3) Persetujuan akses oleh Holder; (4) Verif</w:t>
+      </w:r>
+      <w:r>
+        <w:t>ikasi instan bebas gas fee oleh Verifier; (5) Simulasi penolakan dokumen yang dimanipulasi teksnya (HashMismatch); dan (6) Pencabutan kredensial bermasalah oleh Revoker.</w:t>
       </w:r>
     </w:p>
     <w:tbl>
@@ -5333,7 +5585,14 @@
               <w:rPr>
                 <w:sz w:val="19"/>
               </w:rPr>
-              <w:t>Pandu Dwi Ashidiq</w:t>
+              <w:lastRenderedPageBreak/>
+              <w:t xml:space="preserve">Pandu Dwi </w:t>
+            </w:r>
+            <w:r>
+              <w:rPr>
+                <w:sz w:val="19"/>
+              </w:rPr>
+              <w:t>Ashidiq</w:t>
             </w:r>
             <w:r>
               <w:rPr>
@@ -5467,7 +5726,27 @@
               <w:rPr>
                 <w:sz w:val="19"/>
               </w:rPr>
-              <w:t>Penyusunan 39 unit test, pelaporan coverage, script deployment lokal, investigasi kasus debugging bytes32.</w:t>
+              <w:t xml:space="preserve">Penyusunan </w:t>
+            </w:r>
+            <w:proofErr w:type="gramStart"/>
+            <w:r>
+              <w:rPr>
+                <w:sz w:val="19"/>
+              </w:rPr>
+              <w:t xml:space="preserve">39 </w:t>
+            </w:r>
+            <w:r>
+              <w:rPr>
+                <w:sz w:val="19"/>
+              </w:rPr>
+              <w:t>unit</w:t>
+            </w:r>
+            <w:proofErr w:type="gramEnd"/>
+            <w:r>
+              <w:rPr>
+                <w:sz w:val="19"/>
+              </w:rPr>
+              <w:t xml:space="preserve"> test, pelaporan coverage, script deployment lokal, investigasi kasus debugging bytes32.</w:t>
             </w:r>
           </w:p>
         </w:tc>
@@ -5571,7 +5850,13 @@
               <w:rPr>
                 <w:sz w:val="19"/>
               </w:rPr>
-              <w:t>Pengembangan antarmuka web DApp 4 portal, integrasi Ethers.js v6, evaluasi privasi P4, file PPTX 10 slide.</w:t>
+              <w:t xml:space="preserve">Pengembangan antarmuka web </w:t>
+            </w:r>
+            <w:r>
+              <w:rPr>
+                <w:sz w:val="19"/>
+              </w:rPr>
+              <w:t>DApp 4 portal, integrasi Ethers.js v6, evaluasi privasi P4, file PPTX 10 slide.</w:t>
             </w:r>
           </w:p>
         </w:tc>
@@ -5675,7 +5960,13 @@
               <w:rPr>
                 <w:sz w:val="19"/>
               </w:rPr>
-              <w:t>Audit keamanan threat model STRIDE, analisis DoS gas limit batch, rekomendasi tata kelola Multi-Sig, etika.</w:t>
+              <w:t xml:space="preserve">Audit keamanan threat model </w:t>
+            </w:r>
+            <w:r>
+              <w:rPr>
+                <w:sz w:val="19"/>
+              </w:rPr>
+              <w:t>STRIDE, analisis DoS gas limit batch, rekomendasi tata kelola Multi-Sig, etika.</w:t>
             </w:r>
           </w:p>
         </w:tc>
@@ -5753,7 +6044,19 @@
         <w:jc w:val="both"/>
       </w:pPr>
       <w:r>
-        <w:t>Kegiatan proyek UAS rancang bangun sistem simulasi verifikasi kredensial akademik terdesentralisasi berhasil membuktikan bahwa teknologi smart contract pada jaringan EVM mampu menyediakan mekanisme verifikasi keaslian dokumen yang instan, transparan, dan tidak dapat dimanipulasi (tamper-proof). Melalui pendekatan client-side hashing, privasi data pribadi mahasiswa terlindungi secara penuh sesuai ketentuan UU No. 27 Tahun 2022 (UU PDP) karena berkas fisik dan data identitas tersimpan aman di luar blockchain (off-chain). Seluruh 39 skenario pengujian unit berhasil lulus 100% dengan cakupan kode maksimal. Keterbatasan sistem saat ini terletak pada sifat jaringan lokal Hardhat dan penggunaan data simulasi dummy. Tindak lanjut realistis untuk pengembangan ke depan adalah pengujian pada testnet publik Ethereum Layer-2 (Sepolia Arbitrum) serta integrasi standar identitas digital terdesentralisasi W3C Verifiable Credentials.</w:t>
+        <w:t xml:space="preserve">Kegiatan proyek UAS rancang </w:t>
+      </w:r>
+      <w:r>
+        <w:t>bangun sistem simulasi verifikasi kredensial akademik terdesentralisasi berhasil membuktikan bahwa teknologi smart contract pada jaringan EVM mampu menyediakan mekanisme verifikasi keaslian dokumen yang instan, transparan, dan tidak dapat dimanipulasi (tam</w:t>
+      </w:r>
+      <w:r>
+        <w:t>per-proof). Melalui pendekatan client-side hashing, privasi data pribadi mahasiswa terlindungi secara penuh sesuai ketentuan UU No. 27 Tahun 2022 (UU PDP) karena berkas fisik dan data identitas tersimpan aman di luar blockchain (off-chain). Seluruh 39 sken</w:t>
+      </w:r>
+      <w:r>
+        <w:t>ario pengujian unit berhasil lulus 100% dengan cakupan kode maksimal. Keterbatasan sistem saat ini terletak pada sifat jaringan lokal Hardhat dan penggunaan data simulasi dummy. Tindak lanjut realistis untuk pengembangan ke depan adalah pengujian pada test</w:t>
+      </w:r>
+      <w:r>
+        <w:t>net publik Ethereum Layer-2 (Sepolia Arbitrum) serta integrasi standar identitas digital terdesentralisasi W3C Verifiable Credentials.</w:t>
       </w:r>
     </w:p>
     <w:p>
@@ -5769,7 +6072,10 @@
         <w:jc w:val="both"/>
       </w:pPr>
       <w:r>
-        <w:t>[1] Antonopoulos, A. M., &amp; Wood, G. (2018). Mastering Ethereum: Building Smart Contracts and DApps. O'Reilly Media.</w:t>
+        <w:t>[1] Antonopoulos, A. M., &amp; Wood, G. (2018). Mastering Ethereum: Building Smart Contracts and DApps. O'</w:t>
+      </w:r>
+      <w:r>
+        <w:t>Reilly Media.</w:t>
       </w:r>
     </w:p>
     <w:p>
@@ -5785,7 +6091,10 @@
         <w:jc w:val="both"/>
       </w:pPr>
       <w:r>
-        <w:t>[3] Hardhat Documentation. (2024). Ethereum development environment for professionals. Nomic Foundation. Diakses dari https://hardhat.org/docs</w:t>
+        <w:t xml:space="preserve">[3] Hardhat Documentation. (2024). Ethereum development environment for professionals. Nomic Foundation. Diakses </w:t>
+      </w:r>
+      <w:r>
+        <w:t>dari https://hardhat.org/docs</w:t>
       </w:r>
     </w:p>
     <w:p>
@@ -5793,6 +6102,7 @@
         <w:jc w:val="both"/>
       </w:pPr>
       <w:r>
+        <w:lastRenderedPageBreak/>
         <w:t>[4] Undang-Undang Republik Indonesia Nomor 27 Tahun 2022 tentang Pelindungan Data Pribadi (UU PDP). Lembaran Negara Republik Indonesia Tahun 2022 Nomor 196.</w:t>
       </w:r>
     </w:p>
@@ -5801,7 +6111,10 @@
         <w:jc w:val="both"/>
       </w:pPr>
       <w:r>
-        <w:t>[5] World Wide Web Consortium (W3C). (2022). Verifiable Credentials Data Model v1.1. W3C Recommendation. Diakses dari https://www.w3.org/TR/vc-data-model/</w:t>
+        <w:t>[5] World Wide Web Consortium (W3C). (2022). Verifiable Credentials D</w:t>
+      </w:r>
+      <w:r>
+        <w:t>ata Model v1.1. W3C Recommendation. Diakses dari https://www.w3.org/TR/vc-data-model/</w:t>
       </w:r>
     </w:p>
     <w:p>
@@ -5814,10 +6127,318 @@
     </w:p>
     <w:p>
       <w:pPr>
+        <w:jc w:val="both"/>
+      </w:pPr>
+      <w:r>
+        <w:t>[</w:t>
+      </w:r>
+      <w:r>
+        <w:t>7</w:t>
+      </w:r>
+      <w:r>
+        <w:t>]</w:t>
+      </w:r>
+      <w:r>
+        <w:t xml:space="preserve"> </w:t>
+      </w:r>
+      <w:r>
+        <w:t xml:space="preserve">M. M. Merlec, Md. M. Islam, Y. K. Lee, and H. P. In, “A Consortium Blockchain-Based Secure and Trusted Electronic Portfolio Management Scheme,” </w:t>
+      </w:r>
+      <w:r>
+        <w:rPr>
+          <w:i/>
+          <w:iCs/>
+        </w:rPr>
+        <w:t>Sensors</w:t>
+      </w:r>
+      <w:r>
+        <w:t xml:space="preserve">, vol. 22, no. 3, pp. 1271–1271, Feb. 2022, </w:t>
+      </w:r>
+      <w:hyperlink r:id="rId6" w:tgtFrame="_blank" w:history="1">
+        <w:r>
+          <w:rPr>
+            <w:rStyle w:val="Hyperlink"/>
+          </w:rPr>
+          <w:t>doi: 10.3390/s22031271</w:t>
+        </w:r>
+      </w:hyperlink>
+      <w:r>
+        <w:t>.</w:t>
+      </w:r>
+    </w:p>
+    <w:p>
+      <w:pPr>
+        <w:jc w:val="both"/>
+      </w:pPr>
+      <w:r>
+        <w:t>[</w:t>
+      </w:r>
+      <w:r>
+        <w:t>8</w:t>
+      </w:r>
+      <w:r>
+        <w:t>]</w:t>
+      </w:r>
+      <w:r>
+        <w:t xml:space="preserve"> </w:t>
+      </w:r>
+      <w:r>
+        <w:t xml:space="preserve">P. P. Bokariya and D. Motwani, “Decentralization of Credential Verification System using Blockchain,” vol. 10, no. 11, pp. 113–117, Sept. 2021, </w:t>
+      </w:r>
+      <w:hyperlink r:id="rId7" w:tgtFrame="_blank" w:history="1">
+        <w:r>
+          <w:rPr>
+            <w:rStyle w:val="Hyperlink"/>
+          </w:rPr>
+          <w:t>doi: 10.35940/IJITEE.K9514.09101121</w:t>
+        </w:r>
+      </w:hyperlink>
+      <w:r>
+        <w:t>.</w:t>
+      </w:r>
+    </w:p>
+    <w:p>
+      <w:pPr>
+        <w:jc w:val="both"/>
+      </w:pPr>
+      <w:r>
+        <w:t>[</w:t>
+      </w:r>
+      <w:r>
+        <w:t>9</w:t>
+      </w:r>
+      <w:r>
+        <w:t>]</w:t>
+      </w:r>
+      <w:r>
+        <w:t xml:space="preserve"> </w:t>
+      </w:r>
+      <w:r>
+        <w:t xml:space="preserve">A. Rustemi, F. Dalipi, V. Atanasovski, and A. Risteski, “DIAR: a blockchain-based system for generation and verification of academic diplomas,” </w:t>
+      </w:r>
+      <w:r>
+        <w:rPr>
+          <w:i/>
+          <w:iCs/>
+        </w:rPr>
+        <w:t>Deleted Journal</w:t>
+      </w:r>
+      <w:r>
+        <w:t xml:space="preserve">, vol. 6, no. 6, May 2024, </w:t>
+      </w:r>
+      <w:hyperlink r:id="rId8" w:tgtFrame="_blank" w:history="1">
+        <w:r>
+          <w:rPr>
+            <w:rStyle w:val="Hyperlink"/>
+          </w:rPr>
+          <w:t>doi: 10.1007/s42452-024-05984-1</w:t>
+        </w:r>
+      </w:hyperlink>
+      <w:r>
+        <w:t>.</w:t>
+      </w:r>
+    </w:p>
+    <w:p>
+      <w:pPr>
+        <w:jc w:val="both"/>
+      </w:pPr>
+      <w:r>
+        <w:t>[</w:t>
+      </w:r>
+      <w:r>
+        <w:t>10</w:t>
+      </w:r>
+      <w:r>
+        <w:t>]</w:t>
+      </w:r>
+      <w:r>
+        <w:t xml:space="preserve"> </w:t>
+      </w:r>
+      <w:r>
+        <w:t xml:space="preserve">S. Alhabeeb, N. Alrusayni, R. Almutiri, S. Alhumud, and M. A. Al-Hagery, “Blockchain and machine learning in education: a literature review,” </w:t>
+      </w:r>
+      <w:r>
+        <w:rPr>
+          <w:i/>
+          <w:iCs/>
+        </w:rPr>
+        <w:t>IAES International Journal of Artificial Intelligence</w:t>
+      </w:r>
+      <w:r>
+        <w:t xml:space="preserve">, vol. 13, no. 1, pp. 581–581, Mar. 2024, </w:t>
+      </w:r>
+      <w:hyperlink r:id="rId9" w:tgtFrame="_blank" w:history="1">
+        <w:r>
+          <w:rPr>
+            <w:rStyle w:val="Hyperlink"/>
+          </w:rPr>
+          <w:t>doi: 10.11591/ijai.v13.i1.pp581-596</w:t>
+        </w:r>
+      </w:hyperlink>
+      <w:r>
+        <w:t>.</w:t>
+      </w:r>
+    </w:p>
+    <w:p>
+      <w:pPr>
+        <w:jc w:val="both"/>
+      </w:pPr>
+      <w:r>
+        <w:t>[</w:t>
+      </w:r>
+      <w:r>
+        <w:t>11</w:t>
+      </w:r>
+      <w:r>
+        <w:t>]</w:t>
+      </w:r>
+      <w:r>
+        <w:t xml:space="preserve"> </w:t>
+      </w:r>
+      <w:r>
+        <w:t xml:space="preserve">“Design, Implementation, and Evaluation of Blockchain-Based </w:t>
+      </w:r>
+      <w:proofErr w:type="gramStart"/>
+      <w:r>
+        <w:t>Trusted  Achievement</w:t>
+      </w:r>
+      <w:proofErr w:type="gramEnd"/>
+      <w:r>
+        <w:t xml:space="preserve"> Record System for Students in Higher Education,” Apr. 2022, </w:t>
+      </w:r>
+      <w:hyperlink r:id="rId10" w:tgtFrame="_blank" w:history="1">
+        <w:r>
+          <w:rPr>
+            <w:rStyle w:val="Hyperlink"/>
+          </w:rPr>
+          <w:t>doi: 10.48550/arxiv.2204.12547</w:t>
+        </w:r>
+      </w:hyperlink>
+      <w:r>
+        <w:t>.</w:t>
+      </w:r>
+    </w:p>
+    <w:p>
+      <w:pPr>
+        <w:jc w:val="both"/>
+      </w:pPr>
+      <w:r>
+        <w:t>[</w:t>
+      </w:r>
+      <w:r>
+        <w:t>12</w:t>
+      </w:r>
+      <w:r>
+        <w:t>]</w:t>
+      </w:r>
+      <w:r>
+        <w:t xml:space="preserve"> </w:t>
+      </w:r>
+      <w:r>
+        <w:t xml:space="preserve">E. Leka and B. Selimi, “Development and Evaluation of Blockchain based Secure Application for Verification and Validation of Academic Certificates,” vol. 5, no. 2, pp. 22–36, Apr. 2021, </w:t>
+      </w:r>
+      <w:hyperlink r:id="rId11" w:tgtFrame="_blank" w:history="1">
+        <w:r>
+          <w:rPr>
+            <w:rStyle w:val="Hyperlink"/>
+          </w:rPr>
+          <w:t>doi: 10.33166/AETIC.2021.02.003</w:t>
+        </w:r>
+      </w:hyperlink>
+      <w:r>
+        <w:t>.</w:t>
+      </w:r>
+    </w:p>
+    <w:p>
+      <w:pPr>
+        <w:jc w:val="both"/>
+      </w:pPr>
+      <w:r>
+        <w:t>[</w:t>
+      </w:r>
+      <w:r>
+        <w:t>13</w:t>
+      </w:r>
+      <w:r>
+        <w:t>]</w:t>
+      </w:r>
+      <w:r>
+        <w:t xml:space="preserve"> </w:t>
+      </w:r>
+      <w:r>
+        <w:t xml:space="preserve">G. Maulani, Gunawan, Leli, E. A. Nabila, and W. Y. Sari, “Digital Certificate Authority with Blockchain Cybersecurity in Education”, </w:t>
+      </w:r>
+      <w:hyperlink r:id="rId12" w:tgtFrame="_blank" w:history="1">
+        <w:r>
+          <w:rPr>
+            <w:rStyle w:val="Hyperlink"/>
+          </w:rPr>
+          <w:t>doi: 10.34306/</w:t>
+        </w:r>
+        <w:proofErr w:type="gramStart"/>
+        <w:r>
+          <w:rPr>
+            <w:rStyle w:val="Hyperlink"/>
+          </w:rPr>
+          <w:t>ijcitsm.v</w:t>
+        </w:r>
+        <w:proofErr w:type="gramEnd"/>
+        <w:r>
+          <w:rPr>
+            <w:rStyle w:val="Hyperlink"/>
+          </w:rPr>
+          <w:t>1i1.40</w:t>
+        </w:r>
+      </w:hyperlink>
+      <w:r>
+        <w:t>.</w:t>
+      </w:r>
+    </w:p>
+    <w:p>
+      <w:pPr>
+        <w:jc w:val="both"/>
+      </w:pPr>
+      <w:r>
+        <w:t>[1</w:t>
+      </w:r>
+      <w:r>
+        <w:t>4</w:t>
+      </w:r>
+      <w:r>
+        <w:t>]</w:t>
+      </w:r>
+      <w:r>
+        <w:t xml:space="preserve"> </w:t>
+      </w:r>
+      <w:r>
+        <w:t xml:space="preserve">M. Fartitchou, I. Lamaakal, K. E. Makkaoui, Z. E. Allali, and Y. Maleh, “BlockMEDC: Blockchain Smart Contracts for Securing Moroccan Higher  Education Digital Certificates,” Oct. 2024, </w:t>
+      </w:r>
+      <w:hyperlink r:id="rId13" w:tgtFrame="_blank" w:history="1">
+        <w:r>
+          <w:rPr>
+            <w:rStyle w:val="Hyperlink"/>
+          </w:rPr>
+          <w:t>doi: 10.48550/arxiv.2410.07258</w:t>
+        </w:r>
+      </w:hyperlink>
+      <w:r>
+        <w:t>.</w:t>
+      </w:r>
+    </w:p>
+    <w:p>
+      <w:pPr>
+        <w:jc w:val="both"/>
+      </w:pPr>
+    </w:p>
+    <w:p>
+      <w:pPr>
         <w:pStyle w:val="Heading2"/>
       </w:pPr>
       <w:r>
-        <w:t>6.3 Lampiran dan Paket Berkas Akhir</w:t>
+        <w:t>6.3 Lampiran dan Paket Berkas Akhi</w:t>
+      </w:r>
+      <w:r>
+        <w:t>r</w:t>
       </w:r>
     </w:p>
     <w:p>
@@ -5841,7 +6462,10 @@
         <w:jc w:val="both"/>
       </w:pPr>
       <w:r>
-        <w:t>2. Laporan_UAS_Blockchain.docx / .pdf: File laporan lengkap sesuai template resmi pada docs/LAPORAN_UAS_BLOCKCHAIN.md dan docs/Laporan_UAS_Blockchain.docx.</w:t>
+        <w:t xml:space="preserve">2. Laporan_UAS_Blockchain.docx / .pdf: File laporan lengkap sesuai template resmi pada </w:t>
+      </w:r>
+      <w:r>
+        <w:t>docs/LAPORAN_UAS_BLOCKCHAIN.md dan docs/Laporan_UAS_Blockchain.docx.</w:t>
       </w:r>
     </w:p>
     <w:p>
@@ -5857,7 +6481,15 @@
         <w:jc w:val="both"/>
       </w:pPr>
       <w:r>
-        <w:t>4. Folder Test &amp; Coverage: test/AcademicCredential.test.js (39 unit test passing 100%).</w:t>
+        <w:t>4. Folder Test &amp; Coverage: test/AcademicCredential.test.js (</w:t>
+      </w:r>
+      <w:proofErr w:type="gramStart"/>
+      <w:r>
+        <w:t>39 unit</w:t>
+      </w:r>
+      <w:proofErr w:type="gramEnd"/>
+      <w:r>
+        <w:t xml:space="preserve"> test passing 100%).</w:t>
       </w:r>
     </w:p>
     <w:p>
@@ -5865,7 +6497,10 @@
         <w:jc w:val="both"/>
       </w:pPr>
       <w:r>
-        <w:t>5. Deployment_Record: docs/DEPLOYMENT_RECORD.md (Kontrak 0x5FbDB2... Blok 1).</w:t>
+        <w:t>5. Dep</w:t>
+      </w:r>
+      <w:r>
+        <w:t>loyment_Record: docs/DEPLOYMENT_RECORD.md (Kontrak 0x5FbDB2... Blok 1).</w:t>
       </w:r>
     </w:p>
     <w:p>
@@ -5873,6 +6508,7 @@
         <w:jc w:val="both"/>
       </w:pPr>
       <w:r>
+        <w:lastRenderedPageBreak/>
         <w:t>6. Security_Audit.pdf: Dokumen hasil audit keamanan lengkap pada docs/SECURITY_AUDIT.md.</w:t>
       </w:r>
     </w:p>
@@ -5881,7 +6517,6 @@
         <w:jc w:val="both"/>
       </w:pPr>
       <w:r>
-        <w:lastRenderedPageBreak/>
         <w:t>7. Architecture_Diagram: Diagram vektor arsitektur sistem pada docs/architecture-diagram.svg.</w:t>
       </w:r>
     </w:p>
@@ -5890,7 +6525,10 @@
         <w:jc w:val="both"/>
       </w:pPr>
       <w:r>
-        <w:t>8. Slide Presentasi: Berkas presentasi 10 slide resmi format PowerPoint pada docs/Presentasi_UAS_Blockchain.pptx.</w:t>
+        <w:t>8</w:t>
+      </w:r>
+      <w:r>
+        <w:t>. Slide Presentasi: Berkas presentasi 10 slide resmi format PowerPoint pada docs/Presentasi_UAS_Blockchain.pptx.</w:t>
       </w:r>
     </w:p>
     <w:p>
@@ -5906,7 +6544,10 @@
         <w:jc w:val="both"/>
       </w:pPr>
       <w:r>
-        <w:t>10. Riwayat Commit Terverifikasi: Riwayat commit Git per anggota yang tercatat pada GitHub.</w:t>
+        <w:t>10. Riwayat Commit Terverifikasi: Riwayat com</w:t>
+      </w:r>
+      <w:r>
+        <w:t>mit Git per anggota yang tercatat pada GitHub.</w:t>
       </w:r>
     </w:p>
     <w:sectPr>
@@ -5920,7 +6561,7 @@
 </file>
 
 <file path=word/numbering.xml><?xml version="1.0" encoding="utf-8"?>
-<w:numbering xmlns:wpc="http://schemas.microsoft.com/office/word/2010/wordprocessingCanvas" xmlns:cx="http://schemas.microsoft.com/office/drawing/2014/chartex" xmlns:cx1="http://schemas.microsoft.com/office/drawing/2015/9/8/chartex" xmlns:cx2="http://schemas.microsoft.com/office/drawing/2015/10/21/chartex" xmlns:cx3="http://schemas.microsoft.com/office/drawing/2016/5/9/chartex" xmlns:cx4="http://schemas.microsoft.com/office/drawing/2016/5/10/chartex" xmlns:cx5="http://schemas.microsoft.com/office/drawing/2016/5/11/chartex" xmlns:cx6="http://schemas.microsoft.com/office/drawing/2016/5/12/chartex" xmlns:cx7="http://schemas.microsoft.com/office/drawing/2016/5/13/chartex" xmlns:cx8="http://schemas.microsoft.com/office/drawing/2016/5/14/chartex" xmlns:mc="http://schemas.openxmlformats.org/markup-compatibility/2006" xmlns:aink="http://schemas.microsoft.com/office/drawing/2016/ink" xmlns:am3d="http://schemas.microsoft.com/office/drawing/2017/model3d" xmlns:o="urn:schemas-microsoft-com:office:office" xmlns:oel="http://schemas.microsoft.com/office/2019/extlst" xmlns:r="http://schemas.openxmlformats.org/officeDocument/2006/relationships" xmlns:m="http://schemas.openxmlformats.org/officeDocument/2006/math" xmlns:v="urn:schemas-microsoft-com:vml" xmlns:wp14="http://schemas.microsoft.com/office/word/2010/wordprocessingDrawing" xmlns:wp="http://schemas.openxmlformats.org/drawingml/2006/wordprocessingDrawing" xmlns:w10="urn:schemas-microsoft-com:office:word" xmlns:w="http://schemas.openxmlformats.org/wordprocessingml/2006/main" xmlns:w14="http://schemas.microsoft.com/office/word/2010/wordml" xmlns:w15="http://schemas.microsoft.com/office/word/2012/wordml" xmlns:w16cei="http://schemas.microsoft.com/office/word/2026/wordml/cei" xmlns:w16cex="http://schemas.microsoft.com/office/word/2018/wordml/cex" xmlns:w16cid="http://schemas.microsoft.com/office/word/2016/wordml/cid" xmlns:w16="http://schemas.microsoft.com/office/word/2018/wordml" xmlns:w16du="http://schemas.microsoft.com/office/word/2023/wordml/word16du" xmlns:w16sdtdh="http://schemas.microsoft.com/office/word/2020/wordml/sdtdatahash" xmlns:w16sdtfl="http://schemas.microsoft.com/office/word/2024/wordml/sdtformatlock" xmlns:w16se="http://schemas.microsoft.com/office/word/2015/wordml/symex" xmlns:wpg="http://schemas.microsoft.com/office/word/2010/wordprocessingGroup" xmlns:wpi="http://schemas.microsoft.com/office/word/2010/wordprocessingInk" xmlns:wne="http://schemas.microsoft.com/office/word/2006/wordml" xmlns:wps="http://schemas.microsoft.com/office/word/2010/wordprocessingShape" mc:Ignorable="w14 w15 w16se w16cid w16 w16cex w16sdtdh w16sdtfl w16du wp14">
+<w:numbering xmlns:wpc="http://schemas.microsoft.com/office/word/2010/wordprocessingCanvas" xmlns:cx="http://schemas.microsoft.com/office/drawing/2014/chartex" xmlns:cx1="http://schemas.microsoft.com/office/drawing/2015/9/8/chartex" xmlns:cx2="http://schemas.microsoft.com/office/drawing/2015/10/21/chartex" xmlns:cx3="http://schemas.microsoft.com/office/drawing/2016/5/9/chartex" xmlns:cx4="http://schemas.microsoft.com/office/drawing/2016/5/10/chartex" xmlns:cx5="http://schemas.microsoft.com/office/drawing/2016/5/11/chartex" xmlns:cx6="http://schemas.microsoft.com/office/drawing/2016/5/12/chartex" xmlns:cx7="http://schemas.microsoft.com/office/drawing/2016/5/13/chartex" xmlns:cx8="http://schemas.microsoft.com/office/drawing/2016/5/14/chartex" xmlns:mc="http://schemas.openxmlformats.org/markup-compatibility/2006" xmlns:aink="http://schemas.microsoft.com/office/drawing/2016/ink" xmlns:am3d="http://schemas.microsoft.com/office/drawing/2017/model3d" xmlns:o="urn:schemas-microsoft-com:office:office" xmlns:r="http://schemas.openxmlformats.org/officeDocument/2006/relationships" xmlns:m="http://schemas.openxmlformats.org/officeDocument/2006/math" xmlns:v="urn:schemas-microsoft-com:vml" xmlns:wp14="http://schemas.microsoft.com/office/word/2010/wordprocessingDrawing" xmlns:wp="http://schemas.openxmlformats.org/drawingml/2006/wordprocessingDrawing" xmlns:w10="urn:schemas-microsoft-com:office:word" xmlns:w="http://schemas.openxmlformats.org/wordprocessingml/2006/main" xmlns:w14="http://schemas.microsoft.com/office/word/2010/wordml" xmlns:w15="http://schemas.microsoft.com/office/word/2012/wordml" xmlns:w16cid="http://schemas.microsoft.com/office/word/2016/wordml/cid" xmlns:w16se="http://schemas.microsoft.com/office/word/2015/wordml/symex" xmlns:wpg="http://schemas.microsoft.com/office/word/2010/wordprocessingGroup" xmlns:wpi="http://schemas.microsoft.com/office/word/2010/wordprocessingInk" xmlns:wne="http://schemas.microsoft.com/office/word/2006/wordml" xmlns:wps="http://schemas.microsoft.com/office/word/2010/wordprocessingShape" mc:Ignorable="w14 w15 w16se w16cid wp14">
   <w:abstractNum w:abstractNumId="0" w15:restartNumberingAfterBreak="0">
     <w:nsid w:val="FFFFFF7C"/>
     <w:multiLevelType w:val="singleLevel"/>
@@ -6092,38 +6733,38 @@
       </w:rPr>
     </w:lvl>
   </w:abstractNum>
-  <w:num w:numId="1" w16cid:durableId="1749577392">
+  <w:num w:numId="1">
     <w:abstractNumId w:val="8"/>
   </w:num>
-  <w:num w:numId="2" w16cid:durableId="58209755">
+  <w:num w:numId="2">
     <w:abstractNumId w:val="6"/>
   </w:num>
-  <w:num w:numId="3" w16cid:durableId="218978434">
+  <w:num w:numId="3">
     <w:abstractNumId w:val="5"/>
   </w:num>
-  <w:num w:numId="4" w16cid:durableId="1693070365">
+  <w:num w:numId="4">
     <w:abstractNumId w:val="4"/>
   </w:num>
-  <w:num w:numId="5" w16cid:durableId="1298877432">
+  <w:num w:numId="5">
     <w:abstractNumId w:val="7"/>
   </w:num>
-  <w:num w:numId="6" w16cid:durableId="201482762">
+  <w:num w:numId="6">
     <w:abstractNumId w:val="3"/>
   </w:num>
-  <w:num w:numId="7" w16cid:durableId="2133357911">
+  <w:num w:numId="7">
     <w:abstractNumId w:val="2"/>
   </w:num>
-  <w:num w:numId="8" w16cid:durableId="1057165848">
+  <w:num w:numId="8">
     <w:abstractNumId w:val="1"/>
   </w:num>
-  <w:num w:numId="9" w16cid:durableId="1157066151">
+  <w:num w:numId="9">
     <w:abstractNumId w:val="0"/>
   </w:num>
 </w:numbering>
 </file>
 
 <file path=word/styles.xml><?xml version="1.0" encoding="utf-8"?>
-<w:styles xmlns:mc="http://schemas.openxmlformats.org/markup-compatibility/2006" xmlns:r="http://schemas.openxmlformats.org/officeDocument/2006/relationships" xmlns:w="http://schemas.openxmlformats.org/wordprocessingml/2006/main" xmlns:w14="http://schemas.microsoft.com/office/word/2010/wordml" xmlns:w15="http://schemas.microsoft.com/office/word/2012/wordml" xmlns:w16cex="http://schemas.microsoft.com/office/word/2018/wordml/cex" xmlns:w16cid="http://schemas.microsoft.com/office/word/2016/wordml/cid" xmlns:w16="http://schemas.microsoft.com/office/word/2018/wordml" xmlns:w16du="http://schemas.microsoft.com/office/word/2023/wordml/word16du" xmlns:w16sdtdh="http://schemas.microsoft.com/office/word/2020/wordml/sdtdatahash" xmlns:w16sdtfl="http://schemas.microsoft.com/office/word/2024/wordml/sdtformatlock" xmlns:w16se="http://schemas.microsoft.com/office/word/2015/wordml/symex" mc:Ignorable="w14 w15 w16se w16cid w16 w16cex w16sdtdh w16sdtfl w16du">
+<w:styles xmlns:mc="http://schemas.openxmlformats.org/markup-compatibility/2006" xmlns:r="http://schemas.openxmlformats.org/officeDocument/2006/relationships" xmlns:w="http://schemas.openxmlformats.org/wordprocessingml/2006/main" xmlns:w14="http://schemas.microsoft.com/office/word/2010/wordml" xmlns:w15="http://schemas.microsoft.com/office/word/2012/wordml" xmlns:w16cid="http://schemas.microsoft.com/office/word/2016/wordml/cid" xmlns:w16se="http://schemas.microsoft.com/office/word/2015/wordml/symex" mc:Ignorable="w14 w15 w16se w16cid">
   <w:docDefaults>
     <w:rPrDefault>
       <w:rPr>
@@ -6139,7 +6780,7 @@
       </w:pPr>
     </w:pPrDefault>
   </w:docDefaults>
-  <w:latentStyles w:defLockedState="0" w:defUIPriority="99" w:defSemiHidden="0" w:defUnhideWhenUsed="0" w:defQFormat="0" w:count="376">
+  <w:latentStyles w:defLockedState="0" w:defUIPriority="99" w:defSemiHidden="0" w:defUnhideWhenUsed="0" w:defQFormat="0" w:count="375">
     <w:lsdException w:name="Normal" w:uiPriority="0" w:qFormat="1"/>
     <w:lsdException w:name="heading 1" w:uiPriority="9" w:qFormat="1"/>
     <w:lsdException w:name="heading 2" w:semiHidden="1" w:uiPriority="9" w:unhideWhenUsed="1" w:qFormat="1"/>
@@ -6506,7 +7147,6 @@
     <w:lsdException w:name="Smart Hyperlink" w:semiHidden="1" w:unhideWhenUsed="1"/>
     <w:lsdException w:name="Hashtag" w:semiHidden="1" w:unhideWhenUsed="1"/>
     <w:lsdException w:name="Unresolved Mention" w:semiHidden="1" w:unhideWhenUsed="1"/>
-    <w:lsdException w:name="Smart Link" w:semiHidden="1" w:unhideWhenUsed="1"/>
   </w:latentStyles>
   <w:style w:type="paragraph" w:default="1" w:styleId="Normal">
     <w:name w:val="Normal"/>
@@ -6730,7 +7370,6 @@
   <w:style w:type="character" w:default="1" w:styleId="DefaultParagraphFont">
     <w:name w:val="Default Paragraph Font"/>
     <w:uiPriority w:val="1"/>
-    <w:semiHidden/>
     <w:unhideWhenUsed/>
   </w:style>
   <w:style w:type="table" w:default="1" w:styleId="TableNormal">
@@ -17507,6 +18146,29 @@
       </w:tcPr>
     </w:tblStylePr>
   </w:style>
+  <w:style w:type="character" w:styleId="Hyperlink">
+    <w:name w:val="Hyperlink"/>
+    <w:basedOn w:val="DefaultParagraphFont"/>
+    <w:uiPriority w:val="99"/>
+    <w:unhideWhenUsed/>
+    <w:rsid w:val="00733AD7"/>
+    <w:rPr>
+      <w:color w:val="0000FF" w:themeColor="hyperlink"/>
+      <w:u w:val="single"/>
+    </w:rPr>
+  </w:style>
+  <w:style w:type="character" w:styleId="UnresolvedMention">
+    <w:name w:val="Unresolved Mention"/>
+    <w:basedOn w:val="DefaultParagraphFont"/>
+    <w:uiPriority w:val="99"/>
+    <w:semiHidden/>
+    <w:unhideWhenUsed/>
+    <w:rsid w:val="00733AD7"/>
+    <w:rPr>
+      <w:color w:val="605E5C"/>
+      <w:shd w:val="clear" w:color="auto" w:fill="E1DFDD"/>
+    </w:rPr>
+  </w:style>
 </w:styles>
 </file>
 
@@ -17835,7 +18497,7 @@
 </file>
 
 <file path=customXml/itemProps1.xml><?xml version="1.0" encoding="utf-8"?>
-<ds:datastoreItem xmlns:ds="http://schemas.openxmlformats.org/officeDocument/2006/customXml" ds:itemID="{EF278816-EC6F-A645-907D-7F25AECB1D4A}">
+<ds:datastoreItem xmlns:ds="http://schemas.openxmlformats.org/officeDocument/2006/customXml" ds:itemID="{72C4155F-63C5-4220-8FA1-BFB11BE8BAB0}">
   <ds:schemaRefs>
     <ds:schemaRef ds:uri="http://schemas.openxmlformats.org/officeDocument/2006/bibliography"/>
   </ds:schemaRefs>

--- a/docs/Laporan_UAS_Blockchain.docx
+++ b/docs/Laporan_UAS_Blockchain.docx
@@ -8,27 +8,7 @@
         <w:jc w:val="center"/>
       </w:pPr>
       <w:r>
-        <w:rPr>
-          <w:b/>
-          <w:sz w:val="24"/>
-        </w:rPr>
-        <w:t>UNIVERSITAS SILIWANGI</w:t>
-      </w:r>
-      <w:r>
-        <w:rPr>
-          <w:b/>
-          <w:sz w:val="24"/>
-        </w:rPr>
-        <w:br/>
-        <w:t>FAKULTAS TEKNIK</w:t>
-      </w:r>
-      <w:r>
-        <w:rPr>
-          <w:b/>
-          <w:sz w:val="24"/>
-        </w:rPr>
-        <w:br/>
-        <w:t>PROGRAM STUDI INFORMATIKA</w:t>
+        <w:t>UNIVERSITAS SILIWANGI FAKULTAS TEKNIK PROGRAM STUDI INFORMATIKA</w:t>
       </w:r>
     </w:p>
     <w:p>
@@ -6130,40 +6110,7 @@
         <w:jc w:val="both"/>
       </w:pPr>
       <w:r>
-        <w:t>[</w:t>
-      </w:r>
-      <w:r>
-        <w:t>7</w:t>
-      </w:r>
-      <w:r>
-        <w:t>]</w:t>
-      </w:r>
-      <w:r>
-        <w:t xml:space="preserve"> </w:t>
-      </w:r>
-      <w:r>
-        <w:t xml:space="preserve">M. M. Merlec, Md. M. Islam, Y. K. Lee, and H. P. In, “A Consortium Blockchain-Based Secure and Trusted Electronic Portfolio Management Scheme,” </w:t>
-      </w:r>
-      <w:r>
-        <w:rPr>
-          <w:i/>
-          <w:iCs/>
-        </w:rPr>
-        <w:t>Sensors</w:t>
-      </w:r>
-      <w:r>
-        <w:t xml:space="preserve">, vol. 22, no. 3, pp. 1271–1271, Feb. 2022, </w:t>
-      </w:r>
-      <w:hyperlink r:id="rId6" w:tgtFrame="_blank" w:history="1">
-        <w:r>
-          <w:rPr>
-            <w:rStyle w:val="Hyperlink"/>
-          </w:rPr>
-          <w:t>doi: 10.3390/s22031271</w:t>
-        </w:r>
-      </w:hyperlink>
-      <w:r>
-        <w:t>.</w:t>
+        <w:t>[7] M. M. Merlec, Md. M. Islam, Y. K. Lee, and H. P. In, "A Consortium Blockchain-Based Secure and Trusted Electronic Portfolio Management Scheme," Sensors, vol. 22, no. 3, pp. 1271-1271, Feb. 2022, doi: 10.3390/s22031271.</w:t>
       </w:r>
     </w:p>
     <w:p>
@@ -6171,30 +6118,7 @@
         <w:jc w:val="both"/>
       </w:pPr>
       <w:r>
-        <w:t>[</w:t>
-      </w:r>
-      <w:r>
-        <w:t>8</w:t>
-      </w:r>
-      <w:r>
-        <w:t>]</w:t>
-      </w:r>
-      <w:r>
-        <w:t xml:space="preserve"> </w:t>
-      </w:r>
-      <w:r>
-        <w:t xml:space="preserve">P. P. Bokariya and D. Motwani, “Decentralization of Credential Verification System using Blockchain,” vol. 10, no. 11, pp. 113–117, Sept. 2021, </w:t>
-      </w:r>
-      <w:hyperlink r:id="rId7" w:tgtFrame="_blank" w:history="1">
-        <w:r>
-          <w:rPr>
-            <w:rStyle w:val="Hyperlink"/>
-          </w:rPr>
-          <w:t>doi: 10.35940/IJITEE.K9514.09101121</w:t>
-        </w:r>
-      </w:hyperlink>
-      <w:r>
-        <w:t>.</w:t>
+        <w:t>[8] P. P. Bokariya and D. Motwani, "Decentralization of Credential Verification System using Blockchain," vol. 10, no. 11, pp. 113-117, Sept. 2021, doi: 10.35940/IJITEE.K9514.09101121.</w:t>
       </w:r>
     </w:p>
     <w:p>
@@ -6202,40 +6126,7 @@
         <w:jc w:val="both"/>
       </w:pPr>
       <w:r>
-        <w:t>[</w:t>
-      </w:r>
-      <w:r>
-        <w:t>9</w:t>
-      </w:r>
-      <w:r>
-        <w:t>]</w:t>
-      </w:r>
-      <w:r>
-        <w:t xml:space="preserve"> </w:t>
-      </w:r>
-      <w:r>
-        <w:t xml:space="preserve">A. Rustemi, F. Dalipi, V. Atanasovski, and A. Risteski, “DIAR: a blockchain-based system for generation and verification of academic diplomas,” </w:t>
-      </w:r>
-      <w:r>
-        <w:rPr>
-          <w:i/>
-          <w:iCs/>
-        </w:rPr>
-        <w:t>Deleted Journal</w:t>
-      </w:r>
-      <w:r>
-        <w:t xml:space="preserve">, vol. 6, no. 6, May 2024, </w:t>
-      </w:r>
-      <w:hyperlink r:id="rId8" w:tgtFrame="_blank" w:history="1">
-        <w:r>
-          <w:rPr>
-            <w:rStyle w:val="Hyperlink"/>
-          </w:rPr>
-          <w:t>doi: 10.1007/s42452-024-05984-1</w:t>
-        </w:r>
-      </w:hyperlink>
-      <w:r>
-        <w:t>.</w:t>
+        <w:t>[9] A. Rustemi, F. Dalipi, V. Atanasovski, and A. Risteski, "DIAR: a blockchain-based system for generation and verification of academic diplomas," Deleted Journal, vol. 6, no. 6, May 2024, doi: 10.1007/s42452-024-05984-1.</w:t>
       </w:r>
     </w:p>
     <w:p>
@@ -6243,40 +6134,7 @@
         <w:jc w:val="both"/>
       </w:pPr>
       <w:r>
-        <w:t>[</w:t>
-      </w:r>
-      <w:r>
-        <w:t>10</w:t>
-      </w:r>
-      <w:r>
-        <w:t>]</w:t>
-      </w:r>
-      <w:r>
-        <w:t xml:space="preserve"> </w:t>
-      </w:r>
-      <w:r>
-        <w:t xml:space="preserve">S. Alhabeeb, N. Alrusayni, R. Almutiri, S. Alhumud, and M. A. Al-Hagery, “Blockchain and machine learning in education: a literature review,” </w:t>
-      </w:r>
-      <w:r>
-        <w:rPr>
-          <w:i/>
-          <w:iCs/>
-        </w:rPr>
-        <w:t>IAES International Journal of Artificial Intelligence</w:t>
-      </w:r>
-      <w:r>
-        <w:t xml:space="preserve">, vol. 13, no. 1, pp. 581–581, Mar. 2024, </w:t>
-      </w:r>
-      <w:hyperlink r:id="rId9" w:tgtFrame="_blank" w:history="1">
-        <w:r>
-          <w:rPr>
-            <w:rStyle w:val="Hyperlink"/>
-          </w:rPr>
-          <w:t>doi: 10.11591/ijai.v13.i1.pp581-596</w:t>
-        </w:r>
-      </w:hyperlink>
-      <w:r>
-        <w:t>.</w:t>
+        <w:t>[10] S. Alhabeeb, N. Alrusayni, R. Almutiri, S. Alhumud, and M. A. Al-Hagery, "Blockchain and machine learning in education: a literature review," IAES International Journal of Artificial Intelligence, vol. 13, no. 1, pp. 581-581, Mar. 2024, doi: 10.11591/ijai.v13.i1.pp581-596.</w:t>
       </w:r>
     </w:p>
     <w:p>
@@ -6284,38 +6142,7 @@
         <w:jc w:val="both"/>
       </w:pPr>
       <w:r>
-        <w:t>[</w:t>
-      </w:r>
-      <w:r>
-        <w:t>11</w:t>
-      </w:r>
-      <w:r>
-        <w:t>]</w:t>
-      </w:r>
-      <w:r>
-        <w:t xml:space="preserve"> </w:t>
-      </w:r>
-      <w:r>
-        <w:t xml:space="preserve">“Design, Implementation, and Evaluation of Blockchain-Based </w:t>
-      </w:r>
-      <w:proofErr w:type="gramStart"/>
-      <w:r>
-        <w:t>Trusted  Achievement</w:t>
-      </w:r>
-      <w:proofErr w:type="gramEnd"/>
-      <w:r>
-        <w:t xml:space="preserve"> Record System for Students in Higher Education,” Apr. 2022, </w:t>
-      </w:r>
-      <w:hyperlink r:id="rId10" w:tgtFrame="_blank" w:history="1">
-        <w:r>
-          <w:rPr>
-            <w:rStyle w:val="Hyperlink"/>
-          </w:rPr>
-          <w:t>doi: 10.48550/arxiv.2204.12547</w:t>
-        </w:r>
-      </w:hyperlink>
-      <w:r>
-        <w:t>.</w:t>
+        <w:t>[11] "Design, Implementation, and Evaluation of Blockchain-Based Trusted Achievement Record System for Students in Higher Education," Apr. 2022, doi: 10.48550/arxiv.2204.12547.</w:t>
       </w:r>
     </w:p>
     <w:p>
@@ -6323,30 +6150,7 @@
         <w:jc w:val="both"/>
       </w:pPr>
       <w:r>
-        <w:t>[</w:t>
-      </w:r>
-      <w:r>
-        <w:t>12</w:t>
-      </w:r>
-      <w:r>
-        <w:t>]</w:t>
-      </w:r>
-      <w:r>
-        <w:t xml:space="preserve"> </w:t>
-      </w:r>
-      <w:r>
-        <w:t xml:space="preserve">E. Leka and B. Selimi, “Development and Evaluation of Blockchain based Secure Application for Verification and Validation of Academic Certificates,” vol. 5, no. 2, pp. 22–36, Apr. 2021, </w:t>
-      </w:r>
-      <w:hyperlink r:id="rId11" w:tgtFrame="_blank" w:history="1">
-        <w:r>
-          <w:rPr>
-            <w:rStyle w:val="Hyperlink"/>
-          </w:rPr>
-          <w:t>doi: 10.33166/AETIC.2021.02.003</w:t>
-        </w:r>
-      </w:hyperlink>
-      <w:r>
-        <w:t>.</w:t>
+        <w:t>[12] E. Leka and B. Selimi, "Development and Evaluation of Blockchain based Secure Application for Verification and Validation of Academic Certificates," vol. 5, no. 2, pp. 22-36, Apr. 2021, doi: 10.33166/AETIC.2021.02.003.</w:t>
       </w:r>
     </w:p>
     <w:p>
@@ -6354,44 +6158,7 @@
         <w:jc w:val="both"/>
       </w:pPr>
       <w:r>
-        <w:t>[</w:t>
-      </w:r>
-      <w:r>
-        <w:t>13</w:t>
-      </w:r>
-      <w:r>
-        <w:t>]</w:t>
-      </w:r>
-      <w:r>
-        <w:t xml:space="preserve"> </w:t>
-      </w:r>
-      <w:r>
-        <w:t xml:space="preserve">G. Maulani, Gunawan, Leli, E. A. Nabila, and W. Y. Sari, “Digital Certificate Authority with Blockchain Cybersecurity in Education”, </w:t>
-      </w:r>
-      <w:hyperlink r:id="rId12" w:tgtFrame="_blank" w:history="1">
-        <w:r>
-          <w:rPr>
-            <w:rStyle w:val="Hyperlink"/>
-          </w:rPr>
-          <w:t>doi: 10.34306/</w:t>
-        </w:r>
-        <w:proofErr w:type="gramStart"/>
-        <w:r>
-          <w:rPr>
-            <w:rStyle w:val="Hyperlink"/>
-          </w:rPr>
-          <w:t>ijcitsm.v</w:t>
-        </w:r>
-        <w:proofErr w:type="gramEnd"/>
-        <w:r>
-          <w:rPr>
-            <w:rStyle w:val="Hyperlink"/>
-          </w:rPr>
-          <w:t>1i1.40</w:t>
-        </w:r>
-      </w:hyperlink>
-      <w:r>
-        <w:t>.</w:t>
+        <w:t>[13] G. Maulani, Gunawan, Leli, E. A. Nabila, and W. Y. Sari, "Digital Certificate Authority with Blockchain Cybersecurity in Education", doi: 10.34306/ijcitsm.v1i1.40.</w:t>
       </w:r>
     </w:p>
     <w:p>
@@ -6399,30 +6166,7 @@
         <w:jc w:val="both"/>
       </w:pPr>
       <w:r>
-        <w:t>[1</w:t>
-      </w:r>
-      <w:r>
-        <w:t>4</w:t>
-      </w:r>
-      <w:r>
-        <w:t>]</w:t>
-      </w:r>
-      <w:r>
-        <w:t xml:space="preserve"> </w:t>
-      </w:r>
-      <w:r>
-        <w:t xml:space="preserve">M. Fartitchou, I. Lamaakal, K. E. Makkaoui, Z. E. Allali, and Y. Maleh, “BlockMEDC: Blockchain Smart Contracts for Securing Moroccan Higher  Education Digital Certificates,” Oct. 2024, </w:t>
-      </w:r>
-      <w:hyperlink r:id="rId13" w:tgtFrame="_blank" w:history="1">
-        <w:r>
-          <w:rPr>
-            <w:rStyle w:val="Hyperlink"/>
-          </w:rPr>
-          <w:t>doi: 10.48550/arxiv.2410.07258</w:t>
-        </w:r>
-      </w:hyperlink>
-      <w:r>
-        <w:t>.</w:t>
+        <w:t>[14] M. Fartitchou, I. Lamaakal, K. E. Makkaoui, Z. E. Allali, and Y. Maleh, "BlockMEDC: Blockchain Smart Contracts for Securing Moroccan Higher Education Digital Certificates," Oct. 2024, doi: 10.48550/arxiv.2410.07258.</w:t>
       </w:r>
     </w:p>
     <w:p>
